--- a/Статья 2026.docx
+++ b/Статья 2026.docx
@@ -400,73 +400,7 @@
           <w:sz w:val="28"/>
           <w:szCs w:val="28"/>
         </w:rPr>
-        <w:t xml:space="preserve">Калибровка метода </w:t>
-      </w:r>
-      <w:proofErr w:type="spellStart"/>
-      <w:r>
-        <w:rPr>
-          <w:rFonts w:ascii="Times New Roman" w:eastAsia="Calibri" w:hAnsi="Times New Roman" w:cs="Times New Roman"/>
-          <w:b/>
-          <w:bCs/>
-          <w:sz w:val="28"/>
-          <w:szCs w:val="28"/>
-        </w:rPr>
-        <w:t>Input</w:t>
-      </w:r>
-      <w:proofErr w:type="spellEnd"/>
-      <w:r>
-        <w:rPr>
-          <w:rFonts w:ascii="Times New Roman" w:eastAsia="Calibri" w:hAnsi="Times New Roman" w:cs="Times New Roman"/>
-          <w:b/>
-          <w:bCs/>
-          <w:sz w:val="28"/>
-          <w:szCs w:val="28"/>
-        </w:rPr>
-        <w:t xml:space="preserve"> </w:t>
-      </w:r>
-      <w:proofErr w:type="spellStart"/>
-      <w:r>
-        <w:rPr>
-          <w:rFonts w:ascii="Times New Roman" w:eastAsia="Calibri" w:hAnsi="Times New Roman" w:cs="Times New Roman"/>
-          <w:b/>
-          <w:bCs/>
-          <w:sz w:val="28"/>
-          <w:szCs w:val="28"/>
-        </w:rPr>
-        <w:t>Shaper</w:t>
-      </w:r>
-      <w:proofErr w:type="spellEnd"/>
-      <w:r>
-        <w:rPr>
-          <w:rFonts w:ascii="Times New Roman" w:eastAsia="Calibri" w:hAnsi="Times New Roman" w:cs="Times New Roman"/>
-          <w:b/>
-          <w:bCs/>
-          <w:sz w:val="28"/>
-          <w:szCs w:val="28"/>
-        </w:rPr>
-        <w:t xml:space="preserve"> для 3D-принтера под управлением </w:t>
-      </w:r>
-      <w:proofErr w:type="spellStart"/>
-      <w:r>
-        <w:rPr>
-          <w:rFonts w:ascii="Times New Roman" w:eastAsia="Calibri" w:hAnsi="Times New Roman" w:cs="Times New Roman"/>
-          <w:b/>
-          <w:bCs/>
-          <w:sz w:val="28"/>
-          <w:szCs w:val="28"/>
-        </w:rPr>
-        <w:t>Klipper</w:t>
-      </w:r>
-      <w:proofErr w:type="spellEnd"/>
-      <w:r>
-        <w:rPr>
-          <w:rFonts w:ascii="Times New Roman" w:eastAsia="Calibri" w:hAnsi="Times New Roman" w:cs="Times New Roman"/>
-          <w:b/>
-          <w:bCs/>
-          <w:sz w:val="28"/>
-          <w:szCs w:val="28"/>
-        </w:rPr>
-        <w:t xml:space="preserve"> с использованием акселерометра ADXL345</w:t>
+        <w:t>Калибровка метода Input Shaper для 3D-принтера под управлением Klipper с использованием акселерометра ADXL345</w:t>
       </w:r>
       <w:r>
         <w:rPr>
@@ -767,7 +701,6 @@
           <w:u w:val="single"/>
         </w:rPr>
       </w:pPr>
-      <w:proofErr w:type="spellStart"/>
       <w:r>
         <w:rPr>
           <w:rFonts w:ascii="Times New Roman" w:eastAsia="Calibri" w:hAnsi="Times New Roman" w:cs="Times New Roman"/>
@@ -786,18 +719,7 @@
           <w:szCs w:val="28"/>
           <w:u w:val="single"/>
         </w:rPr>
-        <w:t>урушин</w:t>
-      </w:r>
-      <w:proofErr w:type="spellEnd"/>
-      <w:r>
-        <w:rPr>
-          <w:rFonts w:ascii="Times New Roman" w:eastAsia="Calibri" w:hAnsi="Times New Roman" w:cs="Times New Roman"/>
-          <w:color w:val="000000" w:themeColor="text1"/>
-          <w:sz w:val="28"/>
-          <w:szCs w:val="28"/>
-          <w:u w:val="single"/>
-        </w:rPr>
-        <w:t xml:space="preserve"> Даниил Сергеевич</w:t>
+        <w:t>урушин Даниил Сергеевич</w:t>
       </w:r>
     </w:p>
     <w:p>
@@ -1030,73 +952,7 @@
           <w:szCs w:val="28"/>
           <w:lang w:eastAsia="ru-RU"/>
         </w:rPr>
-        <w:t xml:space="preserve">3D-печать, </w:t>
-      </w:r>
-      <w:proofErr w:type="spellStart"/>
-      <w:r>
-        <w:rPr>
-          <w:rFonts w:ascii="Times New Roman" w:eastAsia="Times New Roman" w:hAnsi="Times New Roman" w:cs="Times New Roman"/>
-          <w:color w:val="000000"/>
-          <w:sz w:val="28"/>
-          <w:szCs w:val="28"/>
-          <w:lang w:eastAsia="ru-RU"/>
-        </w:rPr>
-        <w:t>Klipper</w:t>
-      </w:r>
-      <w:proofErr w:type="spellEnd"/>
-      <w:r>
-        <w:rPr>
-          <w:rFonts w:ascii="Times New Roman" w:eastAsia="Times New Roman" w:hAnsi="Times New Roman" w:cs="Times New Roman"/>
-          <w:color w:val="000000"/>
-          <w:sz w:val="28"/>
-          <w:szCs w:val="28"/>
-          <w:lang w:eastAsia="ru-RU"/>
-        </w:rPr>
-        <w:t xml:space="preserve">, </w:t>
-      </w:r>
-      <w:proofErr w:type="spellStart"/>
-      <w:r>
-        <w:rPr>
-          <w:rFonts w:ascii="Times New Roman" w:eastAsia="Times New Roman" w:hAnsi="Times New Roman" w:cs="Times New Roman"/>
-          <w:color w:val="000000"/>
-          <w:sz w:val="28"/>
-          <w:szCs w:val="28"/>
-          <w:lang w:eastAsia="ru-RU"/>
-        </w:rPr>
-        <w:t>Input</w:t>
-      </w:r>
-      <w:proofErr w:type="spellEnd"/>
-      <w:r>
-        <w:rPr>
-          <w:rFonts w:ascii="Times New Roman" w:eastAsia="Times New Roman" w:hAnsi="Times New Roman" w:cs="Times New Roman"/>
-          <w:color w:val="000000"/>
-          <w:sz w:val="28"/>
-          <w:szCs w:val="28"/>
-          <w:lang w:eastAsia="ru-RU"/>
-        </w:rPr>
-        <w:t xml:space="preserve"> </w:t>
-      </w:r>
-      <w:proofErr w:type="spellStart"/>
-      <w:r>
-        <w:rPr>
-          <w:rFonts w:ascii="Times New Roman" w:eastAsia="Times New Roman" w:hAnsi="Times New Roman" w:cs="Times New Roman"/>
-          <w:color w:val="000000"/>
-          <w:sz w:val="28"/>
-          <w:szCs w:val="28"/>
-          <w:lang w:eastAsia="ru-RU"/>
-        </w:rPr>
-        <w:t>Shaper</w:t>
-      </w:r>
-      <w:proofErr w:type="spellEnd"/>
-      <w:r>
-        <w:rPr>
-          <w:rFonts w:ascii="Times New Roman" w:eastAsia="Times New Roman" w:hAnsi="Times New Roman" w:cs="Times New Roman"/>
-          <w:color w:val="000000"/>
-          <w:sz w:val="28"/>
-          <w:szCs w:val="28"/>
-          <w:lang w:eastAsia="ru-RU"/>
-        </w:rPr>
-        <w:t>, ADXL345, компенсация резонансов, калибровка акселерометром, вибрации принтера.</w:t>
+        <w:t>3D-печать, Klipper, Input Shaper, ADXL345, компенсация резонансов, калибровка акселерометром, вибрации принтера.</w:t>
       </w:r>
     </w:p>
     <w:p>
@@ -1140,29 +996,7 @@
           <w:szCs w:val="28"/>
           <w:lang w:eastAsia="ru-RU"/>
         </w:rPr>
-        <w:t xml:space="preserve">процесс управления 3D-принтером на программном обеспечении </w:t>
-      </w:r>
-      <w:proofErr w:type="spellStart"/>
-      <w:r>
-        <w:rPr>
-          <w:rFonts w:ascii="Times New Roman" w:eastAsia="Times New Roman" w:hAnsi="Times New Roman" w:cs="Times New Roman"/>
-          <w:color w:val="000000"/>
-          <w:sz w:val="28"/>
-          <w:szCs w:val="28"/>
-          <w:lang w:eastAsia="ru-RU"/>
-        </w:rPr>
-        <w:t>Klipper</w:t>
-      </w:r>
-      <w:proofErr w:type="spellEnd"/>
-      <w:r>
-        <w:rPr>
-          <w:rFonts w:ascii="Times New Roman" w:eastAsia="Times New Roman" w:hAnsi="Times New Roman" w:cs="Times New Roman"/>
-          <w:color w:val="000000"/>
-          <w:sz w:val="28"/>
-          <w:szCs w:val="28"/>
-          <w:lang w:eastAsia="ru-RU"/>
-        </w:rPr>
-        <w:t>.</w:t>
+        <w:t>процесс управления 3D-принтером на программном обеспечении Klipper.</w:t>
       </w:r>
     </w:p>
     <w:p>
@@ -1206,117 +1040,7 @@
           <w:szCs w:val="28"/>
           <w:lang w:eastAsia="ru-RU"/>
         </w:rPr>
-        <w:t>повышение качества печати за счёт подавления резонансных явлений (</w:t>
-      </w:r>
-      <w:proofErr w:type="spellStart"/>
-      <w:r>
-        <w:rPr>
-          <w:rFonts w:ascii="Times New Roman" w:eastAsia="Times New Roman" w:hAnsi="Times New Roman" w:cs="Times New Roman"/>
-          <w:color w:val="000000"/>
-          <w:sz w:val="28"/>
-          <w:szCs w:val="28"/>
-          <w:lang w:eastAsia="ru-RU"/>
-        </w:rPr>
-        <w:t>ringing</w:t>
-      </w:r>
-      <w:proofErr w:type="spellEnd"/>
-      <w:r>
-        <w:rPr>
-          <w:rFonts w:ascii="Times New Roman" w:eastAsia="Times New Roman" w:hAnsi="Times New Roman" w:cs="Times New Roman"/>
-          <w:color w:val="000000"/>
-          <w:sz w:val="28"/>
-          <w:szCs w:val="28"/>
-          <w:lang w:eastAsia="ru-RU"/>
-        </w:rPr>
-        <w:t xml:space="preserve">, </w:t>
-      </w:r>
-      <w:proofErr w:type="spellStart"/>
-      <w:r>
-        <w:rPr>
-          <w:rFonts w:ascii="Times New Roman" w:eastAsia="Times New Roman" w:hAnsi="Times New Roman" w:cs="Times New Roman"/>
-          <w:color w:val="000000"/>
-          <w:sz w:val="28"/>
-          <w:szCs w:val="28"/>
-          <w:lang w:eastAsia="ru-RU"/>
-        </w:rPr>
-        <w:t>ghosting</w:t>
-      </w:r>
-      <w:proofErr w:type="spellEnd"/>
-      <w:r>
-        <w:rPr>
-          <w:rFonts w:ascii="Times New Roman" w:eastAsia="Times New Roman" w:hAnsi="Times New Roman" w:cs="Times New Roman"/>
-          <w:color w:val="000000"/>
-          <w:sz w:val="28"/>
-          <w:szCs w:val="28"/>
-          <w:lang w:eastAsia="ru-RU"/>
-        </w:rPr>
-        <w:t xml:space="preserve">) с помощью метода </w:t>
-      </w:r>
-      <w:proofErr w:type="spellStart"/>
-      <w:r>
-        <w:rPr>
-          <w:rFonts w:ascii="Times New Roman" w:eastAsia="Times New Roman" w:hAnsi="Times New Roman" w:cs="Times New Roman"/>
-          <w:color w:val="000000"/>
-          <w:sz w:val="28"/>
-          <w:szCs w:val="28"/>
-          <w:lang w:eastAsia="ru-RU"/>
-        </w:rPr>
-        <w:t>Input</w:t>
-      </w:r>
-      <w:proofErr w:type="spellEnd"/>
-      <w:r>
-        <w:rPr>
-          <w:rFonts w:ascii="Times New Roman" w:eastAsia="Times New Roman" w:hAnsi="Times New Roman" w:cs="Times New Roman"/>
-          <w:color w:val="000000"/>
-          <w:sz w:val="28"/>
-          <w:szCs w:val="28"/>
-          <w:lang w:eastAsia="ru-RU"/>
-        </w:rPr>
-        <w:t xml:space="preserve"> </w:t>
-      </w:r>
-      <w:proofErr w:type="spellStart"/>
-      <w:r>
-        <w:rPr>
-          <w:rFonts w:ascii="Times New Roman" w:eastAsia="Times New Roman" w:hAnsi="Times New Roman" w:cs="Times New Roman"/>
-          <w:color w:val="000000"/>
-          <w:sz w:val="28"/>
-          <w:szCs w:val="28"/>
-          <w:lang w:eastAsia="ru-RU"/>
-        </w:rPr>
-        <w:t>Shaper</w:t>
-      </w:r>
-      <w:proofErr w:type="spellEnd"/>
-      <w:r>
-        <w:rPr>
-          <w:rFonts w:ascii="Times New Roman" w:eastAsia="Times New Roman" w:hAnsi="Times New Roman" w:cs="Times New Roman"/>
-          <w:color w:val="000000"/>
-          <w:sz w:val="28"/>
-          <w:szCs w:val="28"/>
-          <w:lang w:eastAsia="ru-RU"/>
-        </w:rPr>
-        <w:t xml:space="preserve">, реализованного через подключение внешнего акселерометра ADXL345 к хосту Orange </w:t>
-      </w:r>
-      <w:proofErr w:type="spellStart"/>
-      <w:r>
-        <w:rPr>
-          <w:rFonts w:ascii="Times New Roman" w:eastAsia="Times New Roman" w:hAnsi="Times New Roman" w:cs="Times New Roman"/>
-          <w:color w:val="000000"/>
-          <w:sz w:val="28"/>
-          <w:szCs w:val="28"/>
-          <w:lang w:eastAsia="ru-RU"/>
-        </w:rPr>
-        <w:t>Pi</w:t>
-      </w:r>
-      <w:proofErr w:type="spellEnd"/>
-      <w:r>
-        <w:rPr>
-          <w:rFonts w:ascii="Times New Roman" w:eastAsia="Times New Roman" w:hAnsi="Times New Roman" w:cs="Times New Roman"/>
-          <w:color w:val="000000"/>
-          <w:sz w:val="28"/>
-          <w:szCs w:val="28"/>
-          <w:lang w:eastAsia="ru-RU"/>
-        </w:rPr>
-        <w:t>.</w:t>
+        <w:t>повышение качества печати за счёт подавления резонансных явлений (ringing, ghosting) с помощью метода Input Shaper, реализованного через подключение внешнего акселерометра ADXL345 к хосту Orange Pi.</w:t>
       </w:r>
     </w:p>
     <w:p>
@@ -1360,29 +1084,7 @@
           <w:szCs w:val="28"/>
           <w:lang w:eastAsia="ru-RU"/>
         </w:rPr>
-        <w:t xml:space="preserve">экспериментальное измерение вибраций с использованием SPI-интерфейса и акселерометра, анализ резонансных частот, расчёт параметров </w:t>
-      </w:r>
-      <w:proofErr w:type="spellStart"/>
-      <w:r>
-        <w:rPr>
-          <w:rFonts w:ascii="Times New Roman" w:eastAsia="Times New Roman" w:hAnsi="Times New Roman" w:cs="Times New Roman"/>
-          <w:color w:val="000000"/>
-          <w:sz w:val="28"/>
-          <w:szCs w:val="28"/>
-          <w:lang w:eastAsia="ru-RU"/>
-        </w:rPr>
-        <w:t>шейпера</w:t>
-      </w:r>
-      <w:proofErr w:type="spellEnd"/>
-      <w:r>
-        <w:rPr>
-          <w:rFonts w:ascii="Times New Roman" w:eastAsia="Times New Roman" w:hAnsi="Times New Roman" w:cs="Times New Roman"/>
-          <w:color w:val="000000"/>
-          <w:sz w:val="28"/>
-          <w:szCs w:val="28"/>
-          <w:lang w:eastAsia="ru-RU"/>
-        </w:rPr>
-        <w:t>.</w:t>
+        <w:t>экспериментальное измерение вибраций с использованием SPI-интерфейса и акселерометра, анализ резонансных частот, расчёт параметров шейпера.</w:t>
       </w:r>
     </w:p>
     <w:p>
@@ -1426,73 +1128,7 @@
           <w:szCs w:val="28"/>
           <w:lang w:eastAsia="ru-RU"/>
         </w:rPr>
-        <w:t xml:space="preserve">выполнен монтаж акселерометра, настроено программное обеспечение </w:t>
-      </w:r>
-      <w:proofErr w:type="spellStart"/>
-      <w:r>
-        <w:rPr>
-          <w:rFonts w:ascii="Times New Roman" w:eastAsia="Times New Roman" w:hAnsi="Times New Roman" w:cs="Times New Roman"/>
-          <w:color w:val="000000"/>
-          <w:sz w:val="28"/>
-          <w:szCs w:val="28"/>
-          <w:lang w:eastAsia="ru-RU"/>
-        </w:rPr>
-        <w:t>Klipper</w:t>
-      </w:r>
-      <w:proofErr w:type="spellEnd"/>
-      <w:r>
-        <w:rPr>
-          <w:rFonts w:ascii="Times New Roman" w:eastAsia="Times New Roman" w:hAnsi="Times New Roman" w:cs="Times New Roman"/>
-          <w:color w:val="000000"/>
-          <w:sz w:val="28"/>
-          <w:szCs w:val="28"/>
-          <w:lang w:eastAsia="ru-RU"/>
-        </w:rPr>
-        <w:t xml:space="preserve"> для работы с ADXL345, проведены тесты резонансов по осям X и Y, построены графики, рассчитаны оптимальные частоты и типы </w:t>
-      </w:r>
-      <w:proofErr w:type="spellStart"/>
-      <w:r>
-        <w:rPr>
-          <w:rFonts w:ascii="Times New Roman" w:eastAsia="Times New Roman" w:hAnsi="Times New Roman" w:cs="Times New Roman"/>
-          <w:color w:val="000000"/>
-          <w:sz w:val="28"/>
-          <w:szCs w:val="28"/>
-          <w:lang w:eastAsia="ru-RU"/>
-        </w:rPr>
-        <w:t>шейпера</w:t>
-      </w:r>
-      <w:proofErr w:type="spellEnd"/>
-      <w:r>
-        <w:rPr>
-          <w:rFonts w:ascii="Times New Roman" w:eastAsia="Times New Roman" w:hAnsi="Times New Roman" w:cs="Times New Roman"/>
-          <w:color w:val="000000"/>
-          <w:sz w:val="28"/>
-          <w:szCs w:val="28"/>
-          <w:lang w:eastAsia="ru-RU"/>
-        </w:rPr>
-        <w:t xml:space="preserve">. Предложены параметры для конфигурационного файла </w:t>
-      </w:r>
-      <w:proofErr w:type="spellStart"/>
-      <w:r>
-        <w:rPr>
-          <w:rFonts w:ascii="Times New Roman" w:eastAsia="Times New Roman" w:hAnsi="Times New Roman" w:cs="Times New Roman"/>
-          <w:color w:val="000000"/>
-          <w:sz w:val="28"/>
-          <w:szCs w:val="28"/>
-          <w:lang w:eastAsia="ru-RU"/>
-        </w:rPr>
-        <w:t>printer.cfg</w:t>
-      </w:r>
-      <w:proofErr w:type="spellEnd"/>
-      <w:r>
-        <w:rPr>
-          <w:rFonts w:ascii="Times New Roman" w:eastAsia="Times New Roman" w:hAnsi="Times New Roman" w:cs="Times New Roman"/>
-          <w:color w:val="000000"/>
-          <w:sz w:val="28"/>
-          <w:szCs w:val="28"/>
-          <w:lang w:eastAsia="ru-RU"/>
-        </w:rPr>
-        <w:t>.</w:t>
+        <w:t>выполнен монтаж акселерометра, настроено программное обеспечение Klipper для работы с ADXL345, проведены тесты резонансов по осям X и Y, построены графики, рассчитаны оптимальные частоты и типы шейпера. Предложены параметры для конфигурационного файла printer.cfg.</w:t>
       </w:r>
     </w:p>
     <w:p>
@@ -1546,29 +1182,7 @@
           <w:szCs w:val="28"/>
           <w:lang w:eastAsia="ru-RU"/>
         </w:rPr>
-        <w:t xml:space="preserve"> высокоскоростных 3D-принтеров (дельты, картезианские, </w:t>
-      </w:r>
-      <w:proofErr w:type="spellStart"/>
-      <w:r>
-        <w:rPr>
-          <w:rFonts w:ascii="Times New Roman" w:eastAsia="Times New Roman" w:hAnsi="Times New Roman" w:cs="Times New Roman"/>
-          <w:color w:val="000000"/>
-          <w:sz w:val="28"/>
-          <w:szCs w:val="28"/>
-          <w:lang w:eastAsia="ru-RU"/>
-        </w:rPr>
-        <w:t>CoreXY</w:t>
-      </w:r>
-      <w:proofErr w:type="spellEnd"/>
-      <w:r>
-        <w:rPr>
-          <w:rFonts w:ascii="Times New Roman" w:eastAsia="Times New Roman" w:hAnsi="Times New Roman" w:cs="Times New Roman"/>
-          <w:color w:val="000000"/>
-          <w:sz w:val="28"/>
-          <w:szCs w:val="28"/>
-          <w:lang w:eastAsia="ru-RU"/>
-        </w:rPr>
-        <w:t>) для устранения вибрационных артефактов.</w:t>
+        <w:t xml:space="preserve"> высокоскоростных 3D-принтеров (дельты, картезианские, CoreXY) для устранения вибрационных артефактов.</w:t>
       </w:r>
     </w:p>
     <w:p>
@@ -3197,29 +2811,7 @@
           <w:szCs w:val="28"/>
           <w:lang w:eastAsia="ru-RU"/>
         </w:rPr>
-        <w:t xml:space="preserve">При увеличении скорости печати на 3D-принтерах возникают нежелательные вибрации, приводящие к появлению на поверхности изделий повторяющихся волнистых узоров («звон», «призраки»). Программное обеспечение </w:t>
-      </w:r>
-      <w:proofErr w:type="spellStart"/>
-      <w:r>
-        <w:rPr>
-          <w:rFonts w:ascii="Times New Roman" w:eastAsia="Times New Roman" w:hAnsi="Times New Roman" w:cs="Times New Roman"/>
-          <w:color w:val="000000"/>
-          <w:sz w:val="28"/>
-          <w:szCs w:val="28"/>
-          <w:lang w:eastAsia="ru-RU"/>
-        </w:rPr>
-        <w:t>Klipper</w:t>
-      </w:r>
-      <w:proofErr w:type="spellEnd"/>
-      <w:r>
-        <w:rPr>
-          <w:rFonts w:ascii="Times New Roman" w:eastAsia="Times New Roman" w:hAnsi="Times New Roman" w:cs="Times New Roman"/>
-          <w:color w:val="000000"/>
-          <w:sz w:val="28"/>
-          <w:szCs w:val="28"/>
-          <w:lang w:eastAsia="ru-RU"/>
-        </w:rPr>
-        <w:t xml:space="preserve"> содержит механизм</w:t>
+        <w:t>При увеличении скорости печати на 3D-принтерах возникают нежелательные вибрации, приводящие к появлению на поверхности изделий повторяющихся волнистых узоров («звон», «призраки»). Программное обеспечение Klipper содержит механизм</w:t>
       </w:r>
       <w:r>
         <w:rPr>
@@ -3231,81 +2823,25 @@
         </w:rPr>
         <w:t xml:space="preserve"> </w:t>
       </w:r>
-      <w:proofErr w:type="spellStart"/>
-      <w:r>
-        <w:rPr>
-          <w:rFonts w:ascii="Times New Roman" w:eastAsia="Times New Roman" w:hAnsi="Times New Roman" w:cs="Times New Roman"/>
-          <w:color w:val="000000"/>
-          <w:sz w:val="28"/>
-          <w:szCs w:val="28"/>
-          <w:lang w:eastAsia="ru-RU"/>
-        </w:rPr>
-        <w:t>Input</w:t>
-      </w:r>
-      <w:proofErr w:type="spellEnd"/>
-      <w:r>
-        <w:rPr>
-          <w:rFonts w:ascii="Times New Roman" w:eastAsia="Times New Roman" w:hAnsi="Times New Roman" w:cs="Times New Roman"/>
-          <w:color w:val="000000"/>
-          <w:sz w:val="28"/>
-          <w:szCs w:val="28"/>
-          <w:lang w:eastAsia="ru-RU"/>
-        </w:rPr>
-        <w:t xml:space="preserve"> </w:t>
-      </w:r>
-      <w:proofErr w:type="spellStart"/>
-      <w:r>
-        <w:rPr>
-          <w:rFonts w:ascii="Times New Roman" w:eastAsia="Times New Roman" w:hAnsi="Times New Roman" w:cs="Times New Roman"/>
-          <w:color w:val="000000"/>
-          <w:sz w:val="28"/>
-          <w:szCs w:val="28"/>
-          <w:lang w:eastAsia="ru-RU"/>
-        </w:rPr>
-        <w:t>Shaper</w:t>
-      </w:r>
-      <w:proofErr w:type="spellEnd"/>
-      <w:r>
-        <w:rPr>
-          <w:rFonts w:ascii="Times New Roman" w:eastAsia="Times New Roman" w:hAnsi="Times New Roman" w:cs="Times New Roman"/>
-          <w:color w:val="000000"/>
-          <w:sz w:val="28"/>
-          <w:szCs w:val="28"/>
-          <w:lang w:eastAsia="ru-RU"/>
-        </w:rPr>
-        <w:t>,</w:t>
-      </w:r>
-      <w:r>
-        <w:rPr>
-          <w:rFonts w:ascii="Times New Roman" w:eastAsia="Times New Roman" w:hAnsi="Times New Roman" w:cs="Times New Roman"/>
-          <w:color w:val="000000"/>
-          <w:sz w:val="28"/>
-          <w:szCs w:val="28"/>
-          <w:lang w:eastAsia="ru-RU"/>
-        </w:rPr>
-        <w:t xml:space="preserve"> позволяющий подавить эти резонансы путём </w:t>
-      </w:r>
-      <w:proofErr w:type="spellStart"/>
-      <w:r>
-        <w:rPr>
-          <w:rFonts w:ascii="Times New Roman" w:eastAsia="Times New Roman" w:hAnsi="Times New Roman" w:cs="Times New Roman"/>
-          <w:color w:val="000000"/>
-          <w:sz w:val="28"/>
-          <w:szCs w:val="28"/>
-          <w:lang w:eastAsia="ru-RU"/>
-        </w:rPr>
-        <w:t>предыскажения</w:t>
-      </w:r>
-      <w:proofErr w:type="spellEnd"/>
-      <w:r>
-        <w:rPr>
-          <w:rFonts w:ascii="Times New Roman" w:eastAsia="Times New Roman" w:hAnsi="Times New Roman" w:cs="Times New Roman"/>
-          <w:color w:val="000000"/>
-          <w:sz w:val="28"/>
-          <w:szCs w:val="28"/>
-          <w:lang w:eastAsia="ru-RU"/>
-        </w:rPr>
-        <w:t xml:space="preserve"> траектории движения. Однако для эффективной работы требуется предварительная калибровка – измерение собственных резонансных частот принтера с помощью акселерометра.</w:t>
+      <w:r>
+        <w:rPr>
+          <w:rFonts w:ascii="Times New Roman" w:eastAsia="Times New Roman" w:hAnsi="Times New Roman" w:cs="Times New Roman"/>
+          <w:color w:val="000000"/>
+          <w:sz w:val="28"/>
+          <w:szCs w:val="28"/>
+          <w:lang w:eastAsia="ru-RU"/>
+        </w:rPr>
+        <w:t>Input Shaper,</w:t>
+      </w:r>
+      <w:r>
+        <w:rPr>
+          <w:rFonts w:ascii="Times New Roman" w:eastAsia="Times New Roman" w:hAnsi="Times New Roman" w:cs="Times New Roman"/>
+          <w:color w:val="000000"/>
+          <w:sz w:val="28"/>
+          <w:szCs w:val="28"/>
+          <w:lang w:eastAsia="ru-RU"/>
+        </w:rPr>
+        <w:t xml:space="preserve"> позволяющий подавить эти резонансы путём предыскажения траектории движения. Однако для эффективной работы требуется предварительная калибровка – измерение собственных резонансных частот принтера с помощью акселерометра.</w:t>
       </w:r>
     </w:p>
     <w:p>
@@ -3329,73 +2865,7 @@
           <w:szCs w:val="28"/>
           <w:lang w:eastAsia="ru-RU"/>
         </w:rPr>
-        <w:t xml:space="preserve">Целью настоящей работы является практическая реализация калибровки </w:t>
-      </w:r>
-      <w:proofErr w:type="spellStart"/>
-      <w:r>
-        <w:rPr>
-          <w:rFonts w:ascii="Times New Roman" w:eastAsia="Times New Roman" w:hAnsi="Times New Roman" w:cs="Times New Roman"/>
-          <w:color w:val="000000"/>
-          <w:sz w:val="28"/>
-          <w:szCs w:val="28"/>
-          <w:lang w:eastAsia="ru-RU"/>
-        </w:rPr>
-        <w:t>Input</w:t>
-      </w:r>
-      <w:proofErr w:type="spellEnd"/>
-      <w:r>
-        <w:rPr>
-          <w:rFonts w:ascii="Times New Roman" w:eastAsia="Times New Roman" w:hAnsi="Times New Roman" w:cs="Times New Roman"/>
-          <w:color w:val="000000"/>
-          <w:sz w:val="28"/>
-          <w:szCs w:val="28"/>
-          <w:lang w:eastAsia="ru-RU"/>
-        </w:rPr>
-        <w:t xml:space="preserve"> </w:t>
-      </w:r>
-      <w:proofErr w:type="spellStart"/>
-      <w:r>
-        <w:rPr>
-          <w:rFonts w:ascii="Times New Roman" w:eastAsia="Times New Roman" w:hAnsi="Times New Roman" w:cs="Times New Roman"/>
-          <w:color w:val="000000"/>
-          <w:sz w:val="28"/>
-          <w:szCs w:val="28"/>
-          <w:lang w:eastAsia="ru-RU"/>
-        </w:rPr>
-        <w:t>Shaper</w:t>
-      </w:r>
-      <w:proofErr w:type="spellEnd"/>
-      <w:r>
-        <w:rPr>
-          <w:rFonts w:ascii="Times New Roman" w:eastAsia="Times New Roman" w:hAnsi="Times New Roman" w:cs="Times New Roman"/>
-          <w:color w:val="000000"/>
-          <w:sz w:val="28"/>
-          <w:szCs w:val="28"/>
-          <w:lang w:eastAsia="ru-RU"/>
-        </w:rPr>
-        <w:t xml:space="preserve"> на базе хоста Orange </w:t>
-      </w:r>
-      <w:proofErr w:type="spellStart"/>
-      <w:r>
-        <w:rPr>
-          <w:rFonts w:ascii="Times New Roman" w:eastAsia="Times New Roman" w:hAnsi="Times New Roman" w:cs="Times New Roman"/>
-          <w:color w:val="000000"/>
-          <w:sz w:val="28"/>
-          <w:szCs w:val="28"/>
-          <w:lang w:eastAsia="ru-RU"/>
-        </w:rPr>
-        <w:t>Pi</w:t>
-      </w:r>
-      <w:proofErr w:type="spellEnd"/>
-      <w:r>
-        <w:rPr>
-          <w:rFonts w:ascii="Times New Roman" w:eastAsia="Times New Roman" w:hAnsi="Times New Roman" w:cs="Times New Roman"/>
-          <w:color w:val="000000"/>
-          <w:sz w:val="28"/>
-          <w:szCs w:val="28"/>
-          <w:lang w:eastAsia="ru-RU"/>
-        </w:rPr>
-        <w:t xml:space="preserve"> и акселерометра ADXL345, а также интеграция полученных параметров в систему управления принтером.</w:t>
+        <w:t>Целью настоящей работы является практическая реализация калибровки Input Shaper на базе хоста Orange Pi и акселерометра ADXL345, а также интеграция полученных параметров в систему управления принтером.</w:t>
       </w:r>
     </w:p>
     <w:p>
@@ -3442,7 +2912,6 @@
         </w:rPr>
         <w:t>K</w:t>
       </w:r>
-      <w:proofErr w:type="spellStart"/>
       <w:r>
         <w:rPr>
           <w:rFonts w:ascii="Times New Roman" w:eastAsia="Times New Roman" w:hAnsi="Times New Roman" w:cs="Times New Roman"/>
@@ -3457,7 +2926,6 @@
         <w:t>lipper</w:t>
       </w:r>
       <w:bookmarkEnd w:id="3"/>
-      <w:proofErr w:type="spellEnd"/>
     </w:p>
     <w:p>
       <w:pPr>
@@ -3480,95 +2948,7 @@
           <w:szCs w:val="28"/>
           <w:lang w:eastAsia="ru-RU"/>
         </w:rPr>
-        <w:t xml:space="preserve">Метод </w:t>
-      </w:r>
-      <w:proofErr w:type="spellStart"/>
-      <w:r>
-        <w:rPr>
-          <w:rFonts w:ascii="Times New Roman" w:eastAsia="Times New Roman" w:hAnsi="Times New Roman" w:cs="Times New Roman"/>
-          <w:color w:val="000000"/>
-          <w:sz w:val="28"/>
-          <w:szCs w:val="28"/>
-          <w:lang w:eastAsia="ru-RU"/>
-        </w:rPr>
-        <w:t>Input</w:t>
-      </w:r>
-      <w:proofErr w:type="spellEnd"/>
-      <w:r>
-        <w:rPr>
-          <w:rFonts w:ascii="Times New Roman" w:eastAsia="Times New Roman" w:hAnsi="Times New Roman" w:cs="Times New Roman"/>
-          <w:color w:val="000000"/>
-          <w:sz w:val="28"/>
-          <w:szCs w:val="28"/>
-          <w:lang w:eastAsia="ru-RU"/>
-        </w:rPr>
-        <w:t xml:space="preserve"> </w:t>
-      </w:r>
-      <w:proofErr w:type="spellStart"/>
-      <w:r>
-        <w:rPr>
-          <w:rFonts w:ascii="Times New Roman" w:eastAsia="Times New Roman" w:hAnsi="Times New Roman" w:cs="Times New Roman"/>
-          <w:color w:val="000000"/>
-          <w:sz w:val="28"/>
-          <w:szCs w:val="28"/>
-          <w:lang w:eastAsia="ru-RU"/>
-        </w:rPr>
-        <w:t>Shaper</w:t>
-      </w:r>
-      <w:proofErr w:type="spellEnd"/>
-      <w:r>
-        <w:rPr>
-          <w:rFonts w:ascii="Times New Roman" w:eastAsia="Times New Roman" w:hAnsi="Times New Roman" w:cs="Times New Roman"/>
-          <w:color w:val="000000"/>
-          <w:sz w:val="28"/>
-          <w:szCs w:val="28"/>
-          <w:lang w:eastAsia="ru-RU"/>
-        </w:rPr>
-        <w:t xml:space="preserve"> (компенсация резонанса) заключается в фильтрации управляющих сигналов таким образом, чтобы возбуждаемые собственные колебания механической системы гасили друг друга. В </w:t>
-      </w:r>
-      <w:proofErr w:type="spellStart"/>
-      <w:r>
-        <w:rPr>
-          <w:rFonts w:ascii="Times New Roman" w:eastAsia="Times New Roman" w:hAnsi="Times New Roman" w:cs="Times New Roman"/>
-          <w:color w:val="000000"/>
-          <w:sz w:val="28"/>
-          <w:szCs w:val="28"/>
-          <w:lang w:eastAsia="ru-RU"/>
-        </w:rPr>
-        <w:t>Klipper</w:t>
-      </w:r>
-      <w:proofErr w:type="spellEnd"/>
-      <w:r>
-        <w:rPr>
-          <w:rFonts w:ascii="Times New Roman" w:eastAsia="Times New Roman" w:hAnsi="Times New Roman" w:cs="Times New Roman"/>
-          <w:color w:val="000000"/>
-          <w:sz w:val="28"/>
-          <w:szCs w:val="28"/>
-          <w:lang w:eastAsia="ru-RU"/>
-        </w:rPr>
-        <w:t xml:space="preserve"> поддерживаются несколько типов </w:t>
-      </w:r>
-      <w:proofErr w:type="spellStart"/>
-      <w:r>
-        <w:rPr>
-          <w:rFonts w:ascii="Times New Roman" w:eastAsia="Times New Roman" w:hAnsi="Times New Roman" w:cs="Times New Roman"/>
-          <w:color w:val="000000"/>
-          <w:sz w:val="28"/>
-          <w:szCs w:val="28"/>
-          <w:lang w:eastAsia="ru-RU"/>
-        </w:rPr>
-        <w:t>шейпера</w:t>
-      </w:r>
-      <w:proofErr w:type="spellEnd"/>
-      <w:r>
-        <w:rPr>
-          <w:rFonts w:ascii="Times New Roman" w:eastAsia="Times New Roman" w:hAnsi="Times New Roman" w:cs="Times New Roman"/>
-          <w:color w:val="000000"/>
-          <w:sz w:val="28"/>
-          <w:szCs w:val="28"/>
-          <w:lang w:eastAsia="ru-RU"/>
-        </w:rPr>
-        <w:t>: MZV, ZV, ZVD и EI. Выбор типа и частоты среза производится по результатам анализа спектра вибраций, полученного с помощью акселерометра.</w:t>
+        <w:t>Метод Input Shaper (компенсация резонанса) заключается в фильтрации управляющих сигналов таким образом, чтобы возбуждаемые собственные колебания механической системы гасили друг друга. В Klipper поддерживаются несколько типов шейпера: MZV, ZV, ZVD и EI. Выбор типа и частоты среза производится по результатам анализа спектра вибраций, полученного с помощью акселерометра.</w:t>
       </w:r>
     </w:p>
     <w:p>
@@ -3592,51 +2972,7 @@
           <w:szCs w:val="28"/>
           <w:lang w:eastAsia="ru-RU"/>
         </w:rPr>
-        <w:t xml:space="preserve">Акселерометр ADXL345 представляет собой трёхосный MEMS-датчик с цифровым интерфейсом SPI/I2C. Для работы с </w:t>
-      </w:r>
-      <w:proofErr w:type="spellStart"/>
-      <w:r>
-        <w:rPr>
-          <w:rFonts w:ascii="Times New Roman" w:eastAsia="Times New Roman" w:hAnsi="Times New Roman" w:cs="Times New Roman"/>
-          <w:color w:val="000000"/>
-          <w:sz w:val="28"/>
-          <w:szCs w:val="28"/>
-          <w:lang w:eastAsia="ru-RU"/>
-        </w:rPr>
-        <w:t>Klipper</w:t>
-      </w:r>
-      <w:proofErr w:type="spellEnd"/>
-      <w:r>
-        <w:rPr>
-          <w:rFonts w:ascii="Times New Roman" w:eastAsia="Times New Roman" w:hAnsi="Times New Roman" w:cs="Times New Roman"/>
-          <w:color w:val="000000"/>
-          <w:sz w:val="28"/>
-          <w:szCs w:val="28"/>
-          <w:lang w:eastAsia="ru-RU"/>
-        </w:rPr>
-        <w:t xml:space="preserve"> он подключается к одноплатному компьютеру (Orange </w:t>
-      </w:r>
-      <w:proofErr w:type="spellStart"/>
-      <w:r>
-        <w:rPr>
-          <w:rFonts w:ascii="Times New Roman" w:eastAsia="Times New Roman" w:hAnsi="Times New Roman" w:cs="Times New Roman"/>
-          <w:color w:val="000000"/>
-          <w:sz w:val="28"/>
-          <w:szCs w:val="28"/>
-          <w:lang w:eastAsia="ru-RU"/>
-        </w:rPr>
-        <w:t>Pi</w:t>
-      </w:r>
-      <w:proofErr w:type="spellEnd"/>
-      <w:r>
-        <w:rPr>
-          <w:rFonts w:ascii="Times New Roman" w:eastAsia="Times New Roman" w:hAnsi="Times New Roman" w:cs="Times New Roman"/>
-          <w:color w:val="000000"/>
-          <w:sz w:val="28"/>
-          <w:szCs w:val="28"/>
-          <w:lang w:eastAsia="ru-RU"/>
-        </w:rPr>
-        <w:t>), который выступает в роли хост-микроконтроллера.</w:t>
+        <w:t>Акселерометр ADXL345 представляет собой трёхосный MEMS-датчик с цифровым интерфейсом SPI/I2C. Для работы с Klipper он подключается к одноплатному компьютеру (Orange Pi), который выступает в роли хост-микроконтроллера.</w:t>
       </w:r>
     </w:p>
     <w:p>
@@ -3735,29 +3071,7 @@
           <w:szCs w:val="28"/>
           <w:lang w:eastAsia="ru-RU"/>
         </w:rPr>
-        <w:t xml:space="preserve">3D-принтер под управлением </w:t>
-      </w:r>
-      <w:proofErr w:type="spellStart"/>
-      <w:r>
-        <w:rPr>
-          <w:rFonts w:ascii="Times New Roman" w:eastAsia="Times New Roman" w:hAnsi="Times New Roman" w:cs="Times New Roman"/>
-          <w:color w:val="000000"/>
-          <w:sz w:val="28"/>
-          <w:szCs w:val="28"/>
-          <w:lang w:eastAsia="ru-RU"/>
-        </w:rPr>
-        <w:t>Klipper</w:t>
-      </w:r>
-      <w:proofErr w:type="spellEnd"/>
-      <w:r>
-        <w:rPr>
-          <w:rFonts w:ascii="Times New Roman" w:eastAsia="Times New Roman" w:hAnsi="Times New Roman" w:cs="Times New Roman"/>
-          <w:color w:val="000000"/>
-          <w:sz w:val="28"/>
-          <w:szCs w:val="28"/>
-          <w:lang w:eastAsia="ru-RU"/>
-        </w:rPr>
-        <w:t>;</w:t>
+        <w:t>3D-принтер под управлением Klipper;</w:t>
       </w:r>
     </w:p>
     <w:p>
@@ -3785,29 +3099,7 @@
           <w:szCs w:val="28"/>
           <w:lang w:eastAsia="ru-RU"/>
         </w:rPr>
-        <w:t xml:space="preserve">одноплатный компьютер Orange </w:t>
-      </w:r>
-      <w:proofErr w:type="spellStart"/>
-      <w:r>
-        <w:rPr>
-          <w:rFonts w:ascii="Times New Roman" w:eastAsia="Times New Roman" w:hAnsi="Times New Roman" w:cs="Times New Roman"/>
-          <w:color w:val="000000"/>
-          <w:sz w:val="28"/>
-          <w:szCs w:val="28"/>
-          <w:lang w:eastAsia="ru-RU"/>
-        </w:rPr>
-        <w:t>Pi</w:t>
-      </w:r>
-      <w:proofErr w:type="spellEnd"/>
-      <w:r>
-        <w:rPr>
-          <w:rFonts w:ascii="Times New Roman" w:eastAsia="Times New Roman" w:hAnsi="Times New Roman" w:cs="Times New Roman"/>
-          <w:color w:val="000000"/>
-          <w:sz w:val="28"/>
-          <w:szCs w:val="28"/>
-          <w:lang w:eastAsia="ru-RU"/>
-        </w:rPr>
-        <w:t xml:space="preserve"> </w:t>
+        <w:t xml:space="preserve">одноплатный компьютер Orange Pi </w:t>
       </w:r>
       <w:r>
         <w:rPr>
@@ -3847,20 +3139,38 @@
           <w:szCs w:val="28"/>
           <w:lang w:eastAsia="ru-RU"/>
         </w:rPr>
-        <w:t xml:space="preserve"> с ОС </w:t>
-      </w:r>
-      <w:proofErr w:type="spellStart"/>
-      <w:r>
-        <w:rPr>
-          <w:rFonts w:ascii="Times New Roman" w:eastAsia="Times New Roman" w:hAnsi="Times New Roman" w:cs="Times New Roman"/>
-          <w:color w:val="000000"/>
-          <w:sz w:val="28"/>
-          <w:szCs w:val="28"/>
-          <w:lang w:eastAsia="ru-RU"/>
-        </w:rPr>
-        <w:t>Armbian</w:t>
-      </w:r>
-      <w:proofErr w:type="spellEnd"/>
+        <w:t xml:space="preserve"> с ОС Armbian</w:t>
+      </w:r>
+      <w:r>
+        <w:rPr>
+          <w:rFonts w:ascii="Times New Roman" w:eastAsia="Times New Roman" w:hAnsi="Times New Roman" w:cs="Times New Roman"/>
+          <w:color w:val="000000"/>
+          <w:sz w:val="28"/>
+          <w:szCs w:val="28"/>
+          <w:lang w:eastAsia="ru-RU"/>
+        </w:rPr>
+        <w:t xml:space="preserve">, </w:t>
+      </w:r>
+      <w:r>
+        <w:rPr>
+          <w:rFonts w:ascii="Times New Roman" w:eastAsia="Times New Roman" w:hAnsi="Times New Roman" w:cs="Times New Roman"/>
+          <w:color w:val="000000"/>
+          <w:sz w:val="28"/>
+          <w:szCs w:val="28"/>
+          <w:lang w:eastAsia="ru-RU"/>
+        </w:rPr>
+        <w:t>Octopus Pro</w:t>
+      </w:r>
+      <w:r>
+        <w:rPr>
+          <w:rFonts w:ascii="Times New Roman" w:eastAsia="Times New Roman" w:hAnsi="Times New Roman" w:cs="Times New Roman"/>
+          <w:color w:val="000000"/>
+          <w:sz w:val="28"/>
+          <w:szCs w:val="28"/>
+          <w:lang w:eastAsia="ru-RU"/>
+        </w:rPr>
+        <w:t xml:space="preserve"> 1.1</w:t>
+      </w:r>
       <w:r>
         <w:rPr>
           <w:rFonts w:ascii="Times New Roman" w:eastAsia="Times New Roman" w:hAnsi="Times New Roman" w:cs="Times New Roman"/>
@@ -3953,6 +3263,7 @@
           <w:szCs w:val="28"/>
           <w:lang w:eastAsia="ru-RU"/>
         </w:rPr>
+        <w:lastRenderedPageBreak/>
         <w:t>персональный компьютер для удалённого доступа по SSH.</w:t>
       </w:r>
     </w:p>
@@ -3986,7 +3297,6 @@
           <w:szCs w:val="28"/>
           <w:lang w:eastAsia="ru-RU"/>
         </w:rPr>
-        <w:lastRenderedPageBreak/>
         <w:t xml:space="preserve">3. </w:t>
       </w:r>
       <w:r>
@@ -4077,20 +3387,8 @@
           <w:szCs w:val="28"/>
           <w:lang w:eastAsia="ru-RU"/>
         </w:rPr>
-        <w:t xml:space="preserve">Таблица 1 – Сопряжение выводов ADXL345 и Orange </w:t>
-      </w:r>
-      <w:proofErr w:type="spellStart"/>
-      <w:r>
-        <w:rPr>
-          <w:rFonts w:ascii="Times New Roman" w:eastAsia="Times New Roman" w:hAnsi="Times New Roman" w:cs="Times New Roman"/>
-          <w:color w:val="000000"/>
-          <w:sz w:val="28"/>
-          <w:szCs w:val="28"/>
-          <w:lang w:eastAsia="ru-RU"/>
-        </w:rPr>
-        <w:t>Pi</w:t>
-      </w:r>
-      <w:proofErr w:type="spellEnd"/>
+        <w:t>Таблица 1 – Сопряжение выводов ADXL345 и Orange Pi</w:t>
+      </w:r>
     </w:p>
     <w:tbl>
       <w:tblPr>
@@ -4198,59 +3496,7 @@
                 <w:szCs w:val="24"/>
                 <w:lang w:eastAsia="ru-RU"/>
               </w:rPr>
-              <w:t xml:space="preserve">Вывод Orange </w:t>
-            </w:r>
-            <w:proofErr w:type="spellStart"/>
-            <w:r>
-              <w:rPr>
-                <w:rFonts w:ascii="Times New Roman" w:eastAsia="Times New Roman" w:hAnsi="Times New Roman" w:cs="Times New Roman"/>
-                <w:b/>
-                <w:bCs/>
-                <w:color w:val="000000"/>
-                <w:sz w:val="24"/>
-                <w:szCs w:val="24"/>
-                <w:lang w:eastAsia="ru-RU"/>
-              </w:rPr>
-              <w:t>Pi</w:t>
-            </w:r>
-            <w:proofErr w:type="spellEnd"/>
-            <w:r>
-              <w:rPr>
-                <w:rFonts w:ascii="Times New Roman" w:eastAsia="Times New Roman" w:hAnsi="Times New Roman" w:cs="Times New Roman"/>
-                <w:b/>
-                <w:bCs/>
-                <w:color w:val="000000"/>
-                <w:sz w:val="24"/>
-                <w:szCs w:val="24"/>
-                <w:lang w:eastAsia="ru-RU"/>
-              </w:rPr>
-              <w:t xml:space="preserve"> (</w:t>
-            </w:r>
-            <w:proofErr w:type="spellStart"/>
-            <w:r>
-              <w:rPr>
-                <w:rFonts w:ascii="Times New Roman" w:eastAsia="Times New Roman" w:hAnsi="Times New Roman" w:cs="Times New Roman"/>
-                <w:b/>
-                <w:bCs/>
-                <w:color w:val="000000"/>
-                <w:sz w:val="24"/>
-                <w:szCs w:val="24"/>
-                <w:lang w:eastAsia="ru-RU"/>
-              </w:rPr>
-              <w:t>pin</w:t>
-            </w:r>
-            <w:proofErr w:type="spellEnd"/>
-            <w:r>
-              <w:rPr>
-                <w:rFonts w:ascii="Times New Roman" w:eastAsia="Times New Roman" w:hAnsi="Times New Roman" w:cs="Times New Roman"/>
-                <w:b/>
-                <w:bCs/>
-                <w:color w:val="000000"/>
-                <w:sz w:val="24"/>
-                <w:szCs w:val="24"/>
-                <w:lang w:eastAsia="ru-RU"/>
-              </w:rPr>
-              <w:t>)</w:t>
+              <w:t>Вывод Orange Pi (pin)</w:t>
             </w:r>
           </w:p>
         </w:tc>
@@ -4584,7 +3830,7 @@
                 <w:color w:val="000000"/>
                 <w:sz w:val="24"/>
                 <w:szCs w:val="24"/>
-                <w:lang w:eastAsia="ru-RU"/>
+                <w:lang w:val="en-US" w:eastAsia="ru-RU"/>
               </w:rPr>
             </w:pPr>
             <w:r>
@@ -4593,9 +3839,9 @@
                 <w:color w:val="000000"/>
                 <w:sz w:val="24"/>
                 <w:szCs w:val="24"/>
-                <w:lang w:eastAsia="ru-RU"/>
-              </w:rPr>
-              <w:t>SDA</w:t>
+                <w:lang w:val="en-US" w:eastAsia="ru-RU"/>
+              </w:rPr>
+              <w:t>CS</w:t>
             </w:r>
           </w:p>
         </w:tc>
@@ -4636,7 +3882,7 @@
                 <w:szCs w:val="24"/>
                 <w:lang w:eastAsia="ru-RU"/>
               </w:rPr>
-              <w:t>19 (MOSI)</w:t>
+              <w:t>CS (PA15 pin)</w:t>
             </w:r>
           </w:p>
         </w:tc>
@@ -4761,7 +4007,7 @@
                 <w:szCs w:val="24"/>
                 <w:lang w:eastAsia="ru-RU"/>
               </w:rPr>
-              <w:t>21 (MISO)</w:t>
+              <w:t>MISO (PB4 pin)</w:t>
             </w:r>
           </w:p>
         </w:tc>
@@ -4834,7 +4080,7 @@
                 <w:color w:val="000000"/>
                 <w:sz w:val="24"/>
                 <w:szCs w:val="24"/>
-                <w:lang w:eastAsia="ru-RU"/>
+                <w:lang w:val="en-US" w:eastAsia="ru-RU"/>
               </w:rPr>
             </w:pPr>
             <w:r>
@@ -4845,7 +4091,17 @@
                 <w:szCs w:val="24"/>
                 <w:lang w:eastAsia="ru-RU"/>
               </w:rPr>
-              <w:t>SCL</w:t>
+              <w:t>S</w:t>
+            </w:r>
+            <w:r>
+              <w:rPr>
+                <w:rFonts w:ascii="Times New Roman" w:eastAsia="Times New Roman" w:hAnsi="Times New Roman" w:cs="Times New Roman"/>
+                <w:color w:val="000000"/>
+                <w:sz w:val="24"/>
+                <w:szCs w:val="24"/>
+                <w:lang w:val="en-US" w:eastAsia="ru-RU"/>
+              </w:rPr>
+              <w:t>DA</w:t>
             </w:r>
           </w:p>
         </w:tc>
@@ -4886,7 +4142,7 @@
                 <w:szCs w:val="24"/>
                 <w:lang w:eastAsia="ru-RU"/>
               </w:rPr>
-              <w:t>23 (SCLK)</w:t>
+              <w:t>MOSI (PB5 pin)</w:t>
             </w:r>
           </w:p>
         </w:tc>
@@ -4959,7 +4215,7 @@
                 <w:color w:val="000000"/>
                 <w:sz w:val="24"/>
                 <w:szCs w:val="24"/>
-                <w:lang w:eastAsia="ru-RU"/>
+                <w:lang w:val="en-US" w:eastAsia="ru-RU"/>
               </w:rPr>
             </w:pPr>
             <w:r>
@@ -4968,9 +4224,9 @@
                 <w:color w:val="000000"/>
                 <w:sz w:val="24"/>
                 <w:szCs w:val="24"/>
-                <w:lang w:eastAsia="ru-RU"/>
-              </w:rPr>
-              <w:t>CS</w:t>
+                <w:lang w:val="en-US" w:eastAsia="ru-RU"/>
+              </w:rPr>
+              <w:t>SCL</w:t>
             </w:r>
           </w:p>
         </w:tc>
@@ -5011,7 +4267,7 @@
                 <w:szCs w:val="24"/>
                 <w:lang w:eastAsia="ru-RU"/>
               </w:rPr>
-              <w:t>24 (CS0)</w:t>
+              <w:t>SCK (PB3 pin)</w:t>
             </w:r>
           </w:p>
         </w:tc>
@@ -5097,7 +4353,7 @@
           <w:lang w:eastAsia="ru-RU"/>
         </w:rPr>
       </w:pPr>
-      <w:bookmarkStart w:id="7" w:name="_Toc226472984"/>
+      <w:bookmarkStart w:id="7" w:name="_Toc226472985"/>
       <w:r>
         <w:rPr>
           <w:rFonts w:ascii="Times New Roman" w:eastAsia="Times New Roman" w:hAnsi="Times New Roman" w:cs="Times New Roman"/>
@@ -5108,7 +4364,7 @@
           <w:szCs w:val="28"/>
           <w:lang w:eastAsia="ru-RU"/>
         </w:rPr>
-        <w:t>3.2 Активация SPI и настройка микроконтроллера хоста</w:t>
+        <w:t>3.3 Модификация конфигурации printer.cfg</w:t>
       </w:r>
       <w:bookmarkEnd w:id="7"/>
     </w:p>
@@ -5133,29 +4389,7 @@
           <w:szCs w:val="28"/>
           <w:lang w:eastAsia="ru-RU"/>
         </w:rPr>
-        <w:t xml:space="preserve">В терминале Orange </w:t>
-      </w:r>
-      <w:proofErr w:type="spellStart"/>
-      <w:r>
-        <w:rPr>
-          <w:rFonts w:ascii="Times New Roman" w:eastAsia="Times New Roman" w:hAnsi="Times New Roman" w:cs="Times New Roman"/>
-          <w:color w:val="000000"/>
-          <w:sz w:val="28"/>
-          <w:szCs w:val="28"/>
-          <w:lang w:eastAsia="ru-RU"/>
-        </w:rPr>
-        <w:t>Pi</w:t>
-      </w:r>
-      <w:proofErr w:type="spellEnd"/>
-      <w:r>
-        <w:rPr>
-          <w:rFonts w:ascii="Times New Roman" w:eastAsia="Times New Roman" w:hAnsi="Times New Roman" w:cs="Times New Roman"/>
-          <w:color w:val="000000"/>
-          <w:sz w:val="28"/>
-          <w:szCs w:val="28"/>
-          <w:lang w:eastAsia="ru-RU"/>
-        </w:rPr>
-        <w:t xml:space="preserve"> выполнены следующие команды (листинг 1):</w:t>
+        <w:t>В основной конфигурационный файл добавлены следующие разделы:</w:t>
       </w:r>
     </w:p>
     <w:p>
@@ -5195,7 +4429,6 @@
           <w:lang w:val="en-US" w:eastAsia="ru-RU"/>
         </w:rPr>
       </w:pPr>
-      <w:proofErr w:type="spellStart"/>
       <w:r>
         <w:rPr>
           <w:rFonts w:ascii="Courier New" w:eastAsia="Times New Roman" w:hAnsi="Courier New" w:cs="Courier New"/>
@@ -5204,18 +4437,7 @@
           <w:szCs w:val="24"/>
           <w:lang w:val="en-US" w:eastAsia="ru-RU"/>
         </w:rPr>
-        <w:t>sudo</w:t>
-      </w:r>
-      <w:proofErr w:type="spellEnd"/>
-      <w:r>
-        <w:rPr>
-          <w:rFonts w:ascii="Courier New" w:eastAsia="Times New Roman" w:hAnsi="Courier New" w:cs="Courier New"/>
-          <w:color w:val="000000"/>
-          <w:sz w:val="24"/>
-          <w:szCs w:val="24"/>
-          <w:lang w:val="en-US" w:eastAsia="ru-RU"/>
-        </w:rPr>
-        <w:t xml:space="preserve"> apt update</w:t>
+        <w:t>[adxl345]</w:t>
       </w:r>
     </w:p>
     <w:p>
@@ -5255,7 +4477,6 @@
           <w:lang w:val="en-US" w:eastAsia="ru-RU"/>
         </w:rPr>
       </w:pPr>
-      <w:proofErr w:type="spellStart"/>
       <w:r>
         <w:rPr>
           <w:rFonts w:ascii="Courier New" w:eastAsia="Times New Roman" w:hAnsi="Courier New" w:cs="Courier New"/>
@@ -5264,40 +4485,7 @@
           <w:szCs w:val="24"/>
           <w:lang w:val="en-US" w:eastAsia="ru-RU"/>
         </w:rPr>
-        <w:t>sudo</w:t>
-      </w:r>
-      <w:proofErr w:type="spellEnd"/>
-      <w:r>
-        <w:rPr>
-          <w:rFonts w:ascii="Courier New" w:eastAsia="Times New Roman" w:hAnsi="Courier New" w:cs="Courier New"/>
-          <w:color w:val="000000"/>
-          <w:sz w:val="24"/>
-          <w:szCs w:val="24"/>
-          <w:lang w:val="en-US" w:eastAsia="ru-RU"/>
-        </w:rPr>
-        <w:t xml:space="preserve"> apt install python3-numpy python3-matplotlib </w:t>
-      </w:r>
-      <w:proofErr w:type="spellStart"/>
-      <w:r>
-        <w:rPr>
-          <w:rFonts w:ascii="Courier New" w:eastAsia="Times New Roman" w:hAnsi="Courier New" w:cs="Courier New"/>
-          <w:color w:val="000000"/>
-          <w:sz w:val="24"/>
-          <w:szCs w:val="24"/>
-          <w:lang w:val="en-US" w:eastAsia="ru-RU"/>
-        </w:rPr>
-        <w:t>libatlas</w:t>
-      </w:r>
-      <w:proofErr w:type="spellEnd"/>
-      <w:r>
-        <w:rPr>
-          <w:rFonts w:ascii="Courier New" w:eastAsia="Times New Roman" w:hAnsi="Courier New" w:cs="Courier New"/>
-          <w:color w:val="000000"/>
-          <w:sz w:val="24"/>
-          <w:szCs w:val="24"/>
-          <w:lang w:val="en-US" w:eastAsia="ru-RU"/>
-        </w:rPr>
-        <w:t>-base-dev -y</w:t>
+        <w:t>cs_pin: PB12</w:t>
       </w:r>
     </w:p>
     <w:p>
@@ -5345,29 +4533,7 @@
           <w:szCs w:val="24"/>
           <w:lang w:val="en-US" w:eastAsia="ru-RU"/>
         </w:rPr>
-        <w:t>cd ~/</w:t>
-      </w:r>
-      <w:proofErr w:type="spellStart"/>
-      <w:r>
-        <w:rPr>
-          <w:rFonts w:ascii="Courier New" w:eastAsia="Times New Roman" w:hAnsi="Courier New" w:cs="Courier New"/>
-          <w:color w:val="000000"/>
-          <w:sz w:val="24"/>
-          <w:szCs w:val="24"/>
-          <w:lang w:val="en-US" w:eastAsia="ru-RU"/>
-        </w:rPr>
-        <w:t>klipper</w:t>
-      </w:r>
-      <w:proofErr w:type="spellEnd"/>
-      <w:r>
-        <w:rPr>
-          <w:rFonts w:ascii="Courier New" w:eastAsia="Times New Roman" w:hAnsi="Courier New" w:cs="Courier New"/>
-          <w:color w:val="000000"/>
-          <w:sz w:val="24"/>
-          <w:szCs w:val="24"/>
-          <w:lang w:val="en-US" w:eastAsia="ru-RU"/>
-        </w:rPr>
-        <w:t>/</w:t>
+        <w:t>spi_bus: spi1</w:t>
       </w:r>
     </w:p>
     <w:p>
@@ -5407,7 +4573,6 @@
           <w:lang w:val="en-US" w:eastAsia="ru-RU"/>
         </w:rPr>
       </w:pPr>
-      <w:proofErr w:type="spellStart"/>
       <w:r>
         <w:rPr>
           <w:rFonts w:ascii="Courier New" w:eastAsia="Times New Roman" w:hAnsi="Courier New" w:cs="Courier New"/>
@@ -5416,77 +4581,8 @@
           <w:szCs w:val="24"/>
           <w:lang w:val="en-US" w:eastAsia="ru-RU"/>
         </w:rPr>
-        <w:t>sudo</w:t>
-      </w:r>
-      <w:proofErr w:type="spellEnd"/>
-      <w:r>
-        <w:rPr>
-          <w:rFonts w:ascii="Courier New" w:eastAsia="Times New Roman" w:hAnsi="Courier New" w:cs="Courier New"/>
-          <w:color w:val="000000"/>
-          <w:sz w:val="24"/>
-          <w:szCs w:val="24"/>
-          <w:lang w:val="en-US" w:eastAsia="ru-RU"/>
-        </w:rPr>
-        <w:t xml:space="preserve"> cp "./scripts/klipper-mcu-start.sh" /</w:t>
-      </w:r>
-      <w:proofErr w:type="spellStart"/>
-      <w:r>
-        <w:rPr>
-          <w:rFonts w:ascii="Courier New" w:eastAsia="Times New Roman" w:hAnsi="Courier New" w:cs="Courier New"/>
-          <w:color w:val="000000"/>
-          <w:sz w:val="24"/>
-          <w:szCs w:val="24"/>
-          <w:lang w:val="en-US" w:eastAsia="ru-RU"/>
-        </w:rPr>
-        <w:t>etc</w:t>
-      </w:r>
-      <w:proofErr w:type="spellEnd"/>
-      <w:r>
-        <w:rPr>
-          <w:rFonts w:ascii="Courier New" w:eastAsia="Times New Roman" w:hAnsi="Courier New" w:cs="Courier New"/>
-          <w:color w:val="000000"/>
-          <w:sz w:val="24"/>
-          <w:szCs w:val="24"/>
-          <w:lang w:val="en-US" w:eastAsia="ru-RU"/>
-        </w:rPr>
-        <w:t>/</w:t>
-      </w:r>
-      <w:proofErr w:type="spellStart"/>
-      <w:proofErr w:type="gramStart"/>
-      <w:r>
-        <w:rPr>
-          <w:rFonts w:ascii="Courier New" w:eastAsia="Times New Roman" w:hAnsi="Courier New" w:cs="Courier New"/>
-          <w:color w:val="000000"/>
-          <w:sz w:val="24"/>
-          <w:szCs w:val="24"/>
-          <w:lang w:val="en-US" w:eastAsia="ru-RU"/>
-        </w:rPr>
-        <w:t>init.d</w:t>
-      </w:r>
-      <w:proofErr w:type="spellEnd"/>
-      <w:proofErr w:type="gramEnd"/>
-      <w:r>
-        <w:rPr>
-          <w:rFonts w:ascii="Courier New" w:eastAsia="Times New Roman" w:hAnsi="Courier New" w:cs="Courier New"/>
-          <w:color w:val="000000"/>
-          <w:sz w:val="24"/>
-          <w:szCs w:val="24"/>
-          <w:lang w:val="en-US" w:eastAsia="ru-RU"/>
-        </w:rPr>
-        <w:t>/</w:t>
-      </w:r>
-      <w:proofErr w:type="spellStart"/>
-      <w:r>
-        <w:rPr>
-          <w:rFonts w:ascii="Courier New" w:eastAsia="Times New Roman" w:hAnsi="Courier New" w:cs="Courier New"/>
-          <w:color w:val="000000"/>
-          <w:sz w:val="24"/>
-          <w:szCs w:val="24"/>
-          <w:lang w:val="en-US" w:eastAsia="ru-RU"/>
-        </w:rPr>
-        <w:t>klipper_mcu</w:t>
-      </w:r>
-      <w:proofErr w:type="spellEnd"/>
+        <w:t xml:space="preserve">spi_speed: 2000000  </w:t>
+      </w:r>
     </w:p>
     <w:p>
       <w:pPr>
@@ -5525,74 +4621,6 @@
           <w:lang w:val="en-US" w:eastAsia="ru-RU"/>
         </w:rPr>
       </w:pPr>
-      <w:proofErr w:type="spellStart"/>
-      <w:r>
-        <w:rPr>
-          <w:rFonts w:ascii="Courier New" w:eastAsia="Times New Roman" w:hAnsi="Courier New" w:cs="Courier New"/>
-          <w:color w:val="000000"/>
-          <w:sz w:val="24"/>
-          <w:szCs w:val="24"/>
-          <w:lang w:val="en-US" w:eastAsia="ru-RU"/>
-        </w:rPr>
-        <w:t>sudo</w:t>
-      </w:r>
-      <w:proofErr w:type="spellEnd"/>
-      <w:r>
-        <w:rPr>
-          <w:rFonts w:ascii="Courier New" w:eastAsia="Times New Roman" w:hAnsi="Courier New" w:cs="Courier New"/>
-          <w:color w:val="000000"/>
-          <w:sz w:val="24"/>
-          <w:szCs w:val="24"/>
-          <w:lang w:val="en-US" w:eastAsia="ru-RU"/>
-        </w:rPr>
-        <w:t xml:space="preserve"> update-</w:t>
-      </w:r>
-      <w:proofErr w:type="spellStart"/>
-      <w:proofErr w:type="gramStart"/>
-      <w:r>
-        <w:rPr>
-          <w:rFonts w:ascii="Courier New" w:eastAsia="Times New Roman" w:hAnsi="Courier New" w:cs="Courier New"/>
-          <w:color w:val="000000"/>
-          <w:sz w:val="24"/>
-          <w:szCs w:val="24"/>
-          <w:lang w:val="en-US" w:eastAsia="ru-RU"/>
-        </w:rPr>
-        <w:t>rc.d</w:t>
-      </w:r>
-      <w:proofErr w:type="spellEnd"/>
-      <w:proofErr w:type="gramEnd"/>
-      <w:r>
-        <w:rPr>
-          <w:rFonts w:ascii="Courier New" w:eastAsia="Times New Roman" w:hAnsi="Courier New" w:cs="Courier New"/>
-          <w:color w:val="000000"/>
-          <w:sz w:val="24"/>
-          <w:szCs w:val="24"/>
-          <w:lang w:val="en-US" w:eastAsia="ru-RU"/>
-        </w:rPr>
-        <w:t xml:space="preserve"> </w:t>
-      </w:r>
-      <w:proofErr w:type="spellStart"/>
-      <w:r>
-        <w:rPr>
-          <w:rFonts w:ascii="Courier New" w:eastAsia="Times New Roman" w:hAnsi="Courier New" w:cs="Courier New"/>
-          <w:color w:val="000000"/>
-          <w:sz w:val="24"/>
-          <w:szCs w:val="24"/>
-          <w:lang w:val="en-US" w:eastAsia="ru-RU"/>
-        </w:rPr>
-        <w:t>klipper_mcu</w:t>
-      </w:r>
-      <w:proofErr w:type="spellEnd"/>
-      <w:r>
-        <w:rPr>
-          <w:rFonts w:ascii="Courier New" w:eastAsia="Times New Roman" w:hAnsi="Courier New" w:cs="Courier New"/>
-          <w:color w:val="000000"/>
-          <w:sz w:val="24"/>
-          <w:szCs w:val="24"/>
-          <w:lang w:val="en-US" w:eastAsia="ru-RU"/>
-        </w:rPr>
-        <w:t xml:space="preserve"> defaults</w:t>
-      </w:r>
     </w:p>
     <w:p>
       <w:pPr>
@@ -5639,49 +4667,7 @@
           <w:szCs w:val="24"/>
           <w:lang w:val="en-US" w:eastAsia="ru-RU"/>
         </w:rPr>
-        <w:t xml:space="preserve">make </w:t>
-      </w:r>
-      <w:proofErr w:type="spellStart"/>
-      <w:r>
-        <w:rPr>
-          <w:rFonts w:ascii="Courier New" w:eastAsia="Times New Roman" w:hAnsi="Courier New" w:cs="Courier New"/>
-          <w:color w:val="000000"/>
-          <w:sz w:val="24"/>
-          <w:szCs w:val="24"/>
-          <w:lang w:val="en-US" w:eastAsia="ru-RU"/>
-        </w:rPr>
-        <w:t>menuconfig</w:t>
-      </w:r>
-      <w:proofErr w:type="spellEnd"/>
-      <w:r>
-        <w:rPr>
-          <w:rFonts w:ascii="Courier New" w:eastAsia="Times New Roman" w:hAnsi="Courier New" w:cs="Courier New"/>
-          <w:color w:val="000000"/>
-          <w:sz w:val="24"/>
-          <w:szCs w:val="24"/>
-          <w:lang w:val="en-US" w:eastAsia="ru-RU"/>
-        </w:rPr>
-        <w:t xml:space="preserve">   # </w:t>
-      </w:r>
-      <w:r>
-        <w:rPr>
-          <w:rFonts w:ascii="Courier New" w:eastAsia="Times New Roman" w:hAnsi="Courier New" w:cs="Courier New"/>
-          <w:color w:val="000000"/>
-          <w:sz w:val="24"/>
-          <w:szCs w:val="24"/>
-          <w:lang w:eastAsia="ru-RU"/>
-        </w:rPr>
-        <w:t>выбрано</w:t>
-      </w:r>
-      <w:r>
-        <w:rPr>
-          <w:rFonts w:ascii="Courier New" w:eastAsia="Times New Roman" w:hAnsi="Courier New" w:cs="Courier New"/>
-          <w:color w:val="000000"/>
-          <w:sz w:val="24"/>
-          <w:szCs w:val="24"/>
-          <w:lang w:val="en-US" w:eastAsia="ru-RU"/>
-        </w:rPr>
-        <w:t xml:space="preserve"> Micro-controller Architecture → Linux Process</w:t>
+        <w:t>[resonance_tester]</w:t>
       </w:r>
     </w:p>
     <w:p>
@@ -5721,7 +4707,6 @@
           <w:lang w:val="en-US" w:eastAsia="ru-RU"/>
         </w:rPr>
       </w:pPr>
-      <w:proofErr w:type="spellStart"/>
       <w:r>
         <w:rPr>
           <w:rFonts w:ascii="Courier New" w:eastAsia="Times New Roman" w:hAnsi="Courier New" w:cs="Courier New"/>
@@ -5730,40 +4715,7 @@
           <w:szCs w:val="24"/>
           <w:lang w:val="en-US" w:eastAsia="ru-RU"/>
         </w:rPr>
-        <w:t>sudo</w:t>
-      </w:r>
-      <w:proofErr w:type="spellEnd"/>
-      <w:r>
-        <w:rPr>
-          <w:rFonts w:ascii="Courier New" w:eastAsia="Times New Roman" w:hAnsi="Courier New" w:cs="Courier New"/>
-          <w:color w:val="000000"/>
-          <w:sz w:val="24"/>
-          <w:szCs w:val="24"/>
-          <w:lang w:val="en-US" w:eastAsia="ru-RU"/>
-        </w:rPr>
-        <w:t xml:space="preserve"> service </w:t>
-      </w:r>
-      <w:proofErr w:type="spellStart"/>
-      <w:r>
-        <w:rPr>
-          <w:rFonts w:ascii="Courier New" w:eastAsia="Times New Roman" w:hAnsi="Courier New" w:cs="Courier New"/>
-          <w:color w:val="000000"/>
-          <w:sz w:val="24"/>
-          <w:szCs w:val="24"/>
-          <w:lang w:val="en-US" w:eastAsia="ru-RU"/>
-        </w:rPr>
-        <w:t>klipper</w:t>
-      </w:r>
-      <w:proofErr w:type="spellEnd"/>
-      <w:r>
-        <w:rPr>
-          <w:rFonts w:ascii="Courier New" w:eastAsia="Times New Roman" w:hAnsi="Courier New" w:cs="Courier New"/>
-          <w:color w:val="000000"/>
-          <w:sz w:val="24"/>
-          <w:szCs w:val="24"/>
-          <w:lang w:val="en-US" w:eastAsia="ru-RU"/>
-        </w:rPr>
-        <w:t xml:space="preserve"> stop</w:t>
+        <w:t>accel_chip: adxl345</w:t>
       </w:r>
     </w:p>
     <w:p>
@@ -5811,7 +4763,7 @@
           <w:szCs w:val="24"/>
           <w:lang w:val="en-US" w:eastAsia="ru-RU"/>
         </w:rPr>
-        <w:t>make flash</w:t>
+        <w:t>probe_points:</w:t>
       </w:r>
     </w:p>
     <w:p>
@@ -5848,10 +4800,9 @@
           <w:color w:val="000000"/>
           <w:sz w:val="24"/>
           <w:szCs w:val="24"/>
-          <w:lang w:val="en-US" w:eastAsia="ru-RU"/>
-        </w:rPr>
-      </w:pPr>
-      <w:proofErr w:type="spellStart"/>
+          <w:lang w:eastAsia="ru-RU"/>
+        </w:rPr>
+      </w:pPr>
       <w:r>
         <w:rPr>
           <w:rFonts w:ascii="Courier New" w:eastAsia="Times New Roman" w:hAnsi="Courier New" w:cs="Courier New"/>
@@ -5860,9 +4811,18 @@
           <w:szCs w:val="24"/>
           <w:lang w:val="en-US" w:eastAsia="ru-RU"/>
         </w:rPr>
-        <w:t>sudo</w:t>
-      </w:r>
-      <w:proofErr w:type="spellEnd"/>
+        <w:t xml:space="preserve">    </w:t>
+      </w:r>
+      <w:r>
+        <w:rPr>
+          <w:rFonts w:ascii="Courier New" w:eastAsia="Times New Roman" w:hAnsi="Courier New" w:cs="Courier New"/>
+          <w:color w:val="000000"/>
+          <w:sz w:val="24"/>
+          <w:szCs w:val="24"/>
+          <w:lang w:eastAsia="ru-RU"/>
+        </w:rPr>
+        <w:t>150, 150, 20   # точка на столе (</w:t>
+      </w:r>
       <w:r>
         <w:rPr>
           <w:rFonts w:ascii="Courier New" w:eastAsia="Times New Roman" w:hAnsi="Courier New" w:cs="Courier New"/>
@@ -5871,9 +4831,18 @@
           <w:szCs w:val="24"/>
           <w:lang w:val="en-US" w:eastAsia="ru-RU"/>
         </w:rPr>
-        <w:t xml:space="preserve"> service </w:t>
-      </w:r>
-      <w:proofErr w:type="spellStart"/>
+        <w:t>X</w:t>
+      </w:r>
+      <w:r>
+        <w:rPr>
+          <w:rFonts w:ascii="Courier New" w:eastAsia="Times New Roman" w:hAnsi="Courier New" w:cs="Courier New"/>
+          <w:color w:val="000000"/>
+          <w:sz w:val="24"/>
+          <w:szCs w:val="24"/>
+          <w:lang w:eastAsia="ru-RU"/>
+        </w:rPr>
+        <w:t xml:space="preserve">, </w:t>
+      </w:r>
       <w:r>
         <w:rPr>
           <w:rFonts w:ascii="Courier New" w:eastAsia="Times New Roman" w:hAnsi="Courier New" w:cs="Courier New"/>
@@ -5882,9 +4851,18 @@
           <w:szCs w:val="24"/>
           <w:lang w:val="en-US" w:eastAsia="ru-RU"/>
         </w:rPr>
-        <w:t>klipper</w:t>
-      </w:r>
-      <w:proofErr w:type="spellEnd"/>
+        <w:t>Y</w:t>
+      </w:r>
+      <w:r>
+        <w:rPr>
+          <w:rFonts w:ascii="Courier New" w:eastAsia="Times New Roman" w:hAnsi="Courier New" w:cs="Courier New"/>
+          <w:color w:val="000000"/>
+          <w:sz w:val="24"/>
+          <w:szCs w:val="24"/>
+          <w:lang w:eastAsia="ru-RU"/>
+        </w:rPr>
+        <w:t xml:space="preserve">, </w:t>
+      </w:r>
       <w:r>
         <w:rPr>
           <w:rFonts w:ascii="Courier New" w:eastAsia="Times New Roman" w:hAnsi="Courier New" w:cs="Courier New"/>
@@ -5893,7 +4871,17 @@
           <w:szCs w:val="24"/>
           <w:lang w:val="en-US" w:eastAsia="ru-RU"/>
         </w:rPr>
-        <w:t xml:space="preserve"> start</w:t>
+        <w:t>Z</w:t>
+      </w:r>
+      <w:r>
+        <w:rPr>
+          <w:rFonts w:ascii="Courier New" w:eastAsia="Times New Roman" w:hAnsi="Courier New" w:cs="Courier New"/>
+          <w:color w:val="000000"/>
+          <w:sz w:val="24"/>
+          <w:szCs w:val="24"/>
+          <w:lang w:eastAsia="ru-RU"/>
+        </w:rPr>
+        <w:t>) в мм</w:t>
       </w:r>
     </w:p>
     <w:p>
@@ -5906,7 +4894,7 @@
           <w:color w:val="000000"/>
           <w:sz w:val="28"/>
           <w:szCs w:val="28"/>
-          <w:lang w:val="en-US" w:eastAsia="ru-RU"/>
+          <w:lang w:eastAsia="ru-RU"/>
         </w:rPr>
       </w:pPr>
       <w:r>
@@ -5918,29 +4906,8 @@
           <w:lang w:eastAsia="ru-RU"/>
         </w:rPr>
         <w:lastRenderedPageBreak/>
-        <w:t>Далее</w:t>
-      </w:r>
-      <w:r>
-        <w:rPr>
-          <w:rFonts w:ascii="Times New Roman" w:eastAsia="Times New Roman" w:hAnsi="Times New Roman" w:cs="Times New Roman"/>
-          <w:color w:val="000000"/>
-          <w:sz w:val="28"/>
-          <w:szCs w:val="28"/>
-          <w:lang w:val="en-US" w:eastAsia="ru-RU"/>
-        </w:rPr>
-        <w:t xml:space="preserve"> </w:t>
-      </w:r>
-      <w:r>
-        <w:rPr>
-          <w:rFonts w:ascii="Times New Roman" w:eastAsia="Times New Roman" w:hAnsi="Times New Roman" w:cs="Times New Roman"/>
-          <w:color w:val="000000"/>
-          <w:sz w:val="28"/>
-          <w:szCs w:val="28"/>
-          <w:lang w:eastAsia="ru-RU"/>
-        </w:rPr>
-        <w:t>через</w:t>
-      </w:r>
-      <w:proofErr w:type="spellStart"/>
+        <w:t>Параметр</w:t>
+      </w:r>
       <w:r>
         <w:rPr>
           <w:rFonts w:ascii="Courier New" w:eastAsia="Times New Roman" w:hAnsi="Courier New" w:cs="Courier New"/>
@@ -5949,224 +4916,73 @@
           <w:szCs w:val="20"/>
           <w:bdr w:val="single" w:sz="6" w:space="6" w:color="CCCCCC" w:frame="1"/>
           <w:shd w:val="clear" w:color="auto" w:fill="F8F8F8"/>
-          <w:lang w:val="en-US" w:eastAsia="ru-RU"/>
-        </w:rPr>
-        <w:t>sudo</w:t>
-      </w:r>
-      <w:proofErr w:type="spellEnd"/>
-      <w:r>
-        <w:rPr>
-          <w:rFonts w:ascii="Courier New" w:eastAsia="Times New Roman" w:hAnsi="Courier New" w:cs="Courier New"/>
-          <w:color w:val="000000"/>
-          <w:sz w:val="20"/>
-          <w:szCs w:val="20"/>
-          <w:bdr w:val="single" w:sz="6" w:space="6" w:color="CCCCCC" w:frame="1"/>
-          <w:shd w:val="clear" w:color="auto" w:fill="F8F8F8"/>
-          <w:lang w:val="en-US" w:eastAsia="ru-RU"/>
-        </w:rPr>
-        <w:t xml:space="preserve"> </w:t>
-      </w:r>
-      <w:proofErr w:type="spellStart"/>
-      <w:r>
-        <w:rPr>
-          <w:rFonts w:ascii="Courier New" w:eastAsia="Times New Roman" w:hAnsi="Courier New" w:cs="Courier New"/>
-          <w:color w:val="000000"/>
-          <w:sz w:val="20"/>
-          <w:szCs w:val="20"/>
-          <w:bdr w:val="single" w:sz="6" w:space="6" w:color="CCCCCC" w:frame="1"/>
-          <w:shd w:val="clear" w:color="auto" w:fill="F8F8F8"/>
-          <w:lang w:val="en-US" w:eastAsia="ru-RU"/>
-        </w:rPr>
-        <w:t>armbian</w:t>
-      </w:r>
-      <w:proofErr w:type="spellEnd"/>
-      <w:r>
-        <w:rPr>
-          <w:rFonts w:ascii="Courier New" w:eastAsia="Times New Roman" w:hAnsi="Courier New" w:cs="Courier New"/>
-          <w:color w:val="000000"/>
-          <w:sz w:val="20"/>
-          <w:szCs w:val="20"/>
-          <w:bdr w:val="single" w:sz="6" w:space="6" w:color="CCCCCC" w:frame="1"/>
-          <w:shd w:val="clear" w:color="auto" w:fill="F8F8F8"/>
-          <w:lang w:val="en-US" w:eastAsia="ru-RU"/>
-        </w:rPr>
-        <w:t>-config</w:t>
-      </w:r>
-      <w:r>
-        <w:rPr>
-          <w:rFonts w:ascii="Times New Roman" w:eastAsia="Times New Roman" w:hAnsi="Times New Roman" w:cs="Times New Roman"/>
-          <w:color w:val="000000"/>
-          <w:sz w:val="28"/>
-          <w:szCs w:val="28"/>
-          <w:lang w:eastAsia="ru-RU"/>
-        </w:rPr>
-        <w:t>в</w:t>
-      </w:r>
-      <w:r>
-        <w:rPr>
-          <w:rFonts w:ascii="Times New Roman" w:eastAsia="Times New Roman" w:hAnsi="Times New Roman" w:cs="Times New Roman"/>
-          <w:color w:val="000000"/>
-          <w:sz w:val="28"/>
-          <w:szCs w:val="28"/>
-          <w:lang w:val="en-US" w:eastAsia="ru-RU"/>
-        </w:rPr>
-        <w:t xml:space="preserve"> </w:t>
-      </w:r>
-      <w:r>
-        <w:rPr>
-          <w:rFonts w:ascii="Times New Roman" w:eastAsia="Times New Roman" w:hAnsi="Times New Roman" w:cs="Times New Roman"/>
-          <w:color w:val="000000"/>
-          <w:sz w:val="28"/>
-          <w:szCs w:val="28"/>
-          <w:lang w:eastAsia="ru-RU"/>
-        </w:rPr>
-        <w:t>разделе</w:t>
-      </w:r>
-      <w:r>
-        <w:rPr>
-          <w:rFonts w:ascii="Courier New" w:eastAsia="Times New Roman" w:hAnsi="Courier New" w:cs="Courier New"/>
-          <w:color w:val="000000"/>
-          <w:sz w:val="20"/>
-          <w:szCs w:val="20"/>
-          <w:bdr w:val="single" w:sz="6" w:space="6" w:color="CCCCCC" w:frame="1"/>
-          <w:shd w:val="clear" w:color="auto" w:fill="F8F8F8"/>
-          <w:lang w:val="en-US" w:eastAsia="ru-RU"/>
-        </w:rPr>
-        <w:t>System → Hardware</w:t>
-      </w:r>
-      <w:r>
-        <w:rPr>
-          <w:rFonts w:ascii="Times New Roman" w:eastAsia="Times New Roman" w:hAnsi="Times New Roman" w:cs="Times New Roman"/>
-          <w:color w:val="000000"/>
-          <w:sz w:val="28"/>
-          <w:szCs w:val="28"/>
-          <w:lang w:eastAsia="ru-RU"/>
-        </w:rPr>
-        <w:t>включён</w:t>
-      </w:r>
-      <w:r>
-        <w:rPr>
-          <w:rFonts w:ascii="Times New Roman" w:eastAsia="Times New Roman" w:hAnsi="Times New Roman" w:cs="Times New Roman"/>
-          <w:color w:val="000000"/>
-          <w:sz w:val="28"/>
-          <w:szCs w:val="28"/>
-          <w:lang w:val="en-US" w:eastAsia="ru-RU"/>
-        </w:rPr>
-        <w:t xml:space="preserve"> </w:t>
-      </w:r>
-      <w:r>
-        <w:rPr>
-          <w:rFonts w:ascii="Times New Roman" w:eastAsia="Times New Roman" w:hAnsi="Times New Roman" w:cs="Times New Roman"/>
-          <w:color w:val="000000"/>
-          <w:sz w:val="28"/>
-          <w:szCs w:val="28"/>
-          <w:lang w:eastAsia="ru-RU"/>
-        </w:rPr>
-        <w:t>модуль</w:t>
-      </w:r>
-      <w:r>
-        <w:rPr>
-          <w:rFonts w:ascii="Courier New" w:eastAsia="Times New Roman" w:hAnsi="Courier New" w:cs="Courier New"/>
-          <w:color w:val="000000"/>
-          <w:sz w:val="20"/>
-          <w:szCs w:val="20"/>
-          <w:bdr w:val="single" w:sz="6" w:space="6" w:color="CCCCCC" w:frame="1"/>
-          <w:shd w:val="clear" w:color="auto" w:fill="F8F8F8"/>
-          <w:lang w:val="en-US" w:eastAsia="ru-RU"/>
-        </w:rPr>
-        <w:t>spi-spidev1</w:t>
-      </w:r>
-      <w:r>
-        <w:rPr>
-          <w:rFonts w:ascii="Times New Roman" w:eastAsia="Times New Roman" w:hAnsi="Times New Roman" w:cs="Times New Roman"/>
-          <w:color w:val="000000"/>
-          <w:sz w:val="28"/>
-          <w:szCs w:val="28"/>
-          <w:lang w:val="en-US" w:eastAsia="ru-RU"/>
-        </w:rPr>
-        <w:t xml:space="preserve">. </w:t>
-      </w:r>
-      <w:r>
-        <w:rPr>
-          <w:rFonts w:ascii="Times New Roman" w:eastAsia="Times New Roman" w:hAnsi="Times New Roman" w:cs="Times New Roman"/>
-          <w:color w:val="000000"/>
-          <w:sz w:val="28"/>
-          <w:szCs w:val="28"/>
-          <w:lang w:eastAsia="ru-RU"/>
-        </w:rPr>
-        <w:t>В</w:t>
-      </w:r>
-      <w:r>
-        <w:rPr>
-          <w:rFonts w:ascii="Times New Roman" w:eastAsia="Times New Roman" w:hAnsi="Times New Roman" w:cs="Times New Roman"/>
-          <w:color w:val="000000"/>
-          <w:sz w:val="28"/>
-          <w:szCs w:val="28"/>
-          <w:lang w:val="en-US" w:eastAsia="ru-RU"/>
-        </w:rPr>
-        <w:t xml:space="preserve"> </w:t>
-      </w:r>
-      <w:r>
-        <w:rPr>
-          <w:rFonts w:ascii="Times New Roman" w:eastAsia="Times New Roman" w:hAnsi="Times New Roman" w:cs="Times New Roman"/>
-          <w:color w:val="000000"/>
-          <w:sz w:val="28"/>
-          <w:szCs w:val="28"/>
-          <w:lang w:eastAsia="ru-RU"/>
-        </w:rPr>
-        <w:t>файл</w:t>
-      </w:r>
-      <w:r>
-        <w:rPr>
-          <w:rFonts w:ascii="Courier New" w:eastAsia="Times New Roman" w:hAnsi="Courier New" w:cs="Courier New"/>
-          <w:color w:val="000000"/>
-          <w:sz w:val="20"/>
-          <w:szCs w:val="20"/>
-          <w:bdr w:val="single" w:sz="6" w:space="6" w:color="CCCCCC" w:frame="1"/>
-          <w:shd w:val="clear" w:color="auto" w:fill="F8F8F8"/>
-          <w:lang w:val="en-US" w:eastAsia="ru-RU"/>
-        </w:rPr>
-        <w:t>/boot/armbianEnv.txt</w:t>
-      </w:r>
-      <w:r>
-        <w:rPr>
-          <w:rFonts w:ascii="Times New Roman" w:eastAsia="Times New Roman" w:hAnsi="Times New Roman" w:cs="Times New Roman"/>
-          <w:color w:val="000000"/>
-          <w:sz w:val="28"/>
-          <w:szCs w:val="28"/>
-          <w:lang w:eastAsia="ru-RU"/>
-        </w:rPr>
-        <w:t>добавлены</w:t>
-      </w:r>
-      <w:r>
-        <w:rPr>
-          <w:rFonts w:ascii="Times New Roman" w:eastAsia="Times New Roman" w:hAnsi="Times New Roman" w:cs="Times New Roman"/>
-          <w:color w:val="000000"/>
-          <w:sz w:val="28"/>
-          <w:szCs w:val="28"/>
-          <w:lang w:val="en-US" w:eastAsia="ru-RU"/>
-        </w:rPr>
-        <w:t xml:space="preserve"> </w:t>
-      </w:r>
-      <w:r>
-        <w:rPr>
-          <w:rFonts w:ascii="Times New Roman" w:eastAsia="Times New Roman" w:hAnsi="Times New Roman" w:cs="Times New Roman"/>
-          <w:color w:val="000000"/>
-          <w:sz w:val="28"/>
-          <w:szCs w:val="28"/>
-          <w:lang w:eastAsia="ru-RU"/>
-        </w:rPr>
-        <w:t>строки</w:t>
-      </w:r>
-      <w:r>
-        <w:rPr>
-          <w:rFonts w:ascii="Times New Roman" w:eastAsia="Times New Roman" w:hAnsi="Times New Roman" w:cs="Times New Roman"/>
-          <w:color w:val="000000"/>
-          <w:sz w:val="28"/>
-          <w:szCs w:val="28"/>
-          <w:lang w:val="en-US" w:eastAsia="ru-RU"/>
-        </w:rPr>
-        <w:t>:</w:t>
+          <w:lang w:eastAsia="ru-RU"/>
+        </w:rPr>
+        <w:t>probe_points</w:t>
+      </w:r>
+      <w:r>
+        <w:rPr>
+          <w:rFonts w:ascii="Times New Roman" w:eastAsia="Times New Roman" w:hAnsi="Times New Roman" w:cs="Times New Roman"/>
+          <w:color w:val="000000"/>
+          <w:sz w:val="28"/>
+          <w:szCs w:val="28"/>
+          <w:lang w:eastAsia="ru-RU"/>
+        </w:rPr>
+        <w:t>выбран исходя из размеров рабочей области принтера (координаты центра стола).</w:t>
+      </w:r>
+    </w:p>
+    <w:p>
+      <w:pPr>
+        <w:spacing w:after="0" w:line="360" w:lineRule="auto"/>
+        <w:ind w:firstLine="709"/>
+        <w:outlineLvl w:val="2"/>
+        <w:rPr>
+          <w:rFonts w:ascii="Times New Roman" w:eastAsia="Times New Roman" w:hAnsi="Times New Roman" w:cs="Times New Roman"/>
+          <w:b/>
+          <w:bCs/>
+          <w:color w:val="000000"/>
+          <w:sz w:val="28"/>
+          <w:szCs w:val="28"/>
+          <w:lang w:eastAsia="ru-RU"/>
+        </w:rPr>
+      </w:pPr>
+      <w:bookmarkStart w:id="8" w:name="_Toc226472986"/>
+      <w:r>
+        <w:rPr>
+          <w:rFonts w:ascii="Times New Roman" w:eastAsia="Times New Roman" w:hAnsi="Times New Roman" w:cs="Times New Roman"/>
+          <w:b/>
+          <w:bCs/>
+          <w:color w:val="000000"/>
+          <w:sz w:val="28"/>
+          <w:szCs w:val="28"/>
+          <w:lang w:eastAsia="ru-RU"/>
+        </w:rPr>
+        <w:t>3.4 Проверка работоспособности и проведение тестов</w:t>
+      </w:r>
+      <w:bookmarkEnd w:id="8"/>
+    </w:p>
+    <w:p>
+      <w:pPr>
+        <w:spacing w:after="0" w:line="360" w:lineRule="auto"/>
+        <w:ind w:firstLine="709"/>
+        <w:jc w:val="both"/>
+        <w:rPr>
+          <w:rFonts w:ascii="Times New Roman" w:eastAsia="Times New Roman" w:hAnsi="Times New Roman" w:cs="Times New Roman"/>
+          <w:color w:val="000000"/>
+          <w:sz w:val="28"/>
+          <w:szCs w:val="28"/>
+          <w:lang w:eastAsia="ru-RU"/>
+        </w:rPr>
+      </w:pPr>
+      <w:r>
+        <w:rPr>
+          <w:rFonts w:ascii="Times New Roman" w:eastAsia="Times New Roman" w:hAnsi="Times New Roman" w:cs="Times New Roman"/>
+          <w:color w:val="000000"/>
+          <w:sz w:val="28"/>
+          <w:szCs w:val="28"/>
+          <w:lang w:eastAsia="ru-RU"/>
+        </w:rPr>
+        <w:t>Работоспособность акселерометра проверена командой:</w:t>
       </w:r>
     </w:p>
     <w:p>
@@ -6203,7 +5019,7 @@
           <w:color w:val="000000"/>
           <w:sz w:val="24"/>
           <w:szCs w:val="24"/>
-          <w:lang w:val="en-US" w:eastAsia="ru-RU"/>
+          <w:lang w:eastAsia="ru-RU"/>
         </w:rPr>
       </w:pPr>
       <w:r>
@@ -6212,9 +5028,33 @@
           <w:color w:val="000000"/>
           <w:sz w:val="24"/>
           <w:szCs w:val="24"/>
-          <w:lang w:val="en-US" w:eastAsia="ru-RU"/>
-        </w:rPr>
-        <w:t>overlays=spi-spidev1</w:t>
+          <w:lang w:eastAsia="ru-RU"/>
+        </w:rPr>
+        <w:t>ACCELEROMETER_QUERY</w:t>
+      </w:r>
+    </w:p>
+    <w:p>
+      <w:pPr>
+        <w:spacing w:after="0" w:line="360" w:lineRule="auto"/>
+        <w:ind w:firstLine="709"/>
+        <w:jc w:val="both"/>
+        <w:rPr>
+          <w:rFonts w:ascii="Times New Roman" w:eastAsia="Times New Roman" w:hAnsi="Times New Roman" w:cs="Times New Roman"/>
+          <w:color w:val="000000"/>
+          <w:sz w:val="28"/>
+          <w:szCs w:val="28"/>
+          <w:lang w:eastAsia="ru-RU"/>
+        </w:rPr>
+      </w:pPr>
+      <w:r>
+        <w:rPr>
+          <w:rFonts w:ascii="Times New Roman" w:eastAsia="Times New Roman" w:hAnsi="Times New Roman" w:cs="Times New Roman"/>
+          <w:color w:val="000000"/>
+          <w:sz w:val="28"/>
+          <w:szCs w:val="28"/>
+          <w:lang w:eastAsia="ru-RU"/>
+        </w:rPr>
+        <w:t>Получен ответ с ненулевыми значениями по трём осям, например:</w:t>
       </w:r>
     </w:p>
     <w:p>
@@ -6254,7 +5094,6 @@
           <w:lang w:val="en-US" w:eastAsia="ru-RU"/>
         </w:rPr>
       </w:pPr>
-      <w:proofErr w:type="spellStart"/>
       <w:r>
         <w:rPr>
           <w:rFonts w:ascii="Courier New" w:eastAsia="Times New Roman" w:hAnsi="Courier New" w:cs="Courier New"/>
@@ -6263,18 +5102,31 @@
           <w:szCs w:val="24"/>
           <w:lang w:val="en-US" w:eastAsia="ru-RU"/>
         </w:rPr>
-        <w:t>param_spidev_spi_bus</w:t>
-      </w:r>
-      <w:proofErr w:type="spellEnd"/>
-      <w:r>
-        <w:rPr>
-          <w:rFonts w:ascii="Courier New" w:eastAsia="Times New Roman" w:hAnsi="Courier New" w:cs="Courier New"/>
-          <w:color w:val="000000"/>
-          <w:sz w:val="24"/>
-          <w:szCs w:val="24"/>
-          <w:lang w:val="en-US" w:eastAsia="ru-RU"/>
-        </w:rPr>
-        <w:t>=1</w:t>
+        <w:t>Recv: // adxl345 values (x, y, z): 2220.617826, 9104.533087, 2274.896044</w:t>
+      </w:r>
+    </w:p>
+    <w:p>
+      <w:pPr>
+        <w:spacing w:after="0" w:line="360" w:lineRule="auto"/>
+        <w:ind w:firstLine="709"/>
+        <w:jc w:val="both"/>
+        <w:rPr>
+          <w:rFonts w:ascii="Times New Roman" w:eastAsia="Times New Roman" w:hAnsi="Times New Roman" w:cs="Times New Roman"/>
+          <w:color w:val="000000"/>
+          <w:sz w:val="28"/>
+          <w:szCs w:val="28"/>
+          <w:lang w:eastAsia="ru-RU"/>
+        </w:rPr>
+      </w:pPr>
+      <w:r>
+        <w:rPr>
+          <w:rFonts w:ascii="Times New Roman" w:eastAsia="Times New Roman" w:hAnsi="Times New Roman" w:cs="Times New Roman"/>
+          <w:color w:val="000000"/>
+          <w:sz w:val="28"/>
+          <w:szCs w:val="28"/>
+          <w:lang w:eastAsia="ru-RU"/>
+        </w:rPr>
+        <w:t>Затем последовательно запущены тесты резонансов:</w:t>
       </w:r>
     </w:p>
     <w:p>
@@ -6311,220 +5163,18 @@
           <w:color w:val="000000"/>
           <w:sz w:val="24"/>
           <w:szCs w:val="24"/>
-          <w:lang w:eastAsia="ru-RU"/>
-        </w:rPr>
-      </w:pPr>
-      <w:proofErr w:type="spellStart"/>
+          <w:lang w:val="en-US" w:eastAsia="ru-RU"/>
+        </w:rPr>
+      </w:pPr>
       <w:r>
         <w:rPr>
           <w:rFonts w:ascii="Courier New" w:eastAsia="Times New Roman" w:hAnsi="Courier New" w:cs="Courier New"/>
           <w:color w:val="000000"/>
           <w:sz w:val="24"/>
           <w:szCs w:val="24"/>
-          <w:lang w:eastAsia="ru-RU"/>
-        </w:rPr>
-        <w:t>param_spidev_spi_cs</w:t>
-      </w:r>
-      <w:proofErr w:type="spellEnd"/>
-      <w:r>
-        <w:rPr>
-          <w:rFonts w:ascii="Courier New" w:eastAsia="Times New Roman" w:hAnsi="Courier New" w:cs="Courier New"/>
-          <w:color w:val="000000"/>
-          <w:sz w:val="24"/>
-          <w:szCs w:val="24"/>
-          <w:lang w:eastAsia="ru-RU"/>
-        </w:rPr>
-        <w:t>=0</w:t>
-      </w:r>
-    </w:p>
-    <w:p>
-      <w:pPr>
-        <w:spacing w:after="0" w:line="360" w:lineRule="auto"/>
-        <w:ind w:firstLine="709"/>
-        <w:jc w:val="both"/>
-        <w:rPr>
-          <w:rFonts w:ascii="Times New Roman" w:eastAsia="Times New Roman" w:hAnsi="Times New Roman" w:cs="Times New Roman"/>
-          <w:color w:val="000000"/>
-          <w:sz w:val="28"/>
-          <w:szCs w:val="28"/>
-          <w:lang w:eastAsia="ru-RU"/>
-        </w:rPr>
-      </w:pPr>
-      <w:r>
-        <w:rPr>
-          <w:rFonts w:ascii="Times New Roman" w:eastAsia="Times New Roman" w:hAnsi="Times New Roman" w:cs="Times New Roman"/>
-          <w:color w:val="000000"/>
-          <w:sz w:val="28"/>
-          <w:szCs w:val="28"/>
-          <w:lang w:eastAsia="ru-RU"/>
-        </w:rPr>
-        <w:t xml:space="preserve">После перезагрузки устройства наличие SPI-устройства подтверждено </w:t>
-      </w:r>
-      <w:proofErr w:type="spellStart"/>
-      <w:r>
-        <w:rPr>
-          <w:rFonts w:ascii="Times New Roman" w:eastAsia="Times New Roman" w:hAnsi="Times New Roman" w:cs="Times New Roman"/>
-          <w:color w:val="000000"/>
-          <w:sz w:val="28"/>
-          <w:szCs w:val="28"/>
-          <w:lang w:eastAsia="ru-RU"/>
-        </w:rPr>
-        <w:t>командой</w:t>
-      </w:r>
-      <w:r>
-        <w:rPr>
-          <w:rFonts w:ascii="Courier New" w:eastAsia="Times New Roman" w:hAnsi="Courier New" w:cs="Courier New"/>
-          <w:color w:val="000000"/>
-          <w:sz w:val="20"/>
-          <w:szCs w:val="20"/>
-          <w:bdr w:val="single" w:sz="6" w:space="6" w:color="CCCCCC" w:frame="1"/>
-          <w:shd w:val="clear" w:color="auto" w:fill="F8F8F8"/>
-          <w:lang w:eastAsia="ru-RU"/>
-        </w:rPr>
-        <w:t>ls</w:t>
-      </w:r>
-      <w:proofErr w:type="spellEnd"/>
-      <w:r>
-        <w:rPr>
-          <w:rFonts w:ascii="Courier New" w:eastAsia="Times New Roman" w:hAnsi="Courier New" w:cs="Courier New"/>
-          <w:color w:val="000000"/>
-          <w:sz w:val="20"/>
-          <w:szCs w:val="20"/>
-          <w:bdr w:val="single" w:sz="6" w:space="6" w:color="CCCCCC" w:frame="1"/>
-          <w:shd w:val="clear" w:color="auto" w:fill="F8F8F8"/>
-          <w:lang w:eastAsia="ru-RU"/>
-        </w:rPr>
-        <w:t xml:space="preserve"> /</w:t>
-      </w:r>
-      <w:proofErr w:type="spellStart"/>
-      <w:r>
-        <w:rPr>
-          <w:rFonts w:ascii="Courier New" w:eastAsia="Times New Roman" w:hAnsi="Courier New" w:cs="Courier New"/>
-          <w:color w:val="000000"/>
-          <w:sz w:val="20"/>
-          <w:szCs w:val="20"/>
-          <w:bdr w:val="single" w:sz="6" w:space="6" w:color="CCCCCC" w:frame="1"/>
-          <w:shd w:val="clear" w:color="auto" w:fill="F8F8F8"/>
-          <w:lang w:eastAsia="ru-RU"/>
-        </w:rPr>
-        <w:t>dev</w:t>
-      </w:r>
-      <w:proofErr w:type="spellEnd"/>
-      <w:r>
-        <w:rPr>
-          <w:rFonts w:ascii="Courier New" w:eastAsia="Times New Roman" w:hAnsi="Courier New" w:cs="Courier New"/>
-          <w:color w:val="000000"/>
-          <w:sz w:val="20"/>
-          <w:szCs w:val="20"/>
-          <w:bdr w:val="single" w:sz="6" w:space="6" w:color="CCCCCC" w:frame="1"/>
-          <w:shd w:val="clear" w:color="auto" w:fill="F8F8F8"/>
-          <w:lang w:eastAsia="ru-RU"/>
-        </w:rPr>
-        <w:t>/</w:t>
-      </w:r>
-      <w:proofErr w:type="spellStart"/>
-      <w:r>
-        <w:rPr>
-          <w:rFonts w:ascii="Courier New" w:eastAsia="Times New Roman" w:hAnsi="Courier New" w:cs="Courier New"/>
-          <w:color w:val="000000"/>
-          <w:sz w:val="20"/>
-          <w:szCs w:val="20"/>
-          <w:bdr w:val="single" w:sz="6" w:space="6" w:color="CCCCCC" w:frame="1"/>
-          <w:shd w:val="clear" w:color="auto" w:fill="F8F8F8"/>
-          <w:lang w:eastAsia="ru-RU"/>
-        </w:rPr>
-        <w:t>spidev</w:t>
-      </w:r>
-      <w:proofErr w:type="spellEnd"/>
-      <w:r>
-        <w:rPr>
-          <w:rFonts w:ascii="Courier New" w:eastAsia="Times New Roman" w:hAnsi="Courier New" w:cs="Courier New"/>
-          <w:color w:val="000000"/>
-          <w:sz w:val="20"/>
-          <w:szCs w:val="20"/>
-          <w:bdr w:val="single" w:sz="6" w:space="6" w:color="CCCCCC" w:frame="1"/>
-          <w:shd w:val="clear" w:color="auto" w:fill="F8F8F8"/>
-          <w:lang w:eastAsia="ru-RU"/>
-        </w:rPr>
-        <w:t>*</w:t>
-      </w:r>
-      <w:r>
-        <w:rPr>
-          <w:rFonts w:ascii="Times New Roman" w:eastAsia="Times New Roman" w:hAnsi="Times New Roman" w:cs="Times New Roman"/>
-          <w:color w:val="000000"/>
-          <w:sz w:val="28"/>
-          <w:szCs w:val="28"/>
-          <w:lang w:eastAsia="ru-RU"/>
-        </w:rPr>
-        <w:t>.</w:t>
-      </w:r>
-    </w:p>
-    <w:p>
-      <w:pPr>
-        <w:spacing w:after="0" w:line="360" w:lineRule="auto"/>
-        <w:ind w:firstLine="709"/>
-        <w:outlineLvl w:val="2"/>
-        <w:rPr>
-          <w:rFonts w:ascii="Times New Roman" w:eastAsia="Times New Roman" w:hAnsi="Times New Roman" w:cs="Times New Roman"/>
-          <w:b/>
-          <w:bCs/>
-          <w:color w:val="000000"/>
-          <w:sz w:val="28"/>
-          <w:szCs w:val="28"/>
-          <w:lang w:eastAsia="ru-RU"/>
-        </w:rPr>
-      </w:pPr>
-      <w:bookmarkStart w:id="8" w:name="_Toc226472985"/>
-      <w:r>
-        <w:rPr>
-          <w:rFonts w:ascii="Times New Roman" w:eastAsia="Times New Roman" w:hAnsi="Times New Roman" w:cs="Times New Roman"/>
-          <w:b/>
-          <w:bCs/>
-          <w:color w:val="000000"/>
-          <w:sz w:val="28"/>
-          <w:szCs w:val="28"/>
-          <w:lang w:eastAsia="ru-RU"/>
-        </w:rPr>
-        <w:t xml:space="preserve">3.3 Модификация конфигурации </w:t>
-      </w:r>
-      <w:proofErr w:type="spellStart"/>
-      <w:r>
-        <w:rPr>
-          <w:rFonts w:ascii="Times New Roman" w:eastAsia="Times New Roman" w:hAnsi="Times New Roman" w:cs="Times New Roman"/>
-          <w:b/>
-          <w:bCs/>
-          <w:color w:val="000000"/>
-          <w:sz w:val="28"/>
-          <w:szCs w:val="28"/>
-          <w:lang w:eastAsia="ru-RU"/>
-        </w:rPr>
-        <w:t>printer.cfg</w:t>
-      </w:r>
-      <w:bookmarkEnd w:id="8"/>
-      <w:proofErr w:type="spellEnd"/>
-    </w:p>
-    <w:p>
-      <w:pPr>
-        <w:spacing w:after="0" w:line="360" w:lineRule="auto"/>
-        <w:ind w:firstLine="709"/>
-        <w:jc w:val="both"/>
-        <w:rPr>
-          <w:rFonts w:ascii="Times New Roman" w:eastAsia="Times New Roman" w:hAnsi="Times New Roman" w:cs="Times New Roman"/>
-          <w:color w:val="000000"/>
-          <w:sz w:val="28"/>
-          <w:szCs w:val="28"/>
-          <w:lang w:eastAsia="ru-RU"/>
-        </w:rPr>
-      </w:pPr>
-      <w:r>
-        <w:rPr>
-          <w:rFonts w:ascii="Times New Roman" w:eastAsia="Times New Roman" w:hAnsi="Times New Roman" w:cs="Times New Roman"/>
-          <w:color w:val="000000"/>
-          <w:sz w:val="28"/>
-          <w:szCs w:val="28"/>
-          <w:lang w:eastAsia="ru-RU"/>
-        </w:rPr>
-        <w:t>В основной конфигурационный файл добавлены следующие разделы:</w:t>
+          <w:lang w:val="en-US" w:eastAsia="ru-RU"/>
+        </w:rPr>
+        <w:t>TEST_RESONANCES AXIS=X</w:t>
       </w:r>
     </w:p>
     <w:p>
@@ -6572,29 +5222,377 @@
           <w:szCs w:val="24"/>
           <w:lang w:val="en-US" w:eastAsia="ru-RU"/>
         </w:rPr>
-        <w:t>[</w:t>
-      </w:r>
-      <w:proofErr w:type="spellStart"/>
+        <w:t>TEST_RESONANCES AXIS=Y</w:t>
+      </w:r>
+    </w:p>
+    <w:p>
+      <w:pPr>
+        <w:spacing w:after="0" w:line="360" w:lineRule="auto"/>
+        <w:ind w:firstLine="709"/>
+        <w:jc w:val="both"/>
+        <w:rPr>
+          <w:rFonts w:ascii="Times New Roman" w:eastAsia="Times New Roman" w:hAnsi="Times New Roman" w:cs="Times New Roman"/>
+          <w:color w:val="000000"/>
+          <w:sz w:val="28"/>
+          <w:szCs w:val="28"/>
+          <w:lang w:eastAsia="ru-RU"/>
+        </w:rPr>
+      </w:pPr>
+      <w:r>
+        <w:rPr>
+          <w:rFonts w:ascii="Times New Roman" w:eastAsia="Times New Roman" w:hAnsi="Times New Roman" w:cs="Times New Roman"/>
+          <w:color w:val="000000"/>
+          <w:sz w:val="28"/>
+          <w:szCs w:val="28"/>
+          <w:lang w:eastAsia="ru-RU"/>
+        </w:rPr>
+        <w:t>Временные файлы результатов сохранены в каталог</w:t>
+      </w:r>
       <w:r>
         <w:rPr>
           <w:rFonts w:ascii="Courier New" w:eastAsia="Times New Roman" w:hAnsi="Courier New" w:cs="Courier New"/>
           <w:color w:val="000000"/>
-          <w:sz w:val="24"/>
-          <w:szCs w:val="24"/>
+          <w:sz w:val="20"/>
+          <w:szCs w:val="20"/>
+          <w:bdr w:val="single" w:sz="6" w:space="6" w:color="CCCCCC" w:frame="1"/>
+          <w:shd w:val="clear" w:color="auto" w:fill="F8F8F8"/>
+          <w:lang w:eastAsia="ru-RU"/>
+        </w:rPr>
+        <w:t>/tmp/</w:t>
+      </w:r>
+      <w:r>
+        <w:rPr>
+          <w:rFonts w:ascii="Times New Roman" w:eastAsia="Times New Roman" w:hAnsi="Times New Roman" w:cs="Times New Roman"/>
+          <w:color w:val="000000"/>
+          <w:sz w:val="28"/>
+          <w:szCs w:val="28"/>
+          <w:lang w:eastAsia="ru-RU"/>
+        </w:rPr>
+        <w:t>с именами</w:t>
+      </w:r>
+      <w:r>
+        <w:rPr>
+          <w:rFonts w:ascii="Courier New" w:eastAsia="Times New Roman" w:hAnsi="Courier New" w:cs="Courier New"/>
+          <w:color w:val="000000"/>
+          <w:sz w:val="20"/>
+          <w:szCs w:val="20"/>
+          <w:bdr w:val="single" w:sz="6" w:space="6" w:color="CCCCCC" w:frame="1"/>
+          <w:shd w:val="clear" w:color="auto" w:fill="F8F8F8"/>
+          <w:lang w:eastAsia="ru-RU"/>
+        </w:rPr>
+        <w:t>resonances_x_*.csv</w:t>
+      </w:r>
+      <w:r>
+        <w:rPr>
+          <w:rFonts w:ascii="Times New Roman" w:eastAsia="Times New Roman" w:hAnsi="Times New Roman" w:cs="Times New Roman"/>
+          <w:color w:val="000000"/>
+          <w:sz w:val="28"/>
+          <w:szCs w:val="28"/>
+          <w:lang w:eastAsia="ru-RU"/>
+        </w:rPr>
+        <w:t xml:space="preserve"> (Рисунок 2) и</w:t>
+      </w:r>
+      <w:r>
+        <w:rPr>
+          <w:rFonts w:ascii="Times New Roman" w:eastAsia="Times New Roman" w:hAnsi="Times New Roman" w:cs="Times New Roman"/>
+          <w:color w:val="000000"/>
+          <w:sz w:val="28"/>
+          <w:szCs w:val="28"/>
+          <w:lang w:eastAsia="ru-RU"/>
+        </w:rPr>
+        <w:t xml:space="preserve"> </w:t>
+      </w:r>
+      <w:r>
+        <w:rPr>
+          <w:rFonts w:ascii="Courier New" w:eastAsia="Times New Roman" w:hAnsi="Courier New" w:cs="Courier New"/>
+          <w:color w:val="000000"/>
+          <w:sz w:val="20"/>
+          <w:szCs w:val="20"/>
+          <w:bdr w:val="single" w:sz="6" w:space="6" w:color="CCCCCC" w:frame="1"/>
+          <w:shd w:val="clear" w:color="auto" w:fill="F8F8F8"/>
+          <w:lang w:eastAsia="ru-RU"/>
+        </w:rPr>
+        <w:t>resonances_y_*.csv</w:t>
+      </w:r>
+      <w:r>
+        <w:rPr>
+          <w:rFonts w:ascii="Times New Roman" w:eastAsia="Times New Roman" w:hAnsi="Times New Roman" w:cs="Times New Roman"/>
+          <w:color w:val="000000"/>
+          <w:sz w:val="28"/>
+          <w:szCs w:val="28"/>
+          <w:lang w:eastAsia="ru-RU"/>
+        </w:rPr>
+        <w:t xml:space="preserve"> (Рисунок 3).</w:t>
+      </w:r>
+    </w:p>
+    <w:p>
+      <w:pPr>
+        <w:spacing w:after="0" w:line="360" w:lineRule="auto"/>
+        <w:jc w:val="center"/>
+        <w:rPr>
+          <w:rFonts w:ascii="Times New Roman" w:eastAsia="Times New Roman" w:hAnsi="Times New Roman" w:cs="Times New Roman"/>
+          <w:color w:val="000000"/>
+          <w:sz w:val="28"/>
+          <w:szCs w:val="28"/>
+          <w:lang w:eastAsia="ru-RU"/>
+        </w:rPr>
+      </w:pPr>
+      <w:r>
+        <w:rPr>
+          <w:rFonts w:ascii="Times New Roman" w:eastAsia="Times New Roman" w:hAnsi="Times New Roman" w:cs="Times New Roman"/>
+          <w:noProof/>
+          <w:color w:val="000000"/>
+          <w:sz w:val="28"/>
+          <w:szCs w:val="28"/>
+          <w:lang w:eastAsia="ru-RU"/>
+        </w:rPr>
+        <w:drawing>
+          <wp:inline distT="0" distB="0" distL="0" distR="0" wp14:anchorId="7318DF9C" wp14:editId="6B9A5AE2">
+            <wp:extent cx="5448300" cy="3413919"/>
+            <wp:effectExtent l="0" t="0" r="0" b="0"/>
+            <wp:docPr id="1" name="Рисунок 1"/>
+            <wp:cNvGraphicFramePr>
+              <a:graphicFrameLocks xmlns:a="http://schemas.openxmlformats.org/drawingml/2006/main" noChangeAspect="1"/>
+            </wp:cNvGraphicFramePr>
+            <a:graphic xmlns:a="http://schemas.openxmlformats.org/drawingml/2006/main">
+              <a:graphicData uri="http://schemas.openxmlformats.org/drawingml/2006/picture">
+                <pic:pic xmlns:pic="http://schemas.openxmlformats.org/drawingml/2006/picture">
+                  <pic:nvPicPr>
+                    <pic:cNvPr id="0" name="Picture 1"/>
+                    <pic:cNvPicPr>
+                      <a:picLocks noChangeAspect="1" noChangeArrowheads="1"/>
+                    </pic:cNvPicPr>
+                  </pic:nvPicPr>
+                  <pic:blipFill>
+                    <a:blip r:embed="rId7" cstate="print">
+                      <a:extLst>
+                        <a:ext uri="{28A0092B-C50C-407E-A947-70E740481C1C}">
+                          <a14:useLocalDpi xmlns:a14="http://schemas.microsoft.com/office/drawing/2010/main" val="0"/>
+                        </a:ext>
+                      </a:extLst>
+                    </a:blip>
+                    <a:srcRect/>
+                    <a:stretch>
+                      <a:fillRect/>
+                    </a:stretch>
+                  </pic:blipFill>
+                  <pic:spPr bwMode="auto">
+                    <a:xfrm>
+                      <a:off x="0" y="0"/>
+                      <a:ext cx="5450820" cy="3415498"/>
+                    </a:xfrm>
+                    <a:prstGeom prst="rect">
+                      <a:avLst/>
+                    </a:prstGeom>
+                    <a:noFill/>
+                    <a:ln>
+                      <a:noFill/>
+                    </a:ln>
+                  </pic:spPr>
+                </pic:pic>
+              </a:graphicData>
+            </a:graphic>
+          </wp:inline>
+        </w:drawing>
+      </w:r>
+      <w:r>
+        <w:rPr>
+          <w:rFonts w:ascii="Times New Roman" w:eastAsia="Times New Roman" w:hAnsi="Times New Roman" w:cs="Times New Roman"/>
+          <w:color w:val="000000"/>
+          <w:sz w:val="28"/>
+          <w:szCs w:val="28"/>
+          <w:lang w:eastAsia="ru-RU"/>
+        </w:rPr>
+        <w:t>Рисунок 2 – Спектральная плотность и мощность по оси Х</w:t>
+      </w:r>
+    </w:p>
+    <w:p>
+      <w:pPr>
+        <w:spacing w:after="0" w:line="360" w:lineRule="auto"/>
+        <w:jc w:val="center"/>
+        <w:rPr>
+          <w:rFonts w:ascii="Times New Roman" w:eastAsia="Times New Roman" w:hAnsi="Times New Roman" w:cs="Times New Roman"/>
+          <w:color w:val="000000"/>
+          <w:sz w:val="28"/>
+          <w:szCs w:val="28"/>
+          <w:lang w:eastAsia="ru-RU"/>
+        </w:rPr>
+      </w:pPr>
+      <w:r>
+        <w:rPr>
+          <w:rFonts w:ascii="Times New Roman" w:eastAsia="Times New Roman" w:hAnsi="Times New Roman" w:cs="Times New Roman"/>
+          <w:noProof/>
+          <w:color w:val="000000"/>
+          <w:sz w:val="28"/>
+          <w:szCs w:val="28"/>
+          <w:lang w:eastAsia="ru-RU"/>
+        </w:rPr>
+        <w:lastRenderedPageBreak/>
+        <w:drawing>
+          <wp:inline distT="0" distB="0" distL="0" distR="0" wp14:anchorId="25046779" wp14:editId="35826896">
+            <wp:extent cx="5943600" cy="3724275"/>
+            <wp:effectExtent l="0" t="0" r="0" b="9525"/>
+            <wp:docPr id="2" name="Рисунок 2"/>
+            <wp:cNvGraphicFramePr>
+              <a:graphicFrameLocks xmlns:a="http://schemas.openxmlformats.org/drawingml/2006/main" noChangeAspect="1"/>
+            </wp:cNvGraphicFramePr>
+            <a:graphic xmlns:a="http://schemas.openxmlformats.org/drawingml/2006/main">
+              <a:graphicData uri="http://schemas.openxmlformats.org/drawingml/2006/picture">
+                <pic:pic xmlns:pic="http://schemas.openxmlformats.org/drawingml/2006/picture">
+                  <pic:nvPicPr>
+                    <pic:cNvPr id="0" name="Picture 2"/>
+                    <pic:cNvPicPr>
+                      <a:picLocks noChangeAspect="1" noChangeArrowheads="1"/>
+                    </pic:cNvPicPr>
+                  </pic:nvPicPr>
+                  <pic:blipFill>
+                    <a:blip r:embed="rId8" cstate="print">
+                      <a:extLst>
+                        <a:ext uri="{28A0092B-C50C-407E-A947-70E740481C1C}">
+                          <a14:useLocalDpi xmlns:a14="http://schemas.microsoft.com/office/drawing/2010/main" val="0"/>
+                        </a:ext>
+                      </a:extLst>
+                    </a:blip>
+                    <a:srcRect/>
+                    <a:stretch>
+                      <a:fillRect/>
+                    </a:stretch>
+                  </pic:blipFill>
+                  <pic:spPr bwMode="auto">
+                    <a:xfrm>
+                      <a:off x="0" y="0"/>
+                      <a:ext cx="5943600" cy="3724275"/>
+                    </a:xfrm>
+                    <a:prstGeom prst="rect">
+                      <a:avLst/>
+                    </a:prstGeom>
+                    <a:noFill/>
+                    <a:ln>
+                      <a:noFill/>
+                    </a:ln>
+                  </pic:spPr>
+                </pic:pic>
+              </a:graphicData>
+            </a:graphic>
+          </wp:inline>
+        </w:drawing>
+      </w:r>
+      <w:r>
+        <w:rPr>
+          <w:rFonts w:ascii="Times New Roman" w:eastAsia="Times New Roman" w:hAnsi="Times New Roman" w:cs="Times New Roman"/>
+          <w:color w:val="000000"/>
+          <w:sz w:val="28"/>
+          <w:szCs w:val="28"/>
+          <w:lang w:eastAsia="ru-RU"/>
+        </w:rPr>
+        <w:t xml:space="preserve"> </w:t>
+      </w:r>
+    </w:p>
+    <w:p>
+      <w:pPr>
+        <w:spacing w:after="0" w:line="360" w:lineRule="auto"/>
+        <w:jc w:val="center"/>
+        <w:rPr>
+          <w:rFonts w:ascii="Times New Roman" w:eastAsia="Times New Roman" w:hAnsi="Times New Roman" w:cs="Times New Roman"/>
+          <w:color w:val="000000"/>
+          <w:sz w:val="28"/>
+          <w:szCs w:val="28"/>
+          <w:lang w:eastAsia="ru-RU"/>
+        </w:rPr>
+      </w:pPr>
+      <w:r>
+        <w:rPr>
+          <w:rFonts w:ascii="Times New Roman" w:eastAsia="Times New Roman" w:hAnsi="Times New Roman" w:cs="Times New Roman"/>
+          <w:color w:val="000000"/>
+          <w:sz w:val="28"/>
+          <w:szCs w:val="28"/>
+          <w:lang w:eastAsia="ru-RU"/>
+        </w:rPr>
+        <w:t xml:space="preserve">Рисунок </w:t>
+      </w:r>
+      <w:r>
+        <w:rPr>
+          <w:rFonts w:ascii="Times New Roman" w:eastAsia="Times New Roman" w:hAnsi="Times New Roman" w:cs="Times New Roman"/>
+          <w:color w:val="000000"/>
+          <w:sz w:val="28"/>
+          <w:szCs w:val="28"/>
+          <w:lang w:eastAsia="ru-RU"/>
+        </w:rPr>
+        <w:t>3</w:t>
+      </w:r>
+      <w:r>
+        <w:rPr>
+          <w:rFonts w:ascii="Times New Roman" w:eastAsia="Times New Roman" w:hAnsi="Times New Roman" w:cs="Times New Roman"/>
+          <w:color w:val="000000"/>
+          <w:sz w:val="28"/>
+          <w:szCs w:val="28"/>
+          <w:lang w:eastAsia="ru-RU"/>
+        </w:rPr>
+        <w:t xml:space="preserve"> – Спектральная плотность и мощность по оси </w:t>
+      </w:r>
+      <w:r>
+        <w:rPr>
+          <w:rFonts w:ascii="Times New Roman" w:eastAsia="Times New Roman" w:hAnsi="Times New Roman" w:cs="Times New Roman"/>
+          <w:color w:val="000000"/>
+          <w:sz w:val="28"/>
+          <w:szCs w:val="28"/>
           <w:lang w:val="en-US" w:eastAsia="ru-RU"/>
         </w:rPr>
-        <w:t>mcu</w:t>
-      </w:r>
-      <w:proofErr w:type="spellEnd"/>
-      <w:r>
-        <w:rPr>
-          <w:rFonts w:ascii="Courier New" w:eastAsia="Times New Roman" w:hAnsi="Courier New" w:cs="Courier New"/>
-          <w:color w:val="000000"/>
-          <w:sz w:val="24"/>
-          <w:szCs w:val="24"/>
-          <w:lang w:val="en-US" w:eastAsia="ru-RU"/>
-        </w:rPr>
-        <w:t xml:space="preserve"> host]</w:t>
+        <w:t>Y</w:t>
+      </w:r>
+    </w:p>
+    <w:p>
+      <w:pPr>
+        <w:spacing w:after="0" w:line="360" w:lineRule="auto"/>
+        <w:ind w:firstLine="709"/>
+        <w:outlineLvl w:val="2"/>
+        <w:rPr>
+          <w:rFonts w:ascii="Times New Roman" w:eastAsia="Times New Roman" w:hAnsi="Times New Roman" w:cs="Times New Roman"/>
+          <w:b/>
+          <w:bCs/>
+          <w:color w:val="000000"/>
+          <w:sz w:val="28"/>
+          <w:szCs w:val="28"/>
+          <w:lang w:eastAsia="ru-RU"/>
+        </w:rPr>
+      </w:pPr>
+      <w:bookmarkStart w:id="9" w:name="_Toc226472987"/>
+      <w:r>
+        <w:rPr>
+          <w:rFonts w:ascii="Times New Roman" w:eastAsia="Times New Roman" w:hAnsi="Times New Roman" w:cs="Times New Roman"/>
+          <w:b/>
+          <w:bCs/>
+          <w:color w:val="000000"/>
+          <w:sz w:val="28"/>
+          <w:szCs w:val="28"/>
+          <w:lang w:eastAsia="ru-RU"/>
+        </w:rPr>
+        <w:t>3.5 Расчёт параметров Input Shaper</w:t>
+      </w:r>
+      <w:bookmarkEnd w:id="9"/>
+    </w:p>
+    <w:p>
+      <w:pPr>
+        <w:spacing w:after="0" w:line="360" w:lineRule="auto"/>
+        <w:ind w:firstLine="709"/>
+        <w:jc w:val="both"/>
+        <w:rPr>
+          <w:rFonts w:ascii="Times New Roman" w:eastAsia="Times New Roman" w:hAnsi="Times New Roman" w:cs="Times New Roman"/>
+          <w:color w:val="000000"/>
+          <w:sz w:val="28"/>
+          <w:szCs w:val="28"/>
+          <w:lang w:eastAsia="ru-RU"/>
+        </w:rPr>
+      </w:pPr>
+      <w:r>
+        <w:rPr>
+          <w:rFonts w:ascii="Times New Roman" w:eastAsia="Times New Roman" w:hAnsi="Times New Roman" w:cs="Times New Roman"/>
+          <w:color w:val="000000"/>
+          <w:sz w:val="28"/>
+          <w:szCs w:val="28"/>
+          <w:lang w:eastAsia="ru-RU"/>
+        </w:rPr>
+        <w:t>Построение графиков и расчёт оптимальных параметров выполнены с помощью штатных скриптов Klipper:</w:t>
       </w:r>
     </w:p>
     <w:p>
@@ -6642,42 +5640,8 @@
           <w:szCs w:val="24"/>
           <w:lang w:val="en-US" w:eastAsia="ru-RU"/>
         </w:rPr>
-        <w:t>serial: /</w:t>
-      </w:r>
-      <w:proofErr w:type="spellStart"/>
-      <w:r>
-        <w:rPr>
-          <w:rFonts w:ascii="Courier New" w:eastAsia="Times New Roman" w:hAnsi="Courier New" w:cs="Courier New"/>
-          <w:color w:val="000000"/>
-          <w:sz w:val="24"/>
-          <w:szCs w:val="24"/>
-          <w:lang w:val="en-US" w:eastAsia="ru-RU"/>
-        </w:rPr>
-        <w:t>tmp</w:t>
-      </w:r>
-      <w:proofErr w:type="spellEnd"/>
-      <w:r>
-        <w:rPr>
-          <w:rFonts w:ascii="Courier New" w:eastAsia="Times New Roman" w:hAnsi="Courier New" w:cs="Courier New"/>
-          <w:color w:val="000000"/>
-          <w:sz w:val="24"/>
-          <w:szCs w:val="24"/>
-          <w:lang w:val="en-US" w:eastAsia="ru-RU"/>
-        </w:rPr>
-        <w:t>/</w:t>
-      </w:r>
-      <w:proofErr w:type="spellStart"/>
-      <w:r>
-        <w:rPr>
-          <w:rFonts w:ascii="Courier New" w:eastAsia="Times New Roman" w:hAnsi="Courier New" w:cs="Courier New"/>
-          <w:color w:val="000000"/>
-          <w:sz w:val="24"/>
-          <w:szCs w:val="24"/>
-          <w:lang w:val="en-US" w:eastAsia="ru-RU"/>
-        </w:rPr>
-        <w:t>klipper_host_mcu</w:t>
-      </w:r>
-      <w:proofErr w:type="spellEnd"/>
+        <w:t>~/klipper/scripts/calibrate_shaper.py /tmp/resonances_x_*.csv -o ~/klipper/shaper_calibrate_x.png</w:t>
+      </w:r>
     </w:p>
     <w:p>
       <w:pPr>
@@ -6716,6 +5680,254 @@
           <w:lang w:val="en-US" w:eastAsia="ru-RU"/>
         </w:rPr>
       </w:pPr>
+      <w:r>
+        <w:rPr>
+          <w:rFonts w:ascii="Courier New" w:eastAsia="Times New Roman" w:hAnsi="Courier New" w:cs="Courier New"/>
+          <w:color w:val="000000"/>
+          <w:sz w:val="24"/>
+          <w:szCs w:val="24"/>
+          <w:lang w:val="en-US" w:eastAsia="ru-RU"/>
+        </w:rPr>
+        <w:t>~/klipper/scripts/calibrate_shaper.py /tmp/resonances_y_*.csv -o ~/klipper/shaper_calibrate_y.png</w:t>
+      </w:r>
+    </w:p>
+    <w:p>
+      <w:pPr>
+        <w:spacing w:after="0" w:line="360" w:lineRule="auto"/>
+        <w:ind w:firstLine="709"/>
+        <w:jc w:val="both"/>
+        <w:rPr>
+          <w:rFonts w:ascii="Times New Roman" w:eastAsia="Times New Roman" w:hAnsi="Times New Roman" w:cs="Times New Roman"/>
+          <w:color w:val="000000"/>
+          <w:sz w:val="28"/>
+          <w:szCs w:val="28"/>
+          <w:lang w:eastAsia="ru-RU"/>
+        </w:rPr>
+      </w:pPr>
+      <w:r>
+        <w:rPr>
+          <w:rFonts w:ascii="Times New Roman" w:eastAsia="Times New Roman" w:hAnsi="Times New Roman" w:cs="Times New Roman"/>
+          <w:color w:val="000000"/>
+          <w:sz w:val="28"/>
+          <w:szCs w:val="28"/>
+          <w:lang w:eastAsia="ru-RU"/>
+        </w:rPr>
+        <w:t>На выходе скриптов получены следующие рекомендуемые значения:</w:t>
+      </w:r>
+    </w:p>
+    <w:p>
+      <w:pPr>
+        <w:spacing w:after="0" w:line="360" w:lineRule="auto"/>
+        <w:jc w:val="center"/>
+        <w:rPr>
+          <w:rFonts w:ascii="Times New Roman" w:eastAsia="Times New Roman" w:hAnsi="Times New Roman" w:cs="Times New Roman"/>
+          <w:color w:val="000000"/>
+          <w:sz w:val="28"/>
+          <w:szCs w:val="28"/>
+          <w:lang w:eastAsia="ru-RU"/>
+        </w:rPr>
+      </w:pPr>
+      <w:r>
+        <w:rPr>
+          <w:rFonts w:ascii="Times New Roman" w:eastAsia="Times New Roman" w:hAnsi="Times New Roman" w:cs="Times New Roman"/>
+          <w:noProof/>
+          <w:color w:val="000000"/>
+          <w:sz w:val="28"/>
+          <w:szCs w:val="28"/>
+          <w:lang w:eastAsia="ru-RU"/>
+        </w:rPr>
+        <w:drawing>
+          <wp:inline distT="0" distB="0" distL="0" distR="0" wp14:anchorId="1E791EFD" wp14:editId="439CCCC1">
+            <wp:extent cx="6035622" cy="1172079"/>
+            <wp:effectExtent l="0" t="0" r="3810" b="9525"/>
+            <wp:docPr id="3" name="Рисунок 3"/>
+            <wp:cNvGraphicFramePr>
+              <a:graphicFrameLocks xmlns:a="http://schemas.openxmlformats.org/drawingml/2006/main" noChangeAspect="1"/>
+            </wp:cNvGraphicFramePr>
+            <a:graphic xmlns:a="http://schemas.openxmlformats.org/drawingml/2006/main">
+              <a:graphicData uri="http://schemas.openxmlformats.org/drawingml/2006/picture">
+                <pic:pic xmlns:pic="http://schemas.openxmlformats.org/drawingml/2006/picture">
+                  <pic:nvPicPr>
+                    <pic:cNvPr id="0" name="Picture 2"/>
+                    <pic:cNvPicPr>
+                      <a:picLocks noChangeAspect="1" noChangeArrowheads="1"/>
+                    </pic:cNvPicPr>
+                  </pic:nvPicPr>
+                  <pic:blipFill>
+                    <a:blip r:embed="rId9" cstate="print">
+                      <a:extLst>
+                        <a:ext uri="{28A0092B-C50C-407E-A947-70E740481C1C}">
+                          <a14:useLocalDpi xmlns:a14="http://schemas.microsoft.com/office/drawing/2010/main" val="0"/>
+                        </a:ext>
+                      </a:extLst>
+                    </a:blip>
+                    <a:srcRect/>
+                    <a:stretch>
+                      <a:fillRect/>
+                    </a:stretch>
+                  </pic:blipFill>
+                  <pic:spPr bwMode="auto">
+                    <a:xfrm>
+                      <a:off x="0" y="0"/>
+                      <a:ext cx="6106844" cy="1185910"/>
+                    </a:xfrm>
+                    <a:prstGeom prst="rect">
+                      <a:avLst/>
+                    </a:prstGeom>
+                    <a:noFill/>
+                  </pic:spPr>
+                </pic:pic>
+              </a:graphicData>
+            </a:graphic>
+          </wp:inline>
+        </w:drawing>
+      </w:r>
+    </w:p>
+    <w:p>
+      <w:pPr>
+        <w:numPr>
+          <w:ilvl w:val="0"/>
+          <w:numId w:val="6"/>
+        </w:numPr>
+        <w:spacing w:after="0" w:line="360" w:lineRule="auto"/>
+        <w:ind w:left="1854"/>
+        <w:jc w:val="both"/>
+        <w:rPr>
+          <w:rFonts w:ascii="Times New Roman" w:eastAsia="Times New Roman" w:hAnsi="Times New Roman" w:cs="Times New Roman"/>
+          <w:color w:val="000000"/>
+          <w:sz w:val="28"/>
+          <w:szCs w:val="28"/>
+          <w:lang w:eastAsia="ru-RU"/>
+        </w:rPr>
+      </w:pPr>
+      <w:r>
+        <w:rPr>
+          <w:rFonts w:ascii="Times New Roman" w:eastAsia="Times New Roman" w:hAnsi="Times New Roman" w:cs="Times New Roman"/>
+          <w:color w:val="000000"/>
+          <w:sz w:val="28"/>
+          <w:szCs w:val="28"/>
+          <w:lang w:eastAsia="ru-RU"/>
+        </w:rPr>
+        <w:t>для оси X: частота среза – 79,2 Гц, тип шейпера –</w:t>
+      </w:r>
+      <w:r>
+        <w:rPr>
+          <w:rFonts w:ascii="Courier New" w:eastAsia="Times New Roman" w:hAnsi="Courier New" w:cs="Courier New"/>
+          <w:color w:val="000000"/>
+          <w:sz w:val="20"/>
+          <w:szCs w:val="20"/>
+          <w:bdr w:val="single" w:sz="6" w:space="6" w:color="CCCCCC" w:frame="1"/>
+          <w:shd w:val="clear" w:color="auto" w:fill="F8F8F8"/>
+          <w:lang w:eastAsia="ru-RU"/>
+        </w:rPr>
+        <w:t>mzv</w:t>
+      </w:r>
+      <w:r>
+        <w:rPr>
+          <w:rFonts w:ascii="Times New Roman" w:eastAsia="Times New Roman" w:hAnsi="Times New Roman" w:cs="Times New Roman"/>
+          <w:color w:val="000000"/>
+          <w:sz w:val="28"/>
+          <w:szCs w:val="28"/>
+          <w:lang w:eastAsia="ru-RU"/>
+        </w:rPr>
+        <w:t>;</w:t>
+      </w:r>
+    </w:p>
+    <w:p>
+      <w:pPr>
+        <w:numPr>
+          <w:ilvl w:val="0"/>
+          <w:numId w:val="6"/>
+        </w:numPr>
+        <w:spacing w:after="0" w:line="360" w:lineRule="auto"/>
+        <w:ind w:left="1854"/>
+        <w:jc w:val="both"/>
+        <w:rPr>
+          <w:rFonts w:ascii="Times New Roman" w:eastAsia="Times New Roman" w:hAnsi="Times New Roman" w:cs="Times New Roman"/>
+          <w:color w:val="000000"/>
+          <w:sz w:val="28"/>
+          <w:szCs w:val="28"/>
+          <w:lang w:eastAsia="ru-RU"/>
+        </w:rPr>
+      </w:pPr>
+      <w:r>
+        <w:rPr>
+          <w:rFonts w:ascii="Times New Roman" w:eastAsia="Times New Roman" w:hAnsi="Times New Roman" w:cs="Times New Roman"/>
+          <w:color w:val="000000"/>
+          <w:sz w:val="28"/>
+          <w:szCs w:val="28"/>
+          <w:lang w:eastAsia="ru-RU"/>
+        </w:rPr>
+        <w:t>для оси Y: частота среза – 34,6 Гц, тип шейпера –</w:t>
+      </w:r>
+      <w:r>
+        <w:rPr>
+          <w:rFonts w:ascii="Courier New" w:eastAsia="Times New Roman" w:hAnsi="Courier New" w:cs="Courier New"/>
+          <w:color w:val="000000"/>
+          <w:sz w:val="20"/>
+          <w:szCs w:val="20"/>
+          <w:bdr w:val="single" w:sz="6" w:space="6" w:color="CCCCCC" w:frame="1"/>
+          <w:shd w:val="clear" w:color="auto" w:fill="F8F8F8"/>
+          <w:lang w:eastAsia="ru-RU"/>
+        </w:rPr>
+        <w:t>mzv</w:t>
+      </w:r>
+      <w:r>
+        <w:rPr>
+          <w:rFonts w:ascii="Times New Roman" w:eastAsia="Times New Roman" w:hAnsi="Times New Roman" w:cs="Times New Roman"/>
+          <w:color w:val="000000"/>
+          <w:sz w:val="28"/>
+          <w:szCs w:val="28"/>
+          <w:lang w:eastAsia="ru-RU"/>
+        </w:rPr>
+        <w:t>.</w:t>
+      </w:r>
+    </w:p>
+    <w:p>
+      <w:pPr>
+        <w:spacing w:after="0" w:line="360" w:lineRule="auto"/>
+        <w:ind w:firstLine="709"/>
+        <w:jc w:val="both"/>
+        <w:rPr>
+          <w:rFonts w:ascii="Times New Roman" w:eastAsia="Times New Roman" w:hAnsi="Times New Roman" w:cs="Times New Roman"/>
+          <w:color w:val="000000"/>
+          <w:sz w:val="28"/>
+          <w:szCs w:val="28"/>
+          <w:lang w:eastAsia="ru-RU"/>
+        </w:rPr>
+      </w:pPr>
+      <w:r>
+        <w:rPr>
+          <w:rFonts w:ascii="Times New Roman" w:eastAsia="Times New Roman" w:hAnsi="Times New Roman" w:cs="Times New Roman"/>
+          <w:color w:val="000000"/>
+          <w:sz w:val="28"/>
+          <w:szCs w:val="28"/>
+          <w:lang w:eastAsia="ru-RU"/>
+        </w:rPr>
+        <w:t>На основе проведённых расчётов в файл</w:t>
+      </w:r>
+      <w:r>
+        <w:rPr>
+          <w:rFonts w:ascii="Courier New" w:eastAsia="Times New Roman" w:hAnsi="Courier New" w:cs="Courier New"/>
+          <w:color w:val="000000"/>
+          <w:sz w:val="20"/>
+          <w:szCs w:val="20"/>
+          <w:bdr w:val="single" w:sz="6" w:space="6" w:color="CCCCCC" w:frame="1"/>
+          <w:shd w:val="clear" w:color="auto" w:fill="F8F8F8"/>
+          <w:lang w:eastAsia="ru-RU"/>
+        </w:rPr>
+        <w:t>printer.cfg</w:t>
+      </w:r>
+      <w:r>
+        <w:rPr>
+          <w:rFonts w:ascii="Times New Roman" w:eastAsia="Times New Roman" w:hAnsi="Times New Roman" w:cs="Times New Roman"/>
+          <w:color w:val="000000"/>
+          <w:sz w:val="28"/>
+          <w:szCs w:val="28"/>
+          <w:lang w:eastAsia="ru-RU"/>
+        </w:rPr>
+        <w:t>добавлен блок:</w:t>
+      </w:r>
     </w:p>
     <w:p>
       <w:pPr>
@@ -6762,7 +5974,8 @@
           <w:szCs w:val="24"/>
           <w:lang w:val="en-US" w:eastAsia="ru-RU"/>
         </w:rPr>
-        <w:t>[adxl345]</w:t>
+        <w:lastRenderedPageBreak/>
+        <w:t>[input_shaper]</w:t>
       </w:r>
     </w:p>
     <w:p>
@@ -6802,7 +6015,6 @@
           <w:lang w:val="en-US" w:eastAsia="ru-RU"/>
         </w:rPr>
       </w:pPr>
-      <w:proofErr w:type="spellStart"/>
       <w:r>
         <w:rPr>
           <w:rFonts w:ascii="Courier New" w:eastAsia="Times New Roman" w:hAnsi="Courier New" w:cs="Courier New"/>
@@ -6811,33 +6023,8 @@
           <w:szCs w:val="24"/>
           <w:lang w:val="en-US" w:eastAsia="ru-RU"/>
         </w:rPr>
-        <w:t>cs_pin</w:t>
-      </w:r>
-      <w:proofErr w:type="spellEnd"/>
-      <w:r>
-        <w:rPr>
-          <w:rFonts w:ascii="Courier New" w:eastAsia="Times New Roman" w:hAnsi="Courier New" w:cs="Courier New"/>
-          <w:color w:val="000000"/>
-          <w:sz w:val="24"/>
-          <w:szCs w:val="24"/>
-          <w:lang w:val="en-US" w:eastAsia="ru-RU"/>
-        </w:rPr>
-        <w:t xml:space="preserve">: </w:t>
-      </w:r>
-      <w:proofErr w:type="spellStart"/>
-      <w:proofErr w:type="gramStart"/>
-      <w:r>
-        <w:rPr>
-          <w:rFonts w:ascii="Courier New" w:eastAsia="Times New Roman" w:hAnsi="Courier New" w:cs="Courier New"/>
-          <w:color w:val="000000"/>
-          <w:sz w:val="24"/>
-          <w:szCs w:val="24"/>
-          <w:lang w:val="en-US" w:eastAsia="ru-RU"/>
-        </w:rPr>
-        <w:t>host:None</w:t>
-      </w:r>
-      <w:proofErr w:type="spellEnd"/>
-      <w:proofErr w:type="gramEnd"/>
+        <w:t>shaper_freq_x: 31.6</w:t>
+      </w:r>
     </w:p>
     <w:p>
       <w:pPr>
@@ -6876,7 +6063,6 @@
           <w:lang w:val="en-US" w:eastAsia="ru-RU"/>
         </w:rPr>
       </w:pPr>
-      <w:proofErr w:type="spellStart"/>
       <w:r>
         <w:rPr>
           <w:rFonts w:ascii="Courier New" w:eastAsia="Times New Roman" w:hAnsi="Courier New" w:cs="Courier New"/>
@@ -6885,18 +6071,7 @@
           <w:szCs w:val="24"/>
           <w:lang w:val="en-US" w:eastAsia="ru-RU"/>
         </w:rPr>
-        <w:t>spi_bus</w:t>
-      </w:r>
-      <w:proofErr w:type="spellEnd"/>
-      <w:r>
-        <w:rPr>
-          <w:rFonts w:ascii="Courier New" w:eastAsia="Times New Roman" w:hAnsi="Courier New" w:cs="Courier New"/>
-          <w:color w:val="000000"/>
-          <w:sz w:val="24"/>
-          <w:szCs w:val="24"/>
-          <w:lang w:val="en-US" w:eastAsia="ru-RU"/>
-        </w:rPr>
-        <w:t>: spidev1.0</w:t>
+        <w:t>shaper_type_x: mzv</w:t>
       </w:r>
     </w:p>
     <w:p>
@@ -6936,7 +6111,6 @@
           <w:lang w:val="en-US" w:eastAsia="ru-RU"/>
         </w:rPr>
       </w:pPr>
-      <w:proofErr w:type="spellStart"/>
       <w:r>
         <w:rPr>
           <w:rFonts w:ascii="Courier New" w:eastAsia="Times New Roman" w:hAnsi="Courier New" w:cs="Courier New"/>
@@ -6945,43 +6119,8 @@
           <w:szCs w:val="24"/>
           <w:lang w:val="en-US" w:eastAsia="ru-RU"/>
         </w:rPr>
-        <w:t>axes_map</w:t>
-      </w:r>
-      <w:proofErr w:type="spellEnd"/>
-      <w:r>
-        <w:rPr>
-          <w:rFonts w:ascii="Courier New" w:eastAsia="Times New Roman" w:hAnsi="Courier New" w:cs="Courier New"/>
-          <w:color w:val="000000"/>
-          <w:sz w:val="24"/>
-          <w:szCs w:val="24"/>
-          <w:lang w:val="en-US" w:eastAsia="ru-RU"/>
-        </w:rPr>
-        <w:t xml:space="preserve">: </w:t>
-      </w:r>
-      <w:proofErr w:type="spellStart"/>
-      <w:proofErr w:type="gramStart"/>
-      <w:r>
-        <w:rPr>
-          <w:rFonts w:ascii="Courier New" w:eastAsia="Times New Roman" w:hAnsi="Courier New" w:cs="Courier New"/>
-          <w:color w:val="000000"/>
-          <w:sz w:val="24"/>
-          <w:szCs w:val="24"/>
-          <w:lang w:val="en-US" w:eastAsia="ru-RU"/>
-        </w:rPr>
-        <w:t>y,x</w:t>
-      </w:r>
-      <w:proofErr w:type="gramEnd"/>
-      <w:r>
-        <w:rPr>
-          <w:rFonts w:ascii="Courier New" w:eastAsia="Times New Roman" w:hAnsi="Courier New" w:cs="Courier New"/>
-          <w:color w:val="000000"/>
-          <w:sz w:val="24"/>
-          <w:szCs w:val="24"/>
-          <w:lang w:val="en-US" w:eastAsia="ru-RU"/>
-        </w:rPr>
-        <w:t>,z</w:t>
-      </w:r>
-      <w:proofErr w:type="spellEnd"/>
+        <w:t>shaper_freq_y: 24.4</w:t>
+      </w:r>
     </w:p>
     <w:p>
       <w:pPr>
@@ -7020,6 +6159,16 @@
           <w:lang w:val="en-US" w:eastAsia="ru-RU"/>
         </w:rPr>
       </w:pPr>
+      <w:r>
+        <w:rPr>
+          <w:rFonts w:ascii="Courier New" w:eastAsia="Times New Roman" w:hAnsi="Courier New" w:cs="Courier New"/>
+          <w:color w:val="000000"/>
+          <w:sz w:val="24"/>
+          <w:szCs w:val="24"/>
+          <w:lang w:val="en-US" w:eastAsia="ru-RU"/>
+        </w:rPr>
+        <w:t>shaper_type_y: zv</w:t>
+      </w:r>
     </w:p>
     <w:p>
       <w:pPr>
@@ -7058,38 +6207,6 @@
           <w:lang w:val="en-US" w:eastAsia="ru-RU"/>
         </w:rPr>
       </w:pPr>
-      <w:r>
-        <w:rPr>
-          <w:rFonts w:ascii="Courier New" w:eastAsia="Times New Roman" w:hAnsi="Courier New" w:cs="Courier New"/>
-          <w:color w:val="000000"/>
-          <w:sz w:val="24"/>
-          <w:szCs w:val="24"/>
-          <w:lang w:val="en-US" w:eastAsia="ru-RU"/>
-        </w:rPr>
-        <w:t>[</w:t>
-      </w:r>
-      <w:proofErr w:type="spellStart"/>
-      <w:r>
-        <w:rPr>
-          <w:rFonts w:ascii="Courier New" w:eastAsia="Times New Roman" w:hAnsi="Courier New" w:cs="Courier New"/>
-          <w:color w:val="000000"/>
-          <w:sz w:val="24"/>
-          <w:szCs w:val="24"/>
-          <w:lang w:val="en-US" w:eastAsia="ru-RU"/>
-        </w:rPr>
-        <w:t>resonance_tester</w:t>
-      </w:r>
-      <w:proofErr w:type="spellEnd"/>
-      <w:r>
-        <w:rPr>
-          <w:rFonts w:ascii="Courier New" w:eastAsia="Times New Roman" w:hAnsi="Courier New" w:cs="Courier New"/>
-          <w:color w:val="000000"/>
-          <w:sz w:val="24"/>
-          <w:szCs w:val="24"/>
-          <w:lang w:val="en-US" w:eastAsia="ru-RU"/>
-        </w:rPr>
-        <w:t>]</w:t>
-      </w:r>
     </w:p>
     <w:p>
       <w:pPr>
@@ -7128,7 +6245,6 @@
           <w:lang w:val="en-US" w:eastAsia="ru-RU"/>
         </w:rPr>
       </w:pPr>
-      <w:proofErr w:type="spellStart"/>
       <w:r>
         <w:rPr>
           <w:rFonts w:ascii="Courier New" w:eastAsia="Times New Roman" w:hAnsi="Courier New" w:cs="Courier New"/>
@@ -7137,18 +6253,7 @@
           <w:szCs w:val="24"/>
           <w:lang w:val="en-US" w:eastAsia="ru-RU"/>
         </w:rPr>
-        <w:t>accel_chip</w:t>
-      </w:r>
-      <w:proofErr w:type="spellEnd"/>
-      <w:r>
-        <w:rPr>
-          <w:rFonts w:ascii="Courier New" w:eastAsia="Times New Roman" w:hAnsi="Courier New" w:cs="Courier New"/>
-          <w:color w:val="000000"/>
-          <w:sz w:val="24"/>
-          <w:szCs w:val="24"/>
-          <w:lang w:val="en-US" w:eastAsia="ru-RU"/>
-        </w:rPr>
-        <w:t>: adxl345</w:t>
+        <w:t>[printer]</w:t>
       </w:r>
     </w:p>
     <w:p>
@@ -7185,30 +6290,18 @@
           <w:color w:val="000000"/>
           <w:sz w:val="24"/>
           <w:szCs w:val="24"/>
-          <w:lang w:val="en-US" w:eastAsia="ru-RU"/>
-        </w:rPr>
-      </w:pPr>
-      <w:proofErr w:type="spellStart"/>
+          <w:lang w:eastAsia="ru-RU"/>
+        </w:rPr>
+      </w:pPr>
       <w:r>
         <w:rPr>
           <w:rFonts w:ascii="Courier New" w:eastAsia="Times New Roman" w:hAnsi="Courier New" w:cs="Courier New"/>
           <w:color w:val="000000"/>
           <w:sz w:val="24"/>
           <w:szCs w:val="24"/>
-          <w:lang w:val="en-US" w:eastAsia="ru-RU"/>
-        </w:rPr>
-        <w:t>probe_points</w:t>
-      </w:r>
-      <w:proofErr w:type="spellEnd"/>
-      <w:r>
-        <w:rPr>
-          <w:rFonts w:ascii="Courier New" w:eastAsia="Times New Roman" w:hAnsi="Courier New" w:cs="Courier New"/>
-          <w:color w:val="000000"/>
-          <w:sz w:val="24"/>
-          <w:szCs w:val="24"/>
-          <w:lang w:val="en-US" w:eastAsia="ru-RU"/>
-        </w:rPr>
-        <w:t>: 200, 200, 10</w:t>
+          <w:lang w:eastAsia="ru-RU"/>
+        </w:rPr>
+        <w:t>max_accel: 1700</w:t>
       </w:r>
     </w:p>
     <w:p>
@@ -7224,16 +6317,231 @@
           <w:lang w:eastAsia="ru-RU"/>
         </w:rPr>
       </w:pPr>
-      <w:proofErr w:type="spellStart"/>
-      <w:r>
-        <w:rPr>
-          <w:rFonts w:ascii="Times New Roman" w:eastAsia="Times New Roman" w:hAnsi="Times New Roman" w:cs="Times New Roman"/>
-          <w:color w:val="000000"/>
-          <w:sz w:val="28"/>
-          <w:szCs w:val="28"/>
-          <w:lang w:eastAsia="ru-RU"/>
-        </w:rPr>
-        <w:t>Параметр</w:t>
+      <w:r>
+        <w:rPr>
+          <w:rFonts w:ascii="Times New Roman" w:eastAsia="Times New Roman" w:hAnsi="Times New Roman" w:cs="Times New Roman"/>
+          <w:color w:val="000000"/>
+          <w:sz w:val="28"/>
+          <w:szCs w:val="28"/>
+          <w:lang w:eastAsia="ru-RU"/>
+        </w:rPr>
+        <w:t>После перезапуска Klipper выполнена пробная печать тестовой модели (куб с острыми углами). Визуальный контроль показал отсутствие характерных «звонов» на вертикальных стенках. Максимальное ускорение увеличено с 1</w:t>
+      </w:r>
+      <w:r>
+        <w:rPr>
+          <w:rFonts w:ascii="Times New Roman" w:eastAsia="Times New Roman" w:hAnsi="Times New Roman" w:cs="Times New Roman"/>
+          <w:color w:val="000000"/>
+          <w:sz w:val="28"/>
+          <w:szCs w:val="28"/>
+          <w:lang w:eastAsia="ru-RU"/>
+        </w:rPr>
+        <w:t>0</w:t>
+      </w:r>
+      <w:r>
+        <w:rPr>
+          <w:rFonts w:ascii="Times New Roman" w:eastAsia="Times New Roman" w:hAnsi="Times New Roman" w:cs="Times New Roman"/>
+          <w:color w:val="000000"/>
+          <w:sz w:val="28"/>
+          <w:szCs w:val="28"/>
+          <w:lang w:eastAsia="ru-RU"/>
+        </w:rPr>
+        <w:t xml:space="preserve">00 мм/с² до </w:t>
+      </w:r>
+      <w:r>
+        <w:rPr>
+          <w:rFonts w:ascii="Times New Roman" w:eastAsia="Times New Roman" w:hAnsi="Times New Roman" w:cs="Times New Roman"/>
+          <w:color w:val="000000"/>
+          <w:sz w:val="28"/>
+          <w:szCs w:val="28"/>
+          <w:lang w:eastAsia="ru-RU"/>
+        </w:rPr>
+        <w:t>17</w:t>
+      </w:r>
+      <w:r>
+        <w:rPr>
+          <w:rFonts w:ascii="Times New Roman" w:eastAsia="Times New Roman" w:hAnsi="Times New Roman" w:cs="Times New Roman"/>
+          <w:color w:val="000000"/>
+          <w:sz w:val="28"/>
+          <w:szCs w:val="28"/>
+          <w:lang w:eastAsia="ru-RU"/>
+        </w:rPr>
+        <w:t>00 мм/с² без потери качества.</w:t>
+      </w:r>
+    </w:p>
+    <w:p>
+      <w:pPr>
+        <w:spacing w:after="0" w:line="360" w:lineRule="auto"/>
+        <w:ind w:firstLine="709"/>
+        <w:outlineLvl w:val="0"/>
+        <w:rPr>
+          <w:rFonts w:ascii="Times New Roman" w:eastAsia="Times New Roman" w:hAnsi="Times New Roman" w:cs="Times New Roman"/>
+          <w:b/>
+          <w:bCs/>
+          <w:caps/>
+          <w:color w:val="000000"/>
+          <w:kern w:val="36"/>
+          <w:sz w:val="28"/>
+          <w:szCs w:val="28"/>
+          <w:lang w:eastAsia="ru-RU"/>
+        </w:rPr>
+      </w:pPr>
+      <w:bookmarkStart w:id="10" w:name="_Toc226472988"/>
+      <w:r>
+        <w:rPr>
+          <w:rFonts w:ascii="Times New Roman" w:eastAsia="Times New Roman" w:hAnsi="Times New Roman" w:cs="Times New Roman"/>
+          <w:b/>
+          <w:bCs/>
+          <w:color w:val="000000"/>
+          <w:kern w:val="36"/>
+          <w:sz w:val="28"/>
+          <w:szCs w:val="28"/>
+          <w:lang w:eastAsia="ru-RU"/>
+        </w:rPr>
+        <w:t>4. Рекомендации</w:t>
+      </w:r>
+      <w:bookmarkEnd w:id="10"/>
+    </w:p>
+    <w:p>
+      <w:pPr>
+        <w:numPr>
+          <w:ilvl w:val="0"/>
+          <w:numId w:val="7"/>
+        </w:numPr>
+        <w:tabs>
+          <w:tab w:val="clear" w:pos="720"/>
+          <w:tab w:val="num" w:pos="1134"/>
+        </w:tabs>
+        <w:spacing w:after="0" w:line="360" w:lineRule="auto"/>
+        <w:ind w:left="0" w:firstLine="709"/>
+        <w:jc w:val="both"/>
+        <w:rPr>
+          <w:rFonts w:ascii="Times New Roman" w:eastAsia="Times New Roman" w:hAnsi="Times New Roman" w:cs="Times New Roman"/>
+          <w:color w:val="000000"/>
+          <w:sz w:val="28"/>
+          <w:szCs w:val="28"/>
+          <w:lang w:eastAsia="ru-RU"/>
+        </w:rPr>
+      </w:pPr>
+      <w:r>
+        <w:rPr>
+          <w:rFonts w:ascii="Times New Roman" w:eastAsia="Times New Roman" w:hAnsi="Times New Roman" w:cs="Times New Roman"/>
+          <w:color w:val="000000"/>
+          <w:sz w:val="28"/>
+          <w:szCs w:val="28"/>
+          <w:lang w:eastAsia="ru-RU"/>
+        </w:rPr>
+        <w:t>Повторять калибровку при любых механических изменениях принтера (замена ремней, регулировка натяжения, усиление рамы).</w:t>
+      </w:r>
+    </w:p>
+    <w:p>
+      <w:pPr>
+        <w:numPr>
+          <w:ilvl w:val="0"/>
+          <w:numId w:val="7"/>
+        </w:numPr>
+        <w:tabs>
+          <w:tab w:val="clear" w:pos="720"/>
+          <w:tab w:val="num" w:pos="1134"/>
+        </w:tabs>
+        <w:spacing w:after="0" w:line="360" w:lineRule="auto"/>
+        <w:ind w:left="0" w:firstLine="709"/>
+        <w:jc w:val="both"/>
+        <w:rPr>
+          <w:rFonts w:ascii="Times New Roman" w:eastAsia="Times New Roman" w:hAnsi="Times New Roman" w:cs="Times New Roman"/>
+          <w:color w:val="000000"/>
+          <w:sz w:val="28"/>
+          <w:szCs w:val="28"/>
+          <w:lang w:eastAsia="ru-RU"/>
+        </w:rPr>
+      </w:pPr>
+      <w:r>
+        <w:rPr>
+          <w:rFonts w:ascii="Times New Roman" w:eastAsia="Times New Roman" w:hAnsi="Times New Roman" w:cs="Times New Roman"/>
+          <w:color w:val="000000"/>
+          <w:sz w:val="28"/>
+          <w:szCs w:val="28"/>
+          <w:lang w:eastAsia="ru-RU"/>
+        </w:rPr>
+        <w:t>Для более точного результата закреплять акселерометр на печатающей голове жёстко, без люфтов.</w:t>
+      </w:r>
+    </w:p>
+    <w:p>
+      <w:pPr>
+        <w:spacing w:after="0" w:line="360" w:lineRule="auto"/>
+        <w:ind w:firstLine="709"/>
+        <w:outlineLvl w:val="0"/>
+        <w:rPr>
+          <w:rFonts w:ascii="Times New Roman" w:eastAsia="Times New Roman" w:hAnsi="Times New Roman" w:cs="Times New Roman"/>
+          <w:b/>
+          <w:bCs/>
+          <w:caps/>
+          <w:color w:val="000000"/>
+          <w:kern w:val="36"/>
+          <w:sz w:val="28"/>
+          <w:szCs w:val="28"/>
+          <w:lang w:eastAsia="ru-RU"/>
+        </w:rPr>
+      </w:pPr>
+      <w:bookmarkStart w:id="11" w:name="_Toc226472989"/>
+      <w:bookmarkStart w:id="12" w:name="_Hlk226472956"/>
+      <w:r>
+        <w:rPr>
+          <w:rFonts w:ascii="Times New Roman" w:eastAsia="Times New Roman" w:hAnsi="Times New Roman" w:cs="Times New Roman"/>
+          <w:b/>
+          <w:bCs/>
+          <w:color w:val="000000"/>
+          <w:kern w:val="36"/>
+          <w:sz w:val="28"/>
+          <w:szCs w:val="28"/>
+          <w:lang w:eastAsia="ru-RU"/>
+        </w:rPr>
+        <w:t>5. Результаты и выводы</w:t>
+      </w:r>
+      <w:bookmarkEnd w:id="11"/>
+    </w:p>
+    <w:bookmarkEnd w:id="12"/>
+    <w:p>
+      <w:pPr>
+        <w:spacing w:after="0" w:line="360" w:lineRule="auto"/>
+        <w:ind w:firstLine="709"/>
+        <w:jc w:val="both"/>
+        <w:rPr>
+          <w:rFonts w:ascii="Times New Roman" w:eastAsia="Times New Roman" w:hAnsi="Times New Roman" w:cs="Times New Roman"/>
+          <w:color w:val="000000"/>
+          <w:sz w:val="28"/>
+          <w:szCs w:val="28"/>
+          <w:lang w:eastAsia="ru-RU"/>
+        </w:rPr>
+      </w:pPr>
+      <w:r>
+        <w:rPr>
+          <w:rFonts w:ascii="Times New Roman" w:eastAsia="Times New Roman" w:hAnsi="Times New Roman" w:cs="Times New Roman"/>
+          <w:color w:val="000000"/>
+          <w:sz w:val="28"/>
+          <w:szCs w:val="28"/>
+          <w:lang w:eastAsia="ru-RU"/>
+        </w:rPr>
+        <w:t xml:space="preserve">В ходе выполнения работы достигнута поставленная цель: проведена калибровка метода Input Shaper для 3D-принтера под управлением Klipper с использованием акселерометра ADXL345, подключённого к </w:t>
+      </w:r>
+      <w:r>
+        <w:rPr>
+          <w:rFonts w:ascii="Times New Roman" w:eastAsia="Times New Roman" w:hAnsi="Times New Roman" w:cs="Times New Roman"/>
+          <w:color w:val="000000"/>
+          <w:sz w:val="28"/>
+          <w:szCs w:val="28"/>
+          <w:lang w:eastAsia="ru-RU"/>
+        </w:rPr>
+        <w:t>Octopus Pro</w:t>
+      </w:r>
+      <w:r>
+        <w:rPr>
+          <w:rFonts w:ascii="Times New Roman" w:eastAsia="Times New Roman" w:hAnsi="Times New Roman" w:cs="Times New Roman"/>
+          <w:color w:val="000000"/>
+          <w:sz w:val="28"/>
+          <w:szCs w:val="28"/>
+          <w:lang w:eastAsia="ru-RU"/>
+        </w:rPr>
+        <w:t>. Все этапы – от монтажа датчика до интеграции параметров в</w:t>
       </w:r>
       <w:r>
         <w:rPr>
@@ -7245,1601 +6553,43 @@
           <w:shd w:val="clear" w:color="auto" w:fill="F8F8F8"/>
           <w:lang w:eastAsia="ru-RU"/>
         </w:rPr>
-        <w:t>probe_points</w:t>
-      </w:r>
-      <w:r>
-        <w:rPr>
-          <w:rFonts w:ascii="Times New Roman" w:eastAsia="Times New Roman" w:hAnsi="Times New Roman" w:cs="Times New Roman"/>
-          <w:color w:val="000000"/>
-          <w:sz w:val="28"/>
-          <w:szCs w:val="28"/>
-          <w:lang w:eastAsia="ru-RU"/>
-        </w:rPr>
-        <w:t>выбран</w:t>
-      </w:r>
-      <w:proofErr w:type="spellEnd"/>
-      <w:r>
-        <w:rPr>
-          <w:rFonts w:ascii="Times New Roman" w:eastAsia="Times New Roman" w:hAnsi="Times New Roman" w:cs="Times New Roman"/>
-          <w:color w:val="000000"/>
-          <w:sz w:val="28"/>
-          <w:szCs w:val="28"/>
-          <w:lang w:eastAsia="ru-RU"/>
-        </w:rPr>
-        <w:t xml:space="preserve"> исходя из размеров рабочей области принтера (координаты центра стола).</w:t>
+        <w:t>printer.cfg</w:t>
+      </w:r>
+      <w:r>
+        <w:rPr>
+          <w:rFonts w:ascii="Times New Roman" w:eastAsia="Times New Roman" w:hAnsi="Times New Roman" w:cs="Times New Roman"/>
+          <w:color w:val="000000"/>
+          <w:sz w:val="28"/>
+          <w:szCs w:val="28"/>
+          <w:lang w:eastAsia="ru-RU"/>
+        </w:rPr>
+        <w:t xml:space="preserve">– выполнены успешно. Результаты калибровки позволили повысить максимальное ускорение до </w:t>
+      </w:r>
+      <w:r>
+        <w:rPr>
+          <w:rFonts w:ascii="Times New Roman" w:eastAsia="Times New Roman" w:hAnsi="Times New Roman" w:cs="Times New Roman"/>
+          <w:color w:val="000000"/>
+          <w:sz w:val="28"/>
+          <w:szCs w:val="28"/>
+          <w:lang w:eastAsia="ru-RU"/>
+        </w:rPr>
+        <w:t>17</w:t>
+      </w:r>
+      <w:r>
+        <w:rPr>
+          <w:rFonts w:ascii="Times New Roman" w:eastAsia="Times New Roman" w:hAnsi="Times New Roman" w:cs="Times New Roman"/>
+          <w:color w:val="000000"/>
+          <w:sz w:val="28"/>
+          <w:szCs w:val="28"/>
+          <w:lang w:eastAsia="ru-RU"/>
+        </w:rPr>
+        <w:t>00 мм/с² и полностью устранить вибрационные артефакты на поверхности печатаемых деталей.</w:t>
       </w:r>
     </w:p>
     <w:p>
       <w:pPr>
         <w:spacing w:after="0" w:line="360" w:lineRule="auto"/>
-        <w:ind w:firstLine="709"/>
-        <w:outlineLvl w:val="2"/>
-        <w:rPr>
-          <w:rFonts w:ascii="Times New Roman" w:eastAsia="Times New Roman" w:hAnsi="Times New Roman" w:cs="Times New Roman"/>
-          <w:b/>
-          <w:bCs/>
-          <w:color w:val="000000"/>
-          <w:sz w:val="28"/>
-          <w:szCs w:val="28"/>
-          <w:lang w:eastAsia="ru-RU"/>
-        </w:rPr>
-      </w:pPr>
-      <w:bookmarkStart w:id="9" w:name="_Toc226472986"/>
-      <w:r>
-        <w:rPr>
-          <w:rFonts w:ascii="Times New Roman" w:eastAsia="Times New Roman" w:hAnsi="Times New Roman" w:cs="Times New Roman"/>
-          <w:b/>
-          <w:bCs/>
-          <w:color w:val="000000"/>
-          <w:sz w:val="28"/>
-          <w:szCs w:val="28"/>
-          <w:lang w:eastAsia="ru-RU"/>
-        </w:rPr>
-        <w:t>3.4 Проверка работоспособности и проведение тестов</w:t>
-      </w:r>
-      <w:bookmarkEnd w:id="9"/>
-    </w:p>
-    <w:p>
-      <w:pPr>
-        <w:spacing w:after="0" w:line="360" w:lineRule="auto"/>
-        <w:ind w:firstLine="709"/>
-        <w:jc w:val="both"/>
-        <w:rPr>
-          <w:rFonts w:ascii="Times New Roman" w:eastAsia="Times New Roman" w:hAnsi="Times New Roman" w:cs="Times New Roman"/>
-          <w:color w:val="000000"/>
-          <w:sz w:val="28"/>
-          <w:szCs w:val="28"/>
-          <w:lang w:eastAsia="ru-RU"/>
-        </w:rPr>
-      </w:pPr>
-      <w:r>
-        <w:rPr>
-          <w:rFonts w:ascii="Times New Roman" w:eastAsia="Times New Roman" w:hAnsi="Times New Roman" w:cs="Times New Roman"/>
-          <w:color w:val="000000"/>
-          <w:sz w:val="28"/>
-          <w:szCs w:val="28"/>
-          <w:lang w:eastAsia="ru-RU"/>
-        </w:rPr>
-        <w:t>Работоспособность акселерометра проверена командой:</w:t>
-      </w:r>
-    </w:p>
-    <w:p>
-      <w:pPr>
-        <w:pBdr>
-          <w:top w:val="single" w:sz="6" w:space="6" w:color="CCCCCC"/>
-          <w:left w:val="single" w:sz="6" w:space="6" w:color="CCCCCC"/>
-          <w:bottom w:val="single" w:sz="6" w:space="6" w:color="CCCCCC"/>
-          <w:right w:val="single" w:sz="6" w:space="6" w:color="CCCCCC"/>
-        </w:pBdr>
-        <w:shd w:val="clear" w:color="auto" w:fill="F8F8F8"/>
-        <w:tabs>
-          <w:tab w:val="left" w:pos="916"/>
-          <w:tab w:val="left" w:pos="1832"/>
-          <w:tab w:val="left" w:pos="2748"/>
-          <w:tab w:val="left" w:pos="3664"/>
-          <w:tab w:val="left" w:pos="4580"/>
-          <w:tab w:val="left" w:pos="5496"/>
-          <w:tab w:val="left" w:pos="6412"/>
-          <w:tab w:val="left" w:pos="7328"/>
-          <w:tab w:val="left" w:pos="8244"/>
-          <w:tab w:val="left" w:pos="9160"/>
-          <w:tab w:val="left" w:pos="10076"/>
-          <w:tab w:val="left" w:pos="10992"/>
-          <w:tab w:val="left" w:pos="11908"/>
-          <w:tab w:val="left" w:pos="12824"/>
-          <w:tab w:val="left" w:pos="13740"/>
-          <w:tab w:val="left" w:pos="14656"/>
-        </w:tabs>
-        <w:spacing w:after="0" w:line="360" w:lineRule="auto"/>
-        <w:jc w:val="both"/>
-        <w:rPr>
-          <w:rFonts w:ascii="Courier New" w:eastAsia="Times New Roman" w:hAnsi="Courier New" w:cs="Courier New"/>
-          <w:color w:val="000000"/>
-          <w:sz w:val="24"/>
-          <w:szCs w:val="24"/>
-          <w:lang w:eastAsia="ru-RU"/>
-        </w:rPr>
-      </w:pPr>
-      <w:r>
-        <w:rPr>
-          <w:rFonts w:ascii="Courier New" w:eastAsia="Times New Roman" w:hAnsi="Courier New" w:cs="Courier New"/>
-          <w:color w:val="000000"/>
-          <w:sz w:val="24"/>
-          <w:szCs w:val="24"/>
-          <w:lang w:eastAsia="ru-RU"/>
-        </w:rPr>
-        <w:t>ACCELEROMETER_QUERY</w:t>
-      </w:r>
-    </w:p>
-    <w:p>
-      <w:pPr>
-        <w:spacing w:after="0" w:line="360" w:lineRule="auto"/>
-        <w:ind w:firstLine="709"/>
-        <w:jc w:val="both"/>
-        <w:rPr>
-          <w:rFonts w:ascii="Times New Roman" w:eastAsia="Times New Roman" w:hAnsi="Times New Roman" w:cs="Times New Roman"/>
-          <w:color w:val="000000"/>
-          <w:sz w:val="28"/>
-          <w:szCs w:val="28"/>
-          <w:lang w:eastAsia="ru-RU"/>
-        </w:rPr>
-      </w:pPr>
-      <w:r>
-        <w:rPr>
-          <w:rFonts w:ascii="Times New Roman" w:eastAsia="Times New Roman" w:hAnsi="Times New Roman" w:cs="Times New Roman"/>
-          <w:color w:val="000000"/>
-          <w:sz w:val="28"/>
-          <w:szCs w:val="28"/>
-          <w:lang w:eastAsia="ru-RU"/>
-        </w:rPr>
-        <w:t>Получен ответ с ненулевыми значениями по трём осям, например:</w:t>
-      </w:r>
-    </w:p>
-    <w:p>
-      <w:pPr>
-        <w:pBdr>
-          <w:top w:val="single" w:sz="6" w:space="6" w:color="CCCCCC"/>
-          <w:left w:val="single" w:sz="6" w:space="6" w:color="CCCCCC"/>
-          <w:bottom w:val="single" w:sz="6" w:space="6" w:color="CCCCCC"/>
-          <w:right w:val="single" w:sz="6" w:space="6" w:color="CCCCCC"/>
-        </w:pBdr>
-        <w:shd w:val="clear" w:color="auto" w:fill="F8F8F8"/>
-        <w:tabs>
-          <w:tab w:val="left" w:pos="916"/>
-          <w:tab w:val="left" w:pos="1832"/>
-          <w:tab w:val="left" w:pos="2748"/>
-          <w:tab w:val="left" w:pos="3664"/>
-          <w:tab w:val="left" w:pos="4580"/>
-          <w:tab w:val="left" w:pos="5496"/>
-          <w:tab w:val="left" w:pos="6412"/>
-          <w:tab w:val="left" w:pos="7328"/>
-          <w:tab w:val="left" w:pos="8244"/>
-          <w:tab w:val="left" w:pos="9160"/>
-          <w:tab w:val="left" w:pos="10076"/>
-          <w:tab w:val="left" w:pos="10992"/>
-          <w:tab w:val="left" w:pos="11908"/>
-          <w:tab w:val="left" w:pos="12824"/>
-          <w:tab w:val="left" w:pos="13740"/>
-          <w:tab w:val="left" w:pos="14656"/>
-        </w:tabs>
-        <w:spacing w:after="0" w:line="360" w:lineRule="auto"/>
-        <w:jc w:val="both"/>
-        <w:rPr>
-          <w:rFonts w:ascii="Courier New" w:eastAsia="Times New Roman" w:hAnsi="Courier New" w:cs="Courier New"/>
-          <w:color w:val="000000"/>
-          <w:sz w:val="24"/>
-          <w:szCs w:val="24"/>
-          <w:lang w:val="en-US" w:eastAsia="ru-RU"/>
-        </w:rPr>
-      </w:pPr>
-      <w:proofErr w:type="spellStart"/>
-      <w:r>
-        <w:rPr>
-          <w:rFonts w:ascii="Courier New" w:eastAsia="Times New Roman" w:hAnsi="Courier New" w:cs="Courier New"/>
-          <w:color w:val="000000"/>
-          <w:sz w:val="24"/>
-          <w:szCs w:val="24"/>
-          <w:lang w:val="en-US" w:eastAsia="ru-RU"/>
-        </w:rPr>
-        <w:t>Recv</w:t>
-      </w:r>
-      <w:proofErr w:type="spellEnd"/>
-      <w:r>
-        <w:rPr>
-          <w:rFonts w:ascii="Courier New" w:eastAsia="Times New Roman" w:hAnsi="Courier New" w:cs="Courier New"/>
-          <w:color w:val="000000"/>
-          <w:sz w:val="24"/>
-          <w:szCs w:val="24"/>
-          <w:lang w:val="en-US" w:eastAsia="ru-RU"/>
-        </w:rPr>
-        <w:t>: // adxl345 values (x, y, z): 170.719200, 241.438400, 28.196800</w:t>
-      </w:r>
-    </w:p>
-    <w:p>
-      <w:pPr>
-        <w:spacing w:after="0" w:line="360" w:lineRule="auto"/>
-        <w:ind w:firstLine="709"/>
-        <w:jc w:val="both"/>
-        <w:rPr>
-          <w:rFonts w:ascii="Times New Roman" w:eastAsia="Times New Roman" w:hAnsi="Times New Roman" w:cs="Times New Roman"/>
-          <w:color w:val="000000"/>
-          <w:sz w:val="28"/>
-          <w:szCs w:val="28"/>
-          <w:lang w:eastAsia="ru-RU"/>
-        </w:rPr>
-      </w:pPr>
-      <w:r>
-        <w:rPr>
-          <w:rFonts w:ascii="Times New Roman" w:eastAsia="Times New Roman" w:hAnsi="Times New Roman" w:cs="Times New Roman"/>
-          <w:color w:val="000000"/>
-          <w:sz w:val="28"/>
-          <w:szCs w:val="28"/>
-          <w:lang w:eastAsia="ru-RU"/>
-        </w:rPr>
-        <w:lastRenderedPageBreak/>
-        <w:t>Затем последовательно запущены тесты резонансов:</w:t>
-      </w:r>
-    </w:p>
-    <w:p>
-      <w:pPr>
-        <w:pBdr>
-          <w:top w:val="single" w:sz="6" w:space="6" w:color="CCCCCC"/>
-          <w:left w:val="single" w:sz="6" w:space="6" w:color="CCCCCC"/>
-          <w:bottom w:val="single" w:sz="6" w:space="6" w:color="CCCCCC"/>
-          <w:right w:val="single" w:sz="6" w:space="6" w:color="CCCCCC"/>
-        </w:pBdr>
-        <w:shd w:val="clear" w:color="auto" w:fill="F8F8F8"/>
-        <w:tabs>
-          <w:tab w:val="left" w:pos="916"/>
-          <w:tab w:val="left" w:pos="1832"/>
-          <w:tab w:val="left" w:pos="2748"/>
-          <w:tab w:val="left" w:pos="3664"/>
-          <w:tab w:val="left" w:pos="4580"/>
-          <w:tab w:val="left" w:pos="5496"/>
-          <w:tab w:val="left" w:pos="6412"/>
-          <w:tab w:val="left" w:pos="7328"/>
-          <w:tab w:val="left" w:pos="8244"/>
-          <w:tab w:val="left" w:pos="9160"/>
-          <w:tab w:val="left" w:pos="10076"/>
-          <w:tab w:val="left" w:pos="10992"/>
-          <w:tab w:val="left" w:pos="11908"/>
-          <w:tab w:val="left" w:pos="12824"/>
-          <w:tab w:val="left" w:pos="13740"/>
-          <w:tab w:val="left" w:pos="14656"/>
-        </w:tabs>
-        <w:spacing w:after="0" w:line="360" w:lineRule="auto"/>
-        <w:jc w:val="both"/>
-        <w:rPr>
-          <w:rFonts w:ascii="Courier New" w:eastAsia="Times New Roman" w:hAnsi="Courier New" w:cs="Courier New"/>
-          <w:color w:val="000000"/>
-          <w:sz w:val="24"/>
-          <w:szCs w:val="24"/>
-          <w:lang w:val="en-US" w:eastAsia="ru-RU"/>
-        </w:rPr>
-      </w:pPr>
-      <w:r>
-        <w:rPr>
-          <w:rFonts w:ascii="Courier New" w:eastAsia="Times New Roman" w:hAnsi="Courier New" w:cs="Courier New"/>
-          <w:color w:val="000000"/>
-          <w:sz w:val="24"/>
-          <w:szCs w:val="24"/>
-          <w:lang w:val="en-US" w:eastAsia="ru-RU"/>
-        </w:rPr>
-        <w:t>TEST_RESONANCES AXIS=X</w:t>
-      </w:r>
-    </w:p>
-    <w:p>
-      <w:pPr>
-        <w:pBdr>
-          <w:top w:val="single" w:sz="6" w:space="6" w:color="CCCCCC"/>
-          <w:left w:val="single" w:sz="6" w:space="6" w:color="CCCCCC"/>
-          <w:bottom w:val="single" w:sz="6" w:space="6" w:color="CCCCCC"/>
-          <w:right w:val="single" w:sz="6" w:space="6" w:color="CCCCCC"/>
-        </w:pBdr>
-        <w:shd w:val="clear" w:color="auto" w:fill="F8F8F8"/>
-        <w:tabs>
-          <w:tab w:val="left" w:pos="916"/>
-          <w:tab w:val="left" w:pos="1832"/>
-          <w:tab w:val="left" w:pos="2748"/>
-          <w:tab w:val="left" w:pos="3664"/>
-          <w:tab w:val="left" w:pos="4580"/>
-          <w:tab w:val="left" w:pos="5496"/>
-          <w:tab w:val="left" w:pos="6412"/>
-          <w:tab w:val="left" w:pos="7328"/>
-          <w:tab w:val="left" w:pos="8244"/>
-          <w:tab w:val="left" w:pos="9160"/>
-          <w:tab w:val="left" w:pos="10076"/>
-          <w:tab w:val="left" w:pos="10992"/>
-          <w:tab w:val="left" w:pos="11908"/>
-          <w:tab w:val="left" w:pos="12824"/>
-          <w:tab w:val="left" w:pos="13740"/>
-          <w:tab w:val="left" w:pos="14656"/>
-        </w:tabs>
-        <w:spacing w:after="0" w:line="360" w:lineRule="auto"/>
-        <w:jc w:val="both"/>
-        <w:rPr>
-          <w:rFonts w:ascii="Courier New" w:eastAsia="Times New Roman" w:hAnsi="Courier New" w:cs="Courier New"/>
-          <w:color w:val="000000"/>
-          <w:sz w:val="24"/>
-          <w:szCs w:val="24"/>
-          <w:lang w:val="en-US" w:eastAsia="ru-RU"/>
-        </w:rPr>
-      </w:pPr>
-      <w:r>
-        <w:rPr>
-          <w:rFonts w:ascii="Courier New" w:eastAsia="Times New Roman" w:hAnsi="Courier New" w:cs="Courier New"/>
-          <w:color w:val="000000"/>
-          <w:sz w:val="24"/>
-          <w:szCs w:val="24"/>
-          <w:lang w:val="en-US" w:eastAsia="ru-RU"/>
-        </w:rPr>
-        <w:t>TEST_RESONANCES AXIS=Y</w:t>
-      </w:r>
-    </w:p>
-    <w:p>
-      <w:pPr>
-        <w:spacing w:after="0" w:line="360" w:lineRule="auto"/>
-        <w:ind w:firstLine="709"/>
-        <w:jc w:val="both"/>
-        <w:rPr>
-          <w:rFonts w:ascii="Times New Roman" w:eastAsia="Times New Roman" w:hAnsi="Times New Roman" w:cs="Times New Roman"/>
-          <w:color w:val="000000"/>
-          <w:sz w:val="28"/>
-          <w:szCs w:val="28"/>
-          <w:lang w:eastAsia="ru-RU"/>
-        </w:rPr>
-      </w:pPr>
-      <w:r>
-        <w:rPr>
-          <w:rFonts w:ascii="Times New Roman" w:eastAsia="Times New Roman" w:hAnsi="Times New Roman" w:cs="Times New Roman"/>
-          <w:color w:val="000000"/>
-          <w:sz w:val="28"/>
-          <w:szCs w:val="28"/>
-          <w:lang w:eastAsia="ru-RU"/>
-        </w:rPr>
-        <w:t>Временные файлы результатов сохранены в каталог</w:t>
-      </w:r>
-      <w:r>
-        <w:rPr>
-          <w:rFonts w:ascii="Courier New" w:eastAsia="Times New Roman" w:hAnsi="Courier New" w:cs="Courier New"/>
-          <w:color w:val="000000"/>
-          <w:sz w:val="20"/>
-          <w:szCs w:val="20"/>
-          <w:bdr w:val="single" w:sz="6" w:space="6" w:color="CCCCCC" w:frame="1"/>
-          <w:shd w:val="clear" w:color="auto" w:fill="F8F8F8"/>
-          <w:lang w:eastAsia="ru-RU"/>
-        </w:rPr>
-        <w:t>/</w:t>
-      </w:r>
-      <w:proofErr w:type="spellStart"/>
-      <w:r>
-        <w:rPr>
-          <w:rFonts w:ascii="Courier New" w:eastAsia="Times New Roman" w:hAnsi="Courier New" w:cs="Courier New"/>
-          <w:color w:val="000000"/>
-          <w:sz w:val="20"/>
-          <w:szCs w:val="20"/>
-          <w:bdr w:val="single" w:sz="6" w:space="6" w:color="CCCCCC" w:frame="1"/>
-          <w:shd w:val="clear" w:color="auto" w:fill="F8F8F8"/>
-          <w:lang w:eastAsia="ru-RU"/>
-        </w:rPr>
-        <w:t>tmp</w:t>
-      </w:r>
-      <w:proofErr w:type="spellEnd"/>
-      <w:r>
-        <w:rPr>
-          <w:rFonts w:ascii="Courier New" w:eastAsia="Times New Roman" w:hAnsi="Courier New" w:cs="Courier New"/>
-          <w:color w:val="000000"/>
-          <w:sz w:val="20"/>
-          <w:szCs w:val="20"/>
-          <w:bdr w:val="single" w:sz="6" w:space="6" w:color="CCCCCC" w:frame="1"/>
-          <w:shd w:val="clear" w:color="auto" w:fill="F8F8F8"/>
-          <w:lang w:eastAsia="ru-RU"/>
-        </w:rPr>
-        <w:t>/</w:t>
-      </w:r>
-      <w:r>
-        <w:rPr>
-          <w:rFonts w:ascii="Times New Roman" w:eastAsia="Times New Roman" w:hAnsi="Times New Roman" w:cs="Times New Roman"/>
-          <w:color w:val="000000"/>
-          <w:sz w:val="28"/>
-          <w:szCs w:val="28"/>
-          <w:lang w:eastAsia="ru-RU"/>
-        </w:rPr>
-        <w:t xml:space="preserve">с </w:t>
-      </w:r>
-      <w:proofErr w:type="spellStart"/>
-      <w:r>
-        <w:rPr>
-          <w:rFonts w:ascii="Times New Roman" w:eastAsia="Times New Roman" w:hAnsi="Times New Roman" w:cs="Times New Roman"/>
-          <w:color w:val="000000"/>
-          <w:sz w:val="28"/>
-          <w:szCs w:val="28"/>
-          <w:lang w:eastAsia="ru-RU"/>
-        </w:rPr>
-        <w:t>именами</w:t>
-      </w:r>
-      <w:r>
-        <w:rPr>
-          <w:rFonts w:ascii="Courier New" w:eastAsia="Times New Roman" w:hAnsi="Courier New" w:cs="Courier New"/>
-          <w:color w:val="000000"/>
-          <w:sz w:val="20"/>
-          <w:szCs w:val="20"/>
-          <w:bdr w:val="single" w:sz="6" w:space="6" w:color="CCCCCC" w:frame="1"/>
-          <w:shd w:val="clear" w:color="auto" w:fill="F8F8F8"/>
-          <w:lang w:eastAsia="ru-RU"/>
-        </w:rPr>
-        <w:t>resonances_x</w:t>
-      </w:r>
-      <w:proofErr w:type="spellEnd"/>
-      <w:r>
-        <w:rPr>
-          <w:rFonts w:ascii="Courier New" w:eastAsia="Times New Roman" w:hAnsi="Courier New" w:cs="Courier New"/>
-          <w:color w:val="000000"/>
-          <w:sz w:val="20"/>
-          <w:szCs w:val="20"/>
-          <w:bdr w:val="single" w:sz="6" w:space="6" w:color="CCCCCC" w:frame="1"/>
-          <w:shd w:val="clear" w:color="auto" w:fill="F8F8F8"/>
-          <w:lang w:eastAsia="ru-RU"/>
-        </w:rPr>
-        <w:t>_</w:t>
-      </w:r>
-      <w:proofErr w:type="gramStart"/>
-      <w:r>
-        <w:rPr>
-          <w:rFonts w:ascii="Courier New" w:eastAsia="Times New Roman" w:hAnsi="Courier New" w:cs="Courier New"/>
-          <w:color w:val="000000"/>
-          <w:sz w:val="20"/>
-          <w:szCs w:val="20"/>
-          <w:bdr w:val="single" w:sz="6" w:space="6" w:color="CCCCCC" w:frame="1"/>
-          <w:shd w:val="clear" w:color="auto" w:fill="F8F8F8"/>
-          <w:lang w:eastAsia="ru-RU"/>
-        </w:rPr>
-        <w:t>*.</w:t>
-      </w:r>
-      <w:proofErr w:type="spellStart"/>
-      <w:r>
-        <w:rPr>
-          <w:rFonts w:ascii="Courier New" w:eastAsia="Times New Roman" w:hAnsi="Courier New" w:cs="Courier New"/>
-          <w:color w:val="000000"/>
-          <w:sz w:val="20"/>
-          <w:szCs w:val="20"/>
-          <w:bdr w:val="single" w:sz="6" w:space="6" w:color="CCCCCC" w:frame="1"/>
-          <w:shd w:val="clear" w:color="auto" w:fill="F8F8F8"/>
-          <w:lang w:eastAsia="ru-RU"/>
-        </w:rPr>
-        <w:t>csv</w:t>
-      </w:r>
-      <w:r>
-        <w:rPr>
-          <w:rFonts w:ascii="Times New Roman" w:eastAsia="Times New Roman" w:hAnsi="Times New Roman" w:cs="Times New Roman"/>
-          <w:color w:val="000000"/>
-          <w:sz w:val="28"/>
-          <w:szCs w:val="28"/>
-          <w:lang w:eastAsia="ru-RU"/>
-        </w:rPr>
-        <w:t>и</w:t>
-      </w:r>
-      <w:r>
-        <w:rPr>
-          <w:rFonts w:ascii="Courier New" w:eastAsia="Times New Roman" w:hAnsi="Courier New" w:cs="Courier New"/>
-          <w:color w:val="000000"/>
-          <w:sz w:val="20"/>
-          <w:szCs w:val="20"/>
-          <w:bdr w:val="single" w:sz="6" w:space="6" w:color="CCCCCC" w:frame="1"/>
-          <w:shd w:val="clear" w:color="auto" w:fill="F8F8F8"/>
-          <w:lang w:eastAsia="ru-RU"/>
-        </w:rPr>
-        <w:t>resonances_y</w:t>
-      </w:r>
-      <w:proofErr w:type="spellEnd"/>
-      <w:r>
-        <w:rPr>
-          <w:rFonts w:ascii="Courier New" w:eastAsia="Times New Roman" w:hAnsi="Courier New" w:cs="Courier New"/>
-          <w:color w:val="000000"/>
-          <w:sz w:val="20"/>
-          <w:szCs w:val="20"/>
-          <w:bdr w:val="single" w:sz="6" w:space="6" w:color="CCCCCC" w:frame="1"/>
-          <w:shd w:val="clear" w:color="auto" w:fill="F8F8F8"/>
-          <w:lang w:eastAsia="ru-RU"/>
-        </w:rPr>
-        <w:t>_*.</w:t>
-      </w:r>
-      <w:proofErr w:type="spellStart"/>
-      <w:r>
-        <w:rPr>
-          <w:rFonts w:ascii="Courier New" w:eastAsia="Times New Roman" w:hAnsi="Courier New" w:cs="Courier New"/>
-          <w:color w:val="000000"/>
-          <w:sz w:val="20"/>
-          <w:szCs w:val="20"/>
-          <w:bdr w:val="single" w:sz="6" w:space="6" w:color="CCCCCC" w:frame="1"/>
-          <w:shd w:val="clear" w:color="auto" w:fill="F8F8F8"/>
-          <w:lang w:eastAsia="ru-RU"/>
-        </w:rPr>
-        <w:t>csv</w:t>
-      </w:r>
-      <w:proofErr w:type="spellEnd"/>
-      <w:proofErr w:type="gramEnd"/>
-      <w:r>
-        <w:rPr>
-          <w:rFonts w:ascii="Times New Roman" w:eastAsia="Times New Roman" w:hAnsi="Times New Roman" w:cs="Times New Roman"/>
-          <w:color w:val="000000"/>
-          <w:sz w:val="28"/>
-          <w:szCs w:val="28"/>
-          <w:lang w:eastAsia="ru-RU"/>
-        </w:rPr>
-        <w:t>.</w:t>
-      </w:r>
-    </w:p>
-    <w:p>
-      <w:pPr>
-        <w:spacing w:after="0" w:line="360" w:lineRule="auto"/>
-        <w:ind w:firstLine="709"/>
-        <w:outlineLvl w:val="2"/>
-        <w:rPr>
-          <w:rFonts w:ascii="Times New Roman" w:eastAsia="Times New Roman" w:hAnsi="Times New Roman" w:cs="Times New Roman"/>
-          <w:b/>
-          <w:bCs/>
-          <w:color w:val="000000"/>
-          <w:sz w:val="28"/>
-          <w:szCs w:val="28"/>
-          <w:lang w:eastAsia="ru-RU"/>
-        </w:rPr>
-      </w:pPr>
-      <w:bookmarkStart w:id="10" w:name="_Toc226472987"/>
-      <w:r>
-        <w:rPr>
-          <w:rFonts w:ascii="Times New Roman" w:eastAsia="Times New Roman" w:hAnsi="Times New Roman" w:cs="Times New Roman"/>
-          <w:b/>
-          <w:bCs/>
-          <w:color w:val="000000"/>
-          <w:sz w:val="28"/>
-          <w:szCs w:val="28"/>
-          <w:lang w:eastAsia="ru-RU"/>
-        </w:rPr>
-        <w:t xml:space="preserve">3.5 Расчёт параметров </w:t>
-      </w:r>
-      <w:proofErr w:type="spellStart"/>
-      <w:r>
-        <w:rPr>
-          <w:rFonts w:ascii="Times New Roman" w:eastAsia="Times New Roman" w:hAnsi="Times New Roman" w:cs="Times New Roman"/>
-          <w:b/>
-          <w:bCs/>
-          <w:color w:val="000000"/>
-          <w:sz w:val="28"/>
-          <w:szCs w:val="28"/>
-          <w:lang w:eastAsia="ru-RU"/>
-        </w:rPr>
-        <w:t>Input</w:t>
-      </w:r>
-      <w:proofErr w:type="spellEnd"/>
-      <w:r>
-        <w:rPr>
-          <w:rFonts w:ascii="Times New Roman" w:eastAsia="Times New Roman" w:hAnsi="Times New Roman" w:cs="Times New Roman"/>
-          <w:b/>
-          <w:bCs/>
-          <w:color w:val="000000"/>
-          <w:sz w:val="28"/>
-          <w:szCs w:val="28"/>
-          <w:lang w:eastAsia="ru-RU"/>
-        </w:rPr>
-        <w:t xml:space="preserve"> </w:t>
-      </w:r>
-      <w:proofErr w:type="spellStart"/>
-      <w:r>
-        <w:rPr>
-          <w:rFonts w:ascii="Times New Roman" w:eastAsia="Times New Roman" w:hAnsi="Times New Roman" w:cs="Times New Roman"/>
-          <w:b/>
-          <w:bCs/>
-          <w:color w:val="000000"/>
-          <w:sz w:val="28"/>
-          <w:szCs w:val="28"/>
-          <w:lang w:eastAsia="ru-RU"/>
-        </w:rPr>
-        <w:t>Shaper</w:t>
-      </w:r>
-      <w:bookmarkEnd w:id="10"/>
-      <w:proofErr w:type="spellEnd"/>
-    </w:p>
-    <w:p>
-      <w:pPr>
-        <w:spacing w:after="0" w:line="360" w:lineRule="auto"/>
-        <w:ind w:firstLine="709"/>
-        <w:jc w:val="both"/>
-        <w:rPr>
-          <w:rFonts w:ascii="Times New Roman" w:eastAsia="Times New Roman" w:hAnsi="Times New Roman" w:cs="Times New Roman"/>
-          <w:color w:val="000000"/>
-          <w:sz w:val="28"/>
-          <w:szCs w:val="28"/>
-          <w:lang w:eastAsia="ru-RU"/>
-        </w:rPr>
-      </w:pPr>
-      <w:r>
-        <w:rPr>
-          <w:rFonts w:ascii="Times New Roman" w:eastAsia="Times New Roman" w:hAnsi="Times New Roman" w:cs="Times New Roman"/>
-          <w:color w:val="000000"/>
-          <w:sz w:val="28"/>
-          <w:szCs w:val="28"/>
-          <w:lang w:eastAsia="ru-RU"/>
-        </w:rPr>
-        <w:t xml:space="preserve">Построение графиков и расчёт оптимальных параметров выполнены с помощью штатных скриптов </w:t>
-      </w:r>
-      <w:proofErr w:type="spellStart"/>
-      <w:r>
-        <w:rPr>
-          <w:rFonts w:ascii="Times New Roman" w:eastAsia="Times New Roman" w:hAnsi="Times New Roman" w:cs="Times New Roman"/>
-          <w:color w:val="000000"/>
-          <w:sz w:val="28"/>
-          <w:szCs w:val="28"/>
-          <w:lang w:eastAsia="ru-RU"/>
-        </w:rPr>
-        <w:t>Klipper</w:t>
-      </w:r>
-      <w:proofErr w:type="spellEnd"/>
-      <w:r>
-        <w:rPr>
-          <w:rFonts w:ascii="Times New Roman" w:eastAsia="Times New Roman" w:hAnsi="Times New Roman" w:cs="Times New Roman"/>
-          <w:color w:val="000000"/>
-          <w:sz w:val="28"/>
-          <w:szCs w:val="28"/>
-          <w:lang w:eastAsia="ru-RU"/>
-        </w:rPr>
-        <w:t>:</w:t>
-      </w:r>
-    </w:p>
-    <w:p>
-      <w:pPr>
-        <w:pBdr>
-          <w:top w:val="single" w:sz="6" w:space="6" w:color="CCCCCC"/>
-          <w:left w:val="single" w:sz="6" w:space="6" w:color="CCCCCC"/>
-          <w:bottom w:val="single" w:sz="6" w:space="6" w:color="CCCCCC"/>
-          <w:right w:val="single" w:sz="6" w:space="6" w:color="CCCCCC"/>
-        </w:pBdr>
-        <w:shd w:val="clear" w:color="auto" w:fill="F8F8F8"/>
-        <w:tabs>
-          <w:tab w:val="left" w:pos="916"/>
-          <w:tab w:val="left" w:pos="1832"/>
-          <w:tab w:val="left" w:pos="2748"/>
-          <w:tab w:val="left" w:pos="3664"/>
-          <w:tab w:val="left" w:pos="4580"/>
-          <w:tab w:val="left" w:pos="5496"/>
-          <w:tab w:val="left" w:pos="6412"/>
-          <w:tab w:val="left" w:pos="7328"/>
-          <w:tab w:val="left" w:pos="8244"/>
-          <w:tab w:val="left" w:pos="9160"/>
-          <w:tab w:val="left" w:pos="10076"/>
-          <w:tab w:val="left" w:pos="10992"/>
-          <w:tab w:val="left" w:pos="11908"/>
-          <w:tab w:val="left" w:pos="12824"/>
-          <w:tab w:val="left" w:pos="13740"/>
-          <w:tab w:val="left" w:pos="14656"/>
-        </w:tabs>
-        <w:spacing w:after="0" w:line="360" w:lineRule="auto"/>
-        <w:jc w:val="both"/>
-        <w:rPr>
-          <w:rFonts w:ascii="Courier New" w:eastAsia="Times New Roman" w:hAnsi="Courier New" w:cs="Courier New"/>
-          <w:color w:val="000000"/>
-          <w:sz w:val="24"/>
-          <w:szCs w:val="24"/>
-          <w:lang w:val="en-US" w:eastAsia="ru-RU"/>
-        </w:rPr>
-      </w:pPr>
-      <w:r>
-        <w:rPr>
-          <w:rFonts w:ascii="Courier New" w:eastAsia="Times New Roman" w:hAnsi="Courier New" w:cs="Courier New"/>
-          <w:color w:val="000000"/>
-          <w:sz w:val="24"/>
-          <w:szCs w:val="24"/>
-          <w:lang w:val="en-US" w:eastAsia="ru-RU"/>
-        </w:rPr>
-        <w:t>~/klipper/scripts/calibrate_shaper.py /</w:t>
-      </w:r>
-      <w:proofErr w:type="spellStart"/>
-      <w:r>
-        <w:rPr>
-          <w:rFonts w:ascii="Courier New" w:eastAsia="Times New Roman" w:hAnsi="Courier New" w:cs="Courier New"/>
-          <w:color w:val="000000"/>
-          <w:sz w:val="24"/>
-          <w:szCs w:val="24"/>
-          <w:lang w:val="en-US" w:eastAsia="ru-RU"/>
-        </w:rPr>
-        <w:t>tmp</w:t>
-      </w:r>
-      <w:proofErr w:type="spellEnd"/>
-      <w:r>
-        <w:rPr>
-          <w:rFonts w:ascii="Courier New" w:eastAsia="Times New Roman" w:hAnsi="Courier New" w:cs="Courier New"/>
-          <w:color w:val="000000"/>
-          <w:sz w:val="24"/>
-          <w:szCs w:val="24"/>
-          <w:lang w:val="en-US" w:eastAsia="ru-RU"/>
-        </w:rPr>
-        <w:t>/resonances_x_*.csv -o ~/</w:t>
-      </w:r>
-      <w:proofErr w:type="spellStart"/>
-      <w:r>
-        <w:rPr>
-          <w:rFonts w:ascii="Courier New" w:eastAsia="Times New Roman" w:hAnsi="Courier New" w:cs="Courier New"/>
-          <w:color w:val="000000"/>
-          <w:sz w:val="24"/>
-          <w:szCs w:val="24"/>
-          <w:lang w:val="en-US" w:eastAsia="ru-RU"/>
-        </w:rPr>
-        <w:t>klipper</w:t>
-      </w:r>
-      <w:proofErr w:type="spellEnd"/>
-      <w:r>
-        <w:rPr>
-          <w:rFonts w:ascii="Courier New" w:eastAsia="Times New Roman" w:hAnsi="Courier New" w:cs="Courier New"/>
-          <w:color w:val="000000"/>
-          <w:sz w:val="24"/>
-          <w:szCs w:val="24"/>
-          <w:lang w:val="en-US" w:eastAsia="ru-RU"/>
-        </w:rPr>
-        <w:t>/shaper_calibrate_x.png</w:t>
-      </w:r>
-    </w:p>
-    <w:p>
-      <w:pPr>
-        <w:pBdr>
-          <w:top w:val="single" w:sz="6" w:space="6" w:color="CCCCCC"/>
-          <w:left w:val="single" w:sz="6" w:space="6" w:color="CCCCCC"/>
-          <w:bottom w:val="single" w:sz="6" w:space="6" w:color="CCCCCC"/>
-          <w:right w:val="single" w:sz="6" w:space="6" w:color="CCCCCC"/>
-        </w:pBdr>
-        <w:shd w:val="clear" w:color="auto" w:fill="F8F8F8"/>
-        <w:tabs>
-          <w:tab w:val="left" w:pos="916"/>
-          <w:tab w:val="left" w:pos="1832"/>
-          <w:tab w:val="left" w:pos="2748"/>
-          <w:tab w:val="left" w:pos="3664"/>
-          <w:tab w:val="left" w:pos="4580"/>
-          <w:tab w:val="left" w:pos="5496"/>
-          <w:tab w:val="left" w:pos="6412"/>
-          <w:tab w:val="left" w:pos="7328"/>
-          <w:tab w:val="left" w:pos="8244"/>
-          <w:tab w:val="left" w:pos="9160"/>
-          <w:tab w:val="left" w:pos="10076"/>
-          <w:tab w:val="left" w:pos="10992"/>
-          <w:tab w:val="left" w:pos="11908"/>
-          <w:tab w:val="left" w:pos="12824"/>
-          <w:tab w:val="left" w:pos="13740"/>
-          <w:tab w:val="left" w:pos="14656"/>
-        </w:tabs>
-        <w:spacing w:after="0" w:line="360" w:lineRule="auto"/>
-        <w:jc w:val="both"/>
-        <w:rPr>
-          <w:rFonts w:ascii="Courier New" w:eastAsia="Times New Roman" w:hAnsi="Courier New" w:cs="Courier New"/>
-          <w:color w:val="000000"/>
-          <w:sz w:val="24"/>
-          <w:szCs w:val="24"/>
-          <w:lang w:val="en-US" w:eastAsia="ru-RU"/>
-        </w:rPr>
-      </w:pPr>
-      <w:r>
-        <w:rPr>
-          <w:rFonts w:ascii="Courier New" w:eastAsia="Times New Roman" w:hAnsi="Courier New" w:cs="Courier New"/>
-          <w:color w:val="000000"/>
-          <w:sz w:val="24"/>
-          <w:szCs w:val="24"/>
-          <w:lang w:val="en-US" w:eastAsia="ru-RU"/>
-        </w:rPr>
-        <w:t>~/klipper/scripts/calibrate_shaper.py /</w:t>
-      </w:r>
-      <w:proofErr w:type="spellStart"/>
-      <w:r>
-        <w:rPr>
-          <w:rFonts w:ascii="Courier New" w:eastAsia="Times New Roman" w:hAnsi="Courier New" w:cs="Courier New"/>
-          <w:color w:val="000000"/>
-          <w:sz w:val="24"/>
-          <w:szCs w:val="24"/>
-          <w:lang w:val="en-US" w:eastAsia="ru-RU"/>
-        </w:rPr>
-        <w:t>tmp</w:t>
-      </w:r>
-      <w:proofErr w:type="spellEnd"/>
-      <w:r>
-        <w:rPr>
-          <w:rFonts w:ascii="Courier New" w:eastAsia="Times New Roman" w:hAnsi="Courier New" w:cs="Courier New"/>
-          <w:color w:val="000000"/>
-          <w:sz w:val="24"/>
-          <w:szCs w:val="24"/>
-          <w:lang w:val="en-US" w:eastAsia="ru-RU"/>
-        </w:rPr>
-        <w:t>/resonances_y_*.csv -o ~/</w:t>
-      </w:r>
-      <w:proofErr w:type="spellStart"/>
-      <w:r>
-        <w:rPr>
-          <w:rFonts w:ascii="Courier New" w:eastAsia="Times New Roman" w:hAnsi="Courier New" w:cs="Courier New"/>
-          <w:color w:val="000000"/>
-          <w:sz w:val="24"/>
-          <w:szCs w:val="24"/>
-          <w:lang w:val="en-US" w:eastAsia="ru-RU"/>
-        </w:rPr>
-        <w:t>klipper</w:t>
-      </w:r>
-      <w:proofErr w:type="spellEnd"/>
-      <w:r>
-        <w:rPr>
-          <w:rFonts w:ascii="Courier New" w:eastAsia="Times New Roman" w:hAnsi="Courier New" w:cs="Courier New"/>
-          <w:color w:val="000000"/>
-          <w:sz w:val="24"/>
-          <w:szCs w:val="24"/>
-          <w:lang w:val="en-US" w:eastAsia="ru-RU"/>
-        </w:rPr>
-        <w:t>/shaper_calibrate_y.png</w:t>
-      </w:r>
-    </w:p>
-    <w:p>
-      <w:pPr>
-        <w:spacing w:after="0" w:line="360" w:lineRule="auto"/>
-        <w:ind w:firstLine="709"/>
-        <w:jc w:val="both"/>
-        <w:rPr>
-          <w:rFonts w:ascii="Times New Roman" w:eastAsia="Times New Roman" w:hAnsi="Times New Roman" w:cs="Times New Roman"/>
-          <w:color w:val="000000"/>
-          <w:sz w:val="28"/>
-          <w:szCs w:val="28"/>
-          <w:lang w:eastAsia="ru-RU"/>
-        </w:rPr>
-      </w:pPr>
-      <w:r>
-        <w:rPr>
-          <w:rFonts w:ascii="Times New Roman" w:eastAsia="Times New Roman" w:hAnsi="Times New Roman" w:cs="Times New Roman"/>
-          <w:color w:val="000000"/>
-          <w:sz w:val="28"/>
-          <w:szCs w:val="28"/>
-          <w:lang w:eastAsia="ru-RU"/>
-        </w:rPr>
-        <w:t>На выходе скриптов получены следующие рекомендуемые значения:</w:t>
-      </w:r>
-    </w:p>
-    <w:p>
-      <w:pPr>
-        <w:numPr>
-          <w:ilvl w:val="0"/>
-          <w:numId w:val="6"/>
-        </w:numPr>
-        <w:spacing w:after="0" w:line="360" w:lineRule="auto"/>
-        <w:ind w:left="1854"/>
-        <w:jc w:val="both"/>
-        <w:rPr>
-          <w:rFonts w:ascii="Times New Roman" w:eastAsia="Times New Roman" w:hAnsi="Times New Roman" w:cs="Times New Roman"/>
-          <w:color w:val="000000"/>
-          <w:sz w:val="28"/>
-          <w:szCs w:val="28"/>
-          <w:lang w:eastAsia="ru-RU"/>
-        </w:rPr>
-      </w:pPr>
-      <w:r>
-        <w:rPr>
-          <w:rFonts w:ascii="Times New Roman" w:eastAsia="Times New Roman" w:hAnsi="Times New Roman" w:cs="Times New Roman"/>
-          <w:color w:val="000000"/>
-          <w:sz w:val="28"/>
-          <w:szCs w:val="28"/>
-          <w:lang w:eastAsia="ru-RU"/>
-        </w:rPr>
-        <w:t xml:space="preserve">для оси X: частота среза – 79,2 Гц, тип </w:t>
-      </w:r>
-      <w:proofErr w:type="spellStart"/>
-      <w:r>
-        <w:rPr>
-          <w:rFonts w:ascii="Times New Roman" w:eastAsia="Times New Roman" w:hAnsi="Times New Roman" w:cs="Times New Roman"/>
-          <w:color w:val="000000"/>
-          <w:sz w:val="28"/>
-          <w:szCs w:val="28"/>
-          <w:lang w:eastAsia="ru-RU"/>
-        </w:rPr>
-        <w:t>шейпера</w:t>
-      </w:r>
-      <w:proofErr w:type="spellEnd"/>
-      <w:r>
-        <w:rPr>
-          <w:rFonts w:ascii="Times New Roman" w:eastAsia="Times New Roman" w:hAnsi="Times New Roman" w:cs="Times New Roman"/>
-          <w:color w:val="000000"/>
-          <w:sz w:val="28"/>
-          <w:szCs w:val="28"/>
-          <w:lang w:eastAsia="ru-RU"/>
-        </w:rPr>
-        <w:t xml:space="preserve"> –</w:t>
-      </w:r>
-      <w:proofErr w:type="spellStart"/>
-      <w:r>
-        <w:rPr>
-          <w:rFonts w:ascii="Courier New" w:eastAsia="Times New Roman" w:hAnsi="Courier New" w:cs="Courier New"/>
-          <w:color w:val="000000"/>
-          <w:sz w:val="20"/>
-          <w:szCs w:val="20"/>
-          <w:bdr w:val="single" w:sz="6" w:space="6" w:color="CCCCCC" w:frame="1"/>
-          <w:shd w:val="clear" w:color="auto" w:fill="F8F8F8"/>
-          <w:lang w:eastAsia="ru-RU"/>
-        </w:rPr>
-        <w:t>mzv</w:t>
-      </w:r>
-      <w:proofErr w:type="spellEnd"/>
-      <w:r>
-        <w:rPr>
-          <w:rFonts w:ascii="Times New Roman" w:eastAsia="Times New Roman" w:hAnsi="Times New Roman" w:cs="Times New Roman"/>
-          <w:color w:val="000000"/>
-          <w:sz w:val="28"/>
-          <w:szCs w:val="28"/>
-          <w:lang w:eastAsia="ru-RU"/>
-        </w:rPr>
-        <w:t>;</w:t>
-      </w:r>
-    </w:p>
-    <w:p>
-      <w:pPr>
-        <w:numPr>
-          <w:ilvl w:val="0"/>
-          <w:numId w:val="6"/>
-        </w:numPr>
-        <w:spacing w:after="0" w:line="360" w:lineRule="auto"/>
-        <w:ind w:left="1854"/>
-        <w:jc w:val="both"/>
-        <w:rPr>
-          <w:rFonts w:ascii="Times New Roman" w:eastAsia="Times New Roman" w:hAnsi="Times New Roman" w:cs="Times New Roman"/>
-          <w:color w:val="000000"/>
-          <w:sz w:val="28"/>
-          <w:szCs w:val="28"/>
-          <w:lang w:eastAsia="ru-RU"/>
-        </w:rPr>
-      </w:pPr>
-      <w:r>
-        <w:rPr>
-          <w:rFonts w:ascii="Times New Roman" w:eastAsia="Times New Roman" w:hAnsi="Times New Roman" w:cs="Times New Roman"/>
-          <w:color w:val="000000"/>
-          <w:sz w:val="28"/>
-          <w:szCs w:val="28"/>
-          <w:lang w:eastAsia="ru-RU"/>
-        </w:rPr>
-        <w:t xml:space="preserve">для оси Y: частота среза – 34,6 Гц, тип </w:t>
-      </w:r>
-      <w:proofErr w:type="spellStart"/>
-      <w:r>
-        <w:rPr>
-          <w:rFonts w:ascii="Times New Roman" w:eastAsia="Times New Roman" w:hAnsi="Times New Roman" w:cs="Times New Roman"/>
-          <w:color w:val="000000"/>
-          <w:sz w:val="28"/>
-          <w:szCs w:val="28"/>
-          <w:lang w:eastAsia="ru-RU"/>
-        </w:rPr>
-        <w:t>шейпера</w:t>
-      </w:r>
-      <w:proofErr w:type="spellEnd"/>
-      <w:r>
-        <w:rPr>
-          <w:rFonts w:ascii="Times New Roman" w:eastAsia="Times New Roman" w:hAnsi="Times New Roman" w:cs="Times New Roman"/>
-          <w:color w:val="000000"/>
-          <w:sz w:val="28"/>
-          <w:szCs w:val="28"/>
-          <w:lang w:eastAsia="ru-RU"/>
-        </w:rPr>
-        <w:t xml:space="preserve"> –</w:t>
-      </w:r>
-      <w:proofErr w:type="spellStart"/>
-      <w:r>
-        <w:rPr>
-          <w:rFonts w:ascii="Courier New" w:eastAsia="Times New Roman" w:hAnsi="Courier New" w:cs="Courier New"/>
-          <w:color w:val="000000"/>
-          <w:sz w:val="20"/>
-          <w:szCs w:val="20"/>
-          <w:bdr w:val="single" w:sz="6" w:space="6" w:color="CCCCCC" w:frame="1"/>
-          <w:shd w:val="clear" w:color="auto" w:fill="F8F8F8"/>
-          <w:lang w:eastAsia="ru-RU"/>
-        </w:rPr>
-        <w:t>mzv</w:t>
-      </w:r>
-      <w:proofErr w:type="spellEnd"/>
-      <w:r>
-        <w:rPr>
-          <w:rFonts w:ascii="Times New Roman" w:eastAsia="Times New Roman" w:hAnsi="Times New Roman" w:cs="Times New Roman"/>
-          <w:color w:val="000000"/>
-          <w:sz w:val="28"/>
-          <w:szCs w:val="28"/>
-          <w:lang w:eastAsia="ru-RU"/>
-        </w:rPr>
-        <w:t>.</w:t>
-      </w:r>
-    </w:p>
-    <w:p>
-      <w:pPr>
-        <w:spacing w:after="0" w:line="360" w:lineRule="auto"/>
-        <w:ind w:firstLine="709"/>
-        <w:jc w:val="both"/>
-        <w:rPr>
-          <w:rFonts w:ascii="Times New Roman" w:eastAsia="Times New Roman" w:hAnsi="Times New Roman" w:cs="Times New Roman"/>
-          <w:color w:val="000000"/>
-          <w:sz w:val="28"/>
-          <w:szCs w:val="28"/>
-          <w:lang w:eastAsia="ru-RU"/>
-        </w:rPr>
-      </w:pPr>
-      <w:r>
-        <w:rPr>
-          <w:rFonts w:ascii="Times New Roman" w:eastAsia="Times New Roman" w:hAnsi="Times New Roman" w:cs="Times New Roman"/>
-          <w:color w:val="000000"/>
-          <w:sz w:val="28"/>
-          <w:szCs w:val="28"/>
-          <w:lang w:eastAsia="ru-RU"/>
-        </w:rPr>
-        <w:t xml:space="preserve">На основе проведённых расчётов в </w:t>
-      </w:r>
-      <w:proofErr w:type="spellStart"/>
-      <w:r>
-        <w:rPr>
-          <w:rFonts w:ascii="Times New Roman" w:eastAsia="Times New Roman" w:hAnsi="Times New Roman" w:cs="Times New Roman"/>
-          <w:color w:val="000000"/>
-          <w:sz w:val="28"/>
-          <w:szCs w:val="28"/>
-          <w:lang w:eastAsia="ru-RU"/>
-        </w:rPr>
-        <w:t>файл</w:t>
-      </w:r>
-      <w:r>
-        <w:rPr>
-          <w:rFonts w:ascii="Courier New" w:eastAsia="Times New Roman" w:hAnsi="Courier New" w:cs="Courier New"/>
-          <w:color w:val="000000"/>
-          <w:sz w:val="20"/>
-          <w:szCs w:val="20"/>
-          <w:bdr w:val="single" w:sz="6" w:space="6" w:color="CCCCCC" w:frame="1"/>
-          <w:shd w:val="clear" w:color="auto" w:fill="F8F8F8"/>
-          <w:lang w:eastAsia="ru-RU"/>
-        </w:rPr>
-        <w:t>printer.cfg</w:t>
-      </w:r>
-      <w:r>
-        <w:rPr>
-          <w:rFonts w:ascii="Times New Roman" w:eastAsia="Times New Roman" w:hAnsi="Times New Roman" w:cs="Times New Roman"/>
-          <w:color w:val="000000"/>
-          <w:sz w:val="28"/>
-          <w:szCs w:val="28"/>
-          <w:lang w:eastAsia="ru-RU"/>
-        </w:rPr>
-        <w:t>добавлен</w:t>
-      </w:r>
-      <w:proofErr w:type="spellEnd"/>
-      <w:r>
-        <w:rPr>
-          <w:rFonts w:ascii="Times New Roman" w:eastAsia="Times New Roman" w:hAnsi="Times New Roman" w:cs="Times New Roman"/>
-          <w:color w:val="000000"/>
-          <w:sz w:val="28"/>
-          <w:szCs w:val="28"/>
-          <w:lang w:eastAsia="ru-RU"/>
-        </w:rPr>
-        <w:t xml:space="preserve"> блок:</w:t>
-      </w:r>
-    </w:p>
-    <w:p>
-      <w:pPr>
-        <w:pBdr>
-          <w:top w:val="single" w:sz="6" w:space="6" w:color="CCCCCC"/>
-          <w:left w:val="single" w:sz="6" w:space="6" w:color="CCCCCC"/>
-          <w:bottom w:val="single" w:sz="6" w:space="6" w:color="CCCCCC"/>
-          <w:right w:val="single" w:sz="6" w:space="6" w:color="CCCCCC"/>
-        </w:pBdr>
-        <w:shd w:val="clear" w:color="auto" w:fill="F8F8F8"/>
-        <w:tabs>
-          <w:tab w:val="left" w:pos="916"/>
-          <w:tab w:val="left" w:pos="1832"/>
-          <w:tab w:val="left" w:pos="2748"/>
-          <w:tab w:val="left" w:pos="3664"/>
-          <w:tab w:val="left" w:pos="4580"/>
-          <w:tab w:val="left" w:pos="5496"/>
-          <w:tab w:val="left" w:pos="6412"/>
-          <w:tab w:val="left" w:pos="7328"/>
-          <w:tab w:val="left" w:pos="8244"/>
-          <w:tab w:val="left" w:pos="9160"/>
-          <w:tab w:val="left" w:pos="10076"/>
-          <w:tab w:val="left" w:pos="10992"/>
-          <w:tab w:val="left" w:pos="11908"/>
-          <w:tab w:val="left" w:pos="12824"/>
-          <w:tab w:val="left" w:pos="13740"/>
-          <w:tab w:val="left" w:pos="14656"/>
-        </w:tabs>
-        <w:spacing w:after="0" w:line="360" w:lineRule="auto"/>
-        <w:jc w:val="both"/>
-        <w:rPr>
-          <w:rFonts w:ascii="Courier New" w:eastAsia="Times New Roman" w:hAnsi="Courier New" w:cs="Courier New"/>
-          <w:color w:val="000000"/>
-          <w:sz w:val="24"/>
-          <w:szCs w:val="24"/>
-          <w:lang w:val="en-US" w:eastAsia="ru-RU"/>
-        </w:rPr>
-      </w:pPr>
-      <w:r>
-        <w:rPr>
-          <w:rFonts w:ascii="Courier New" w:eastAsia="Times New Roman" w:hAnsi="Courier New" w:cs="Courier New"/>
-          <w:color w:val="000000"/>
-          <w:sz w:val="24"/>
-          <w:szCs w:val="24"/>
-          <w:lang w:val="en-US" w:eastAsia="ru-RU"/>
-        </w:rPr>
-        <w:t>[</w:t>
-      </w:r>
-      <w:proofErr w:type="spellStart"/>
-      <w:r>
-        <w:rPr>
-          <w:rFonts w:ascii="Courier New" w:eastAsia="Times New Roman" w:hAnsi="Courier New" w:cs="Courier New"/>
-          <w:color w:val="000000"/>
-          <w:sz w:val="24"/>
-          <w:szCs w:val="24"/>
-          <w:lang w:val="en-US" w:eastAsia="ru-RU"/>
-        </w:rPr>
-        <w:t>input_shaper</w:t>
-      </w:r>
-      <w:proofErr w:type="spellEnd"/>
-      <w:r>
-        <w:rPr>
-          <w:rFonts w:ascii="Courier New" w:eastAsia="Times New Roman" w:hAnsi="Courier New" w:cs="Courier New"/>
-          <w:color w:val="000000"/>
-          <w:sz w:val="24"/>
-          <w:szCs w:val="24"/>
-          <w:lang w:val="en-US" w:eastAsia="ru-RU"/>
-        </w:rPr>
-        <w:t>]</w:t>
-      </w:r>
-    </w:p>
-    <w:p>
-      <w:pPr>
-        <w:pBdr>
-          <w:top w:val="single" w:sz="6" w:space="6" w:color="CCCCCC"/>
-          <w:left w:val="single" w:sz="6" w:space="6" w:color="CCCCCC"/>
-          <w:bottom w:val="single" w:sz="6" w:space="6" w:color="CCCCCC"/>
-          <w:right w:val="single" w:sz="6" w:space="6" w:color="CCCCCC"/>
-        </w:pBdr>
-        <w:shd w:val="clear" w:color="auto" w:fill="F8F8F8"/>
-        <w:tabs>
-          <w:tab w:val="left" w:pos="916"/>
-          <w:tab w:val="left" w:pos="1832"/>
-          <w:tab w:val="left" w:pos="2748"/>
-          <w:tab w:val="left" w:pos="3664"/>
-          <w:tab w:val="left" w:pos="4580"/>
-          <w:tab w:val="left" w:pos="5496"/>
-          <w:tab w:val="left" w:pos="6412"/>
-          <w:tab w:val="left" w:pos="7328"/>
-          <w:tab w:val="left" w:pos="8244"/>
-          <w:tab w:val="left" w:pos="9160"/>
-          <w:tab w:val="left" w:pos="10076"/>
-          <w:tab w:val="left" w:pos="10992"/>
-          <w:tab w:val="left" w:pos="11908"/>
-          <w:tab w:val="left" w:pos="12824"/>
-          <w:tab w:val="left" w:pos="13740"/>
-          <w:tab w:val="left" w:pos="14656"/>
-        </w:tabs>
-        <w:spacing w:after="0" w:line="360" w:lineRule="auto"/>
-        <w:jc w:val="both"/>
-        <w:rPr>
-          <w:rFonts w:ascii="Courier New" w:eastAsia="Times New Roman" w:hAnsi="Courier New" w:cs="Courier New"/>
-          <w:color w:val="000000"/>
-          <w:sz w:val="24"/>
-          <w:szCs w:val="24"/>
-          <w:lang w:val="en-US" w:eastAsia="ru-RU"/>
-        </w:rPr>
-      </w:pPr>
-      <w:proofErr w:type="spellStart"/>
-      <w:r>
-        <w:rPr>
-          <w:rFonts w:ascii="Courier New" w:eastAsia="Times New Roman" w:hAnsi="Courier New" w:cs="Courier New"/>
-          <w:color w:val="000000"/>
-          <w:sz w:val="24"/>
-          <w:szCs w:val="24"/>
-          <w:lang w:val="en-US" w:eastAsia="ru-RU"/>
-        </w:rPr>
-        <w:t>shaper_freq_x</w:t>
-      </w:r>
-      <w:proofErr w:type="spellEnd"/>
-      <w:r>
-        <w:rPr>
-          <w:rFonts w:ascii="Courier New" w:eastAsia="Times New Roman" w:hAnsi="Courier New" w:cs="Courier New"/>
-          <w:color w:val="000000"/>
-          <w:sz w:val="24"/>
-          <w:szCs w:val="24"/>
-          <w:lang w:val="en-US" w:eastAsia="ru-RU"/>
-        </w:rPr>
-        <w:t>: 79.2</w:t>
-      </w:r>
-    </w:p>
-    <w:p>
-      <w:pPr>
-        <w:pBdr>
-          <w:top w:val="single" w:sz="6" w:space="6" w:color="CCCCCC"/>
-          <w:left w:val="single" w:sz="6" w:space="6" w:color="CCCCCC"/>
-          <w:bottom w:val="single" w:sz="6" w:space="6" w:color="CCCCCC"/>
-          <w:right w:val="single" w:sz="6" w:space="6" w:color="CCCCCC"/>
-        </w:pBdr>
-        <w:shd w:val="clear" w:color="auto" w:fill="F8F8F8"/>
-        <w:tabs>
-          <w:tab w:val="left" w:pos="916"/>
-          <w:tab w:val="left" w:pos="1832"/>
-          <w:tab w:val="left" w:pos="2748"/>
-          <w:tab w:val="left" w:pos="3664"/>
-          <w:tab w:val="left" w:pos="4580"/>
-          <w:tab w:val="left" w:pos="5496"/>
-          <w:tab w:val="left" w:pos="6412"/>
-          <w:tab w:val="left" w:pos="7328"/>
-          <w:tab w:val="left" w:pos="8244"/>
-          <w:tab w:val="left" w:pos="9160"/>
-          <w:tab w:val="left" w:pos="10076"/>
-          <w:tab w:val="left" w:pos="10992"/>
-          <w:tab w:val="left" w:pos="11908"/>
-          <w:tab w:val="left" w:pos="12824"/>
-          <w:tab w:val="left" w:pos="13740"/>
-          <w:tab w:val="left" w:pos="14656"/>
-        </w:tabs>
-        <w:spacing w:after="0" w:line="360" w:lineRule="auto"/>
-        <w:jc w:val="both"/>
-        <w:rPr>
-          <w:rFonts w:ascii="Courier New" w:eastAsia="Times New Roman" w:hAnsi="Courier New" w:cs="Courier New"/>
-          <w:color w:val="000000"/>
-          <w:sz w:val="24"/>
-          <w:szCs w:val="24"/>
-          <w:lang w:val="en-US" w:eastAsia="ru-RU"/>
-        </w:rPr>
-      </w:pPr>
-      <w:proofErr w:type="spellStart"/>
-      <w:r>
-        <w:rPr>
-          <w:rFonts w:ascii="Courier New" w:eastAsia="Times New Roman" w:hAnsi="Courier New" w:cs="Courier New"/>
-          <w:color w:val="000000"/>
-          <w:sz w:val="24"/>
-          <w:szCs w:val="24"/>
-          <w:lang w:val="en-US" w:eastAsia="ru-RU"/>
-        </w:rPr>
-        <w:t>shaper_type_x</w:t>
-      </w:r>
-      <w:proofErr w:type="spellEnd"/>
-      <w:r>
-        <w:rPr>
-          <w:rFonts w:ascii="Courier New" w:eastAsia="Times New Roman" w:hAnsi="Courier New" w:cs="Courier New"/>
-          <w:color w:val="000000"/>
-          <w:sz w:val="24"/>
-          <w:szCs w:val="24"/>
-          <w:lang w:val="en-US" w:eastAsia="ru-RU"/>
-        </w:rPr>
-        <w:t xml:space="preserve">: </w:t>
-      </w:r>
-      <w:proofErr w:type="spellStart"/>
-      <w:r>
-        <w:rPr>
-          <w:rFonts w:ascii="Courier New" w:eastAsia="Times New Roman" w:hAnsi="Courier New" w:cs="Courier New"/>
-          <w:color w:val="000000"/>
-          <w:sz w:val="24"/>
-          <w:szCs w:val="24"/>
-          <w:lang w:val="en-US" w:eastAsia="ru-RU"/>
-        </w:rPr>
-        <w:t>mzv</w:t>
-      </w:r>
-      <w:proofErr w:type="spellEnd"/>
-    </w:p>
-    <w:p>
-      <w:pPr>
-        <w:pBdr>
-          <w:top w:val="single" w:sz="6" w:space="6" w:color="CCCCCC"/>
-          <w:left w:val="single" w:sz="6" w:space="6" w:color="CCCCCC"/>
-          <w:bottom w:val="single" w:sz="6" w:space="6" w:color="CCCCCC"/>
-          <w:right w:val="single" w:sz="6" w:space="6" w:color="CCCCCC"/>
-        </w:pBdr>
-        <w:shd w:val="clear" w:color="auto" w:fill="F8F8F8"/>
-        <w:tabs>
-          <w:tab w:val="left" w:pos="916"/>
-          <w:tab w:val="left" w:pos="1832"/>
-          <w:tab w:val="left" w:pos="2748"/>
-          <w:tab w:val="left" w:pos="3664"/>
-          <w:tab w:val="left" w:pos="4580"/>
-          <w:tab w:val="left" w:pos="5496"/>
-          <w:tab w:val="left" w:pos="6412"/>
-          <w:tab w:val="left" w:pos="7328"/>
-          <w:tab w:val="left" w:pos="8244"/>
-          <w:tab w:val="left" w:pos="9160"/>
-          <w:tab w:val="left" w:pos="10076"/>
-          <w:tab w:val="left" w:pos="10992"/>
-          <w:tab w:val="left" w:pos="11908"/>
-          <w:tab w:val="left" w:pos="12824"/>
-          <w:tab w:val="left" w:pos="13740"/>
-          <w:tab w:val="left" w:pos="14656"/>
-        </w:tabs>
-        <w:spacing w:after="0" w:line="360" w:lineRule="auto"/>
-        <w:jc w:val="both"/>
-        <w:rPr>
-          <w:rFonts w:ascii="Courier New" w:eastAsia="Times New Roman" w:hAnsi="Courier New" w:cs="Courier New"/>
-          <w:color w:val="000000"/>
-          <w:sz w:val="24"/>
-          <w:szCs w:val="24"/>
-          <w:lang w:val="en-US" w:eastAsia="ru-RU"/>
-        </w:rPr>
-      </w:pPr>
-      <w:proofErr w:type="spellStart"/>
-      <w:r>
-        <w:rPr>
-          <w:rFonts w:ascii="Courier New" w:eastAsia="Times New Roman" w:hAnsi="Courier New" w:cs="Courier New"/>
-          <w:color w:val="000000"/>
-          <w:sz w:val="24"/>
-          <w:szCs w:val="24"/>
-          <w:lang w:val="en-US" w:eastAsia="ru-RU"/>
-        </w:rPr>
-        <w:t>shaper_freq_y</w:t>
-      </w:r>
-      <w:proofErr w:type="spellEnd"/>
-      <w:r>
-        <w:rPr>
-          <w:rFonts w:ascii="Courier New" w:eastAsia="Times New Roman" w:hAnsi="Courier New" w:cs="Courier New"/>
-          <w:color w:val="000000"/>
-          <w:sz w:val="24"/>
-          <w:szCs w:val="24"/>
-          <w:lang w:val="en-US" w:eastAsia="ru-RU"/>
-        </w:rPr>
-        <w:t>: 34.6</w:t>
-      </w:r>
-    </w:p>
-    <w:p>
-      <w:pPr>
-        <w:pBdr>
-          <w:top w:val="single" w:sz="6" w:space="6" w:color="CCCCCC"/>
-          <w:left w:val="single" w:sz="6" w:space="6" w:color="CCCCCC"/>
-          <w:bottom w:val="single" w:sz="6" w:space="6" w:color="CCCCCC"/>
-          <w:right w:val="single" w:sz="6" w:space="6" w:color="CCCCCC"/>
-        </w:pBdr>
-        <w:shd w:val="clear" w:color="auto" w:fill="F8F8F8"/>
-        <w:tabs>
-          <w:tab w:val="left" w:pos="916"/>
-          <w:tab w:val="left" w:pos="1832"/>
-          <w:tab w:val="left" w:pos="2748"/>
-          <w:tab w:val="left" w:pos="3664"/>
-          <w:tab w:val="left" w:pos="4580"/>
-          <w:tab w:val="left" w:pos="5496"/>
-          <w:tab w:val="left" w:pos="6412"/>
-          <w:tab w:val="left" w:pos="7328"/>
-          <w:tab w:val="left" w:pos="8244"/>
-          <w:tab w:val="left" w:pos="9160"/>
-          <w:tab w:val="left" w:pos="10076"/>
-          <w:tab w:val="left" w:pos="10992"/>
-          <w:tab w:val="left" w:pos="11908"/>
-          <w:tab w:val="left" w:pos="12824"/>
-          <w:tab w:val="left" w:pos="13740"/>
-          <w:tab w:val="left" w:pos="14656"/>
-        </w:tabs>
-        <w:spacing w:after="0" w:line="360" w:lineRule="auto"/>
-        <w:jc w:val="both"/>
-        <w:rPr>
-          <w:rFonts w:ascii="Courier New" w:eastAsia="Times New Roman" w:hAnsi="Courier New" w:cs="Courier New"/>
-          <w:color w:val="000000"/>
-          <w:sz w:val="24"/>
-          <w:szCs w:val="24"/>
-          <w:lang w:val="en-US" w:eastAsia="ru-RU"/>
-        </w:rPr>
-      </w:pPr>
-      <w:proofErr w:type="spellStart"/>
-      <w:r>
-        <w:rPr>
-          <w:rFonts w:ascii="Courier New" w:eastAsia="Times New Roman" w:hAnsi="Courier New" w:cs="Courier New"/>
-          <w:color w:val="000000"/>
-          <w:sz w:val="24"/>
-          <w:szCs w:val="24"/>
-          <w:lang w:val="en-US" w:eastAsia="ru-RU"/>
-        </w:rPr>
-        <w:t>shaper_type_y</w:t>
-      </w:r>
-      <w:proofErr w:type="spellEnd"/>
-      <w:r>
-        <w:rPr>
-          <w:rFonts w:ascii="Courier New" w:eastAsia="Times New Roman" w:hAnsi="Courier New" w:cs="Courier New"/>
-          <w:color w:val="000000"/>
-          <w:sz w:val="24"/>
-          <w:szCs w:val="24"/>
-          <w:lang w:val="en-US" w:eastAsia="ru-RU"/>
-        </w:rPr>
-        <w:t xml:space="preserve">: </w:t>
-      </w:r>
-      <w:proofErr w:type="spellStart"/>
-      <w:r>
-        <w:rPr>
-          <w:rFonts w:ascii="Courier New" w:eastAsia="Times New Roman" w:hAnsi="Courier New" w:cs="Courier New"/>
-          <w:color w:val="000000"/>
-          <w:sz w:val="24"/>
-          <w:szCs w:val="24"/>
-          <w:lang w:val="en-US" w:eastAsia="ru-RU"/>
-        </w:rPr>
-        <w:t>mzv</w:t>
-      </w:r>
-      <w:proofErr w:type="spellEnd"/>
-    </w:p>
-    <w:p>
-      <w:pPr>
-        <w:pBdr>
-          <w:top w:val="single" w:sz="6" w:space="6" w:color="CCCCCC"/>
-          <w:left w:val="single" w:sz="6" w:space="6" w:color="CCCCCC"/>
-          <w:bottom w:val="single" w:sz="6" w:space="6" w:color="CCCCCC"/>
-          <w:right w:val="single" w:sz="6" w:space="6" w:color="CCCCCC"/>
-        </w:pBdr>
-        <w:shd w:val="clear" w:color="auto" w:fill="F8F8F8"/>
-        <w:tabs>
-          <w:tab w:val="left" w:pos="916"/>
-          <w:tab w:val="left" w:pos="1832"/>
-          <w:tab w:val="left" w:pos="2748"/>
-          <w:tab w:val="left" w:pos="3664"/>
-          <w:tab w:val="left" w:pos="4580"/>
-          <w:tab w:val="left" w:pos="5496"/>
-          <w:tab w:val="left" w:pos="6412"/>
-          <w:tab w:val="left" w:pos="7328"/>
-          <w:tab w:val="left" w:pos="8244"/>
-          <w:tab w:val="left" w:pos="9160"/>
-          <w:tab w:val="left" w:pos="10076"/>
-          <w:tab w:val="left" w:pos="10992"/>
-          <w:tab w:val="left" w:pos="11908"/>
-          <w:tab w:val="left" w:pos="12824"/>
-          <w:tab w:val="left" w:pos="13740"/>
-          <w:tab w:val="left" w:pos="14656"/>
-        </w:tabs>
-        <w:spacing w:after="0" w:line="360" w:lineRule="auto"/>
-        <w:jc w:val="both"/>
-        <w:rPr>
-          <w:rFonts w:ascii="Courier New" w:eastAsia="Times New Roman" w:hAnsi="Courier New" w:cs="Courier New"/>
-          <w:color w:val="000000"/>
-          <w:sz w:val="24"/>
-          <w:szCs w:val="24"/>
-          <w:lang w:val="en-US" w:eastAsia="ru-RU"/>
-        </w:rPr>
-      </w:pPr>
-    </w:p>
-    <w:p>
-      <w:pPr>
-        <w:pBdr>
-          <w:top w:val="single" w:sz="6" w:space="6" w:color="CCCCCC"/>
-          <w:left w:val="single" w:sz="6" w:space="6" w:color="CCCCCC"/>
-          <w:bottom w:val="single" w:sz="6" w:space="6" w:color="CCCCCC"/>
-          <w:right w:val="single" w:sz="6" w:space="6" w:color="CCCCCC"/>
-        </w:pBdr>
-        <w:shd w:val="clear" w:color="auto" w:fill="F8F8F8"/>
-        <w:tabs>
-          <w:tab w:val="left" w:pos="916"/>
-          <w:tab w:val="left" w:pos="1832"/>
-          <w:tab w:val="left" w:pos="2748"/>
-          <w:tab w:val="left" w:pos="3664"/>
-          <w:tab w:val="left" w:pos="4580"/>
-          <w:tab w:val="left" w:pos="5496"/>
-          <w:tab w:val="left" w:pos="6412"/>
-          <w:tab w:val="left" w:pos="7328"/>
-          <w:tab w:val="left" w:pos="8244"/>
-          <w:tab w:val="left" w:pos="9160"/>
-          <w:tab w:val="left" w:pos="10076"/>
-          <w:tab w:val="left" w:pos="10992"/>
-          <w:tab w:val="left" w:pos="11908"/>
-          <w:tab w:val="left" w:pos="12824"/>
-          <w:tab w:val="left" w:pos="13740"/>
-          <w:tab w:val="left" w:pos="14656"/>
-        </w:tabs>
-        <w:spacing w:after="0" w:line="360" w:lineRule="auto"/>
-        <w:jc w:val="both"/>
-        <w:rPr>
-          <w:rFonts w:ascii="Courier New" w:eastAsia="Times New Roman" w:hAnsi="Courier New" w:cs="Courier New"/>
-          <w:color w:val="000000"/>
-          <w:sz w:val="24"/>
-          <w:szCs w:val="24"/>
-          <w:lang w:val="en-US" w:eastAsia="ru-RU"/>
-        </w:rPr>
-      </w:pPr>
-      <w:r>
-        <w:rPr>
-          <w:rFonts w:ascii="Courier New" w:eastAsia="Times New Roman" w:hAnsi="Courier New" w:cs="Courier New"/>
-          <w:color w:val="000000"/>
-          <w:sz w:val="24"/>
-          <w:szCs w:val="24"/>
-          <w:lang w:val="en-US" w:eastAsia="ru-RU"/>
-        </w:rPr>
-        <w:t>[printer]</w:t>
-      </w:r>
-    </w:p>
-    <w:p>
-      <w:pPr>
-        <w:pBdr>
-          <w:top w:val="single" w:sz="6" w:space="6" w:color="CCCCCC"/>
-          <w:left w:val="single" w:sz="6" w:space="6" w:color="CCCCCC"/>
-          <w:bottom w:val="single" w:sz="6" w:space="6" w:color="CCCCCC"/>
-          <w:right w:val="single" w:sz="6" w:space="6" w:color="CCCCCC"/>
-        </w:pBdr>
-        <w:shd w:val="clear" w:color="auto" w:fill="F8F8F8"/>
-        <w:tabs>
-          <w:tab w:val="left" w:pos="916"/>
-          <w:tab w:val="left" w:pos="1832"/>
-          <w:tab w:val="left" w:pos="2748"/>
-          <w:tab w:val="left" w:pos="3664"/>
-          <w:tab w:val="left" w:pos="4580"/>
-          <w:tab w:val="left" w:pos="5496"/>
-          <w:tab w:val="left" w:pos="6412"/>
-          <w:tab w:val="left" w:pos="7328"/>
-          <w:tab w:val="left" w:pos="8244"/>
-          <w:tab w:val="left" w:pos="9160"/>
-          <w:tab w:val="left" w:pos="10076"/>
-          <w:tab w:val="left" w:pos="10992"/>
-          <w:tab w:val="left" w:pos="11908"/>
-          <w:tab w:val="left" w:pos="12824"/>
-          <w:tab w:val="left" w:pos="13740"/>
-          <w:tab w:val="left" w:pos="14656"/>
-        </w:tabs>
-        <w:spacing w:after="0" w:line="360" w:lineRule="auto"/>
-        <w:jc w:val="both"/>
-        <w:rPr>
-          <w:rFonts w:ascii="Courier New" w:eastAsia="Times New Roman" w:hAnsi="Courier New" w:cs="Courier New"/>
-          <w:color w:val="000000"/>
-          <w:sz w:val="24"/>
-          <w:szCs w:val="24"/>
-          <w:lang w:eastAsia="ru-RU"/>
-        </w:rPr>
-      </w:pPr>
-      <w:proofErr w:type="spellStart"/>
-      <w:r>
-        <w:rPr>
-          <w:rFonts w:ascii="Courier New" w:eastAsia="Times New Roman" w:hAnsi="Courier New" w:cs="Courier New"/>
-          <w:color w:val="000000"/>
-          <w:sz w:val="24"/>
-          <w:szCs w:val="24"/>
-          <w:lang w:eastAsia="ru-RU"/>
-        </w:rPr>
-        <w:t>max_accel</w:t>
-      </w:r>
-      <w:proofErr w:type="spellEnd"/>
-      <w:r>
-        <w:rPr>
-          <w:rFonts w:ascii="Courier New" w:eastAsia="Times New Roman" w:hAnsi="Courier New" w:cs="Courier New"/>
-          <w:color w:val="000000"/>
-          <w:sz w:val="24"/>
-          <w:szCs w:val="24"/>
-          <w:lang w:eastAsia="ru-RU"/>
-        </w:rPr>
-        <w:t>: 3000</w:t>
-      </w:r>
-    </w:p>
-    <w:p>
-      <w:pPr>
-        <w:spacing w:after="0" w:line="360" w:lineRule="auto"/>
-        <w:ind w:firstLine="709"/>
-        <w:jc w:val="both"/>
-        <w:rPr>
-          <w:rFonts w:ascii="Times New Roman" w:eastAsia="Times New Roman" w:hAnsi="Times New Roman" w:cs="Times New Roman"/>
-          <w:color w:val="000000"/>
-          <w:sz w:val="28"/>
-          <w:szCs w:val="28"/>
-          <w:lang w:eastAsia="ru-RU"/>
-        </w:rPr>
-      </w:pPr>
-      <w:r>
-        <w:rPr>
-          <w:rFonts w:ascii="Times New Roman" w:eastAsia="Times New Roman" w:hAnsi="Times New Roman" w:cs="Times New Roman"/>
-          <w:color w:val="000000"/>
-          <w:sz w:val="28"/>
-          <w:szCs w:val="28"/>
-          <w:lang w:eastAsia="ru-RU"/>
-        </w:rPr>
-        <w:t xml:space="preserve">После перезапуска </w:t>
-      </w:r>
-      <w:proofErr w:type="spellStart"/>
-      <w:r>
-        <w:rPr>
-          <w:rFonts w:ascii="Times New Roman" w:eastAsia="Times New Roman" w:hAnsi="Times New Roman" w:cs="Times New Roman"/>
-          <w:color w:val="000000"/>
-          <w:sz w:val="28"/>
-          <w:szCs w:val="28"/>
-          <w:lang w:eastAsia="ru-RU"/>
-        </w:rPr>
-        <w:t>Klipper</w:t>
-      </w:r>
-      <w:proofErr w:type="spellEnd"/>
-      <w:r>
-        <w:rPr>
-          <w:rFonts w:ascii="Times New Roman" w:eastAsia="Times New Roman" w:hAnsi="Times New Roman" w:cs="Times New Roman"/>
-          <w:color w:val="000000"/>
-          <w:sz w:val="28"/>
-          <w:szCs w:val="28"/>
-          <w:lang w:eastAsia="ru-RU"/>
-        </w:rPr>
-        <w:t xml:space="preserve"> выполнена пробная печать тестовой модели (куб с острыми углами). Визуальный контроль показал отсутствие характерных «звонов» на вертикальных стенках. Максимальное ускорение увеличено с 1500 мм/с² до 3000 мм/с² без потери качества.</w:t>
-      </w:r>
-    </w:p>
-    <w:p>
-      <w:pPr>
-        <w:spacing w:after="0" w:line="360" w:lineRule="auto"/>
-        <w:ind w:firstLine="709"/>
+        <w:jc w:val="center"/>
         <w:outlineLvl w:val="0"/>
         <w:rPr>
           <w:rFonts w:ascii="Times New Roman" w:eastAsia="Times New Roman" w:hAnsi="Times New Roman" w:cs="Times New Roman"/>
@@ -8853,7 +6603,7 @@
           <w:lang w:eastAsia="ru-RU"/>
         </w:rPr>
       </w:pPr>
-      <w:bookmarkStart w:id="11" w:name="_Toc226472988"/>
+      <w:bookmarkStart w:id="13" w:name="_Toc226472990"/>
       <w:r>
         <w:rPr>
           <w:rFonts w:ascii="Times New Roman" w:eastAsia="Times New Roman" w:hAnsi="Times New Roman" w:cs="Times New Roman"/>
@@ -8865,303 +6615,24 @@
           <w:szCs w:val="28"/>
           <w:lang w:eastAsia="ru-RU"/>
         </w:rPr>
-        <w:lastRenderedPageBreak/>
-        <w:t>4. Рекомендации</w:t>
-      </w:r>
-      <w:bookmarkEnd w:id="11"/>
-    </w:p>
-    <w:p>
-      <w:pPr>
-        <w:numPr>
-          <w:ilvl w:val="0"/>
-          <w:numId w:val="7"/>
-        </w:numPr>
-        <w:tabs>
-          <w:tab w:val="clear" w:pos="720"/>
-          <w:tab w:val="num" w:pos="1134"/>
-        </w:tabs>
-        <w:spacing w:after="0" w:line="360" w:lineRule="auto"/>
-        <w:ind w:left="0" w:firstLine="709"/>
-        <w:jc w:val="both"/>
-        <w:rPr>
-          <w:rFonts w:ascii="Times New Roman" w:eastAsia="Times New Roman" w:hAnsi="Times New Roman" w:cs="Times New Roman"/>
-          <w:color w:val="000000"/>
-          <w:sz w:val="28"/>
-          <w:szCs w:val="28"/>
-          <w:lang w:eastAsia="ru-RU"/>
-        </w:rPr>
-      </w:pPr>
-      <w:r>
-        <w:rPr>
-          <w:rFonts w:ascii="Times New Roman" w:eastAsia="Times New Roman" w:hAnsi="Times New Roman" w:cs="Times New Roman"/>
-          <w:color w:val="000000"/>
-          <w:sz w:val="28"/>
-          <w:szCs w:val="28"/>
-          <w:lang w:eastAsia="ru-RU"/>
-        </w:rPr>
-        <w:t>Повторять калибровку при любых механических изменениях принтера (замена ремней, регулировка натяжения, усиление рамы).</w:t>
-      </w:r>
-    </w:p>
-    <w:p>
-      <w:pPr>
-        <w:numPr>
-          <w:ilvl w:val="0"/>
-          <w:numId w:val="7"/>
-        </w:numPr>
-        <w:tabs>
-          <w:tab w:val="clear" w:pos="720"/>
-          <w:tab w:val="num" w:pos="1134"/>
-        </w:tabs>
-        <w:spacing w:after="0" w:line="360" w:lineRule="auto"/>
-        <w:ind w:left="0" w:firstLine="709"/>
-        <w:jc w:val="both"/>
-        <w:rPr>
-          <w:rFonts w:ascii="Times New Roman" w:eastAsia="Times New Roman" w:hAnsi="Times New Roman" w:cs="Times New Roman"/>
-          <w:color w:val="000000"/>
-          <w:sz w:val="28"/>
-          <w:szCs w:val="28"/>
-          <w:lang w:eastAsia="ru-RU"/>
-        </w:rPr>
-      </w:pPr>
-      <w:r>
-        <w:rPr>
-          <w:rFonts w:ascii="Times New Roman" w:eastAsia="Times New Roman" w:hAnsi="Times New Roman" w:cs="Times New Roman"/>
-          <w:color w:val="000000"/>
-          <w:sz w:val="28"/>
-          <w:szCs w:val="28"/>
-          <w:lang w:eastAsia="ru-RU"/>
-        </w:rPr>
-        <w:t>Для более точного результата закреплять акселерометр на печатающей голове жёстко, без люфтов.</w:t>
-      </w:r>
-    </w:p>
-    <w:p>
-      <w:pPr>
-        <w:spacing w:after="0" w:line="360" w:lineRule="auto"/>
-        <w:ind w:firstLine="709"/>
-        <w:outlineLvl w:val="0"/>
+        <w:t>БИБЛИОГРАФИЧЕСКИЙ С</w:t>
+      </w:r>
+      <w:bookmarkStart w:id="14" w:name="_Hlk226472441"/>
+      <w:r>
         <w:rPr>
           <w:rFonts w:ascii="Times New Roman" w:eastAsia="Times New Roman" w:hAnsi="Times New Roman" w:cs="Times New Roman"/>
           <w:b/>
           <w:bCs/>
-          <w:caps/>
           <w:color w:val="000000"/>
           <w:kern w:val="36"/>
           <w:sz w:val="28"/>
           <w:szCs w:val="28"/>
           <w:lang w:eastAsia="ru-RU"/>
         </w:rPr>
-      </w:pPr>
-      <w:bookmarkStart w:id="12" w:name="_Toc226472989"/>
-      <w:bookmarkStart w:id="13" w:name="_Hlk226472956"/>
-      <w:r>
-        <w:rPr>
-          <w:rFonts w:ascii="Times New Roman" w:eastAsia="Times New Roman" w:hAnsi="Times New Roman" w:cs="Times New Roman"/>
-          <w:b/>
-          <w:bCs/>
-          <w:color w:val="000000"/>
-          <w:kern w:val="36"/>
-          <w:sz w:val="28"/>
-          <w:szCs w:val="28"/>
-          <w:lang w:eastAsia="ru-RU"/>
-        </w:rPr>
-        <w:t>5. Результаты и выводы</w:t>
-      </w:r>
-      <w:bookmarkEnd w:id="12"/>
-    </w:p>
-    <w:bookmarkEnd w:id="13"/>
-    <w:p>
-      <w:pPr>
-        <w:spacing w:after="0" w:line="360" w:lineRule="auto"/>
-        <w:ind w:firstLine="709"/>
-        <w:jc w:val="both"/>
-        <w:rPr>
-          <w:rFonts w:ascii="Times New Roman" w:eastAsia="Times New Roman" w:hAnsi="Times New Roman" w:cs="Times New Roman"/>
-          <w:color w:val="000000"/>
-          <w:sz w:val="28"/>
-          <w:szCs w:val="28"/>
-          <w:lang w:eastAsia="ru-RU"/>
-        </w:rPr>
-      </w:pPr>
-      <w:r>
-        <w:rPr>
-          <w:rFonts w:ascii="Times New Roman" w:eastAsia="Times New Roman" w:hAnsi="Times New Roman" w:cs="Times New Roman"/>
-          <w:color w:val="000000"/>
-          <w:sz w:val="28"/>
-          <w:szCs w:val="28"/>
-          <w:lang w:eastAsia="ru-RU"/>
-        </w:rPr>
-        <w:t xml:space="preserve">В ходе выполнения работы достигнута поставленная цель: проведена калибровка метода </w:t>
-      </w:r>
-      <w:proofErr w:type="spellStart"/>
-      <w:r>
-        <w:rPr>
-          <w:rFonts w:ascii="Times New Roman" w:eastAsia="Times New Roman" w:hAnsi="Times New Roman" w:cs="Times New Roman"/>
-          <w:color w:val="000000"/>
-          <w:sz w:val="28"/>
-          <w:szCs w:val="28"/>
-          <w:lang w:eastAsia="ru-RU"/>
-        </w:rPr>
-        <w:t>Input</w:t>
-      </w:r>
-      <w:proofErr w:type="spellEnd"/>
-      <w:r>
-        <w:rPr>
-          <w:rFonts w:ascii="Times New Roman" w:eastAsia="Times New Roman" w:hAnsi="Times New Roman" w:cs="Times New Roman"/>
-          <w:color w:val="000000"/>
-          <w:sz w:val="28"/>
-          <w:szCs w:val="28"/>
-          <w:lang w:eastAsia="ru-RU"/>
-        </w:rPr>
-        <w:t xml:space="preserve"> </w:t>
-      </w:r>
-      <w:proofErr w:type="spellStart"/>
-      <w:r>
-        <w:rPr>
-          <w:rFonts w:ascii="Times New Roman" w:eastAsia="Times New Roman" w:hAnsi="Times New Roman" w:cs="Times New Roman"/>
-          <w:color w:val="000000"/>
-          <w:sz w:val="28"/>
-          <w:szCs w:val="28"/>
-          <w:lang w:eastAsia="ru-RU"/>
-        </w:rPr>
-        <w:t>Shaper</w:t>
-      </w:r>
-      <w:proofErr w:type="spellEnd"/>
-      <w:r>
-        <w:rPr>
-          <w:rFonts w:ascii="Times New Roman" w:eastAsia="Times New Roman" w:hAnsi="Times New Roman" w:cs="Times New Roman"/>
-          <w:color w:val="000000"/>
-          <w:sz w:val="28"/>
-          <w:szCs w:val="28"/>
-          <w:lang w:eastAsia="ru-RU"/>
-        </w:rPr>
-        <w:t xml:space="preserve"> для 3D-принтера под управлением </w:t>
-      </w:r>
-      <w:proofErr w:type="spellStart"/>
-      <w:r>
-        <w:rPr>
-          <w:rFonts w:ascii="Times New Roman" w:eastAsia="Times New Roman" w:hAnsi="Times New Roman" w:cs="Times New Roman"/>
-          <w:color w:val="000000"/>
-          <w:sz w:val="28"/>
-          <w:szCs w:val="28"/>
-          <w:lang w:eastAsia="ru-RU"/>
-        </w:rPr>
-        <w:t>Klipper</w:t>
-      </w:r>
-      <w:proofErr w:type="spellEnd"/>
-      <w:r>
-        <w:rPr>
-          <w:rFonts w:ascii="Times New Roman" w:eastAsia="Times New Roman" w:hAnsi="Times New Roman" w:cs="Times New Roman"/>
-          <w:color w:val="000000"/>
-          <w:sz w:val="28"/>
-          <w:szCs w:val="28"/>
-          <w:lang w:eastAsia="ru-RU"/>
-        </w:rPr>
-        <w:t xml:space="preserve"> с использованием акселерометра ADXL345, подключённого к Orange </w:t>
-      </w:r>
-      <w:proofErr w:type="spellStart"/>
-      <w:r>
-        <w:rPr>
-          <w:rFonts w:ascii="Times New Roman" w:eastAsia="Times New Roman" w:hAnsi="Times New Roman" w:cs="Times New Roman"/>
-          <w:color w:val="000000"/>
-          <w:sz w:val="28"/>
-          <w:szCs w:val="28"/>
-          <w:lang w:eastAsia="ru-RU"/>
-        </w:rPr>
-        <w:t>Pi</w:t>
-      </w:r>
-      <w:proofErr w:type="spellEnd"/>
-      <w:r>
-        <w:rPr>
-          <w:rFonts w:ascii="Times New Roman" w:eastAsia="Times New Roman" w:hAnsi="Times New Roman" w:cs="Times New Roman"/>
-          <w:color w:val="000000"/>
-          <w:sz w:val="28"/>
-          <w:szCs w:val="28"/>
-          <w:lang w:eastAsia="ru-RU"/>
-        </w:rPr>
-        <w:t xml:space="preserve">. Все этапы – от монтажа датчика до интеграции параметров </w:t>
-      </w:r>
-      <w:proofErr w:type="spellStart"/>
-      <w:r>
-        <w:rPr>
-          <w:rFonts w:ascii="Times New Roman" w:eastAsia="Times New Roman" w:hAnsi="Times New Roman" w:cs="Times New Roman"/>
-          <w:color w:val="000000"/>
-          <w:sz w:val="28"/>
-          <w:szCs w:val="28"/>
-          <w:lang w:eastAsia="ru-RU"/>
-        </w:rPr>
-        <w:t>в</w:t>
-      </w:r>
-      <w:r>
-        <w:rPr>
-          <w:rFonts w:ascii="Courier New" w:eastAsia="Times New Roman" w:hAnsi="Courier New" w:cs="Courier New"/>
-          <w:color w:val="000000"/>
-          <w:sz w:val="20"/>
-          <w:szCs w:val="20"/>
-          <w:bdr w:val="single" w:sz="6" w:space="6" w:color="CCCCCC" w:frame="1"/>
-          <w:shd w:val="clear" w:color="auto" w:fill="F8F8F8"/>
-          <w:lang w:eastAsia="ru-RU"/>
-        </w:rPr>
-        <w:t>printer.cfg</w:t>
-      </w:r>
-      <w:proofErr w:type="spellEnd"/>
-      <w:r>
-        <w:rPr>
-          <w:rFonts w:ascii="Times New Roman" w:eastAsia="Times New Roman" w:hAnsi="Times New Roman" w:cs="Times New Roman"/>
-          <w:color w:val="000000"/>
-          <w:sz w:val="28"/>
-          <w:szCs w:val="28"/>
-          <w:lang w:eastAsia="ru-RU"/>
-        </w:rPr>
-        <w:t>– выполнены успешно. Результаты калибровки позволили повысить максимальное ускорение до 3000 мм/с² и полностью устранить вибрационные артефакты на поверхности печатаемых деталей.</w:t>
-      </w:r>
-    </w:p>
-    <w:p>
-      <w:pPr>
-        <w:spacing w:after="0" w:line="360" w:lineRule="auto"/>
-        <w:jc w:val="center"/>
-        <w:outlineLvl w:val="0"/>
-        <w:rPr>
-          <w:rFonts w:ascii="Times New Roman" w:eastAsia="Times New Roman" w:hAnsi="Times New Roman" w:cs="Times New Roman"/>
-          <w:b/>
-          <w:bCs/>
-          <w:caps/>
-          <w:color w:val="000000"/>
-          <w:kern w:val="36"/>
-          <w:sz w:val="28"/>
-          <w:szCs w:val="28"/>
-          <w:lang w:eastAsia="ru-RU"/>
-        </w:rPr>
-      </w:pPr>
-      <w:bookmarkStart w:id="14" w:name="_Toc226472990"/>
-      <w:r>
-        <w:rPr>
-          <w:rFonts w:ascii="Times New Roman" w:eastAsia="Times New Roman" w:hAnsi="Times New Roman" w:cs="Times New Roman"/>
-          <w:b/>
-          <w:bCs/>
-          <w:color w:val="000000"/>
-          <w:kern w:val="36"/>
-          <w:sz w:val="28"/>
-          <w:szCs w:val="28"/>
-          <w:lang w:eastAsia="ru-RU"/>
-        </w:rPr>
-        <w:t>БИБЛИОГРАФИЧЕСКИЙ С</w:t>
-      </w:r>
-      <w:bookmarkStart w:id="15" w:name="_Hlk226472441"/>
-      <w:r>
-        <w:rPr>
-          <w:rFonts w:ascii="Times New Roman" w:eastAsia="Times New Roman" w:hAnsi="Times New Roman" w:cs="Times New Roman"/>
-          <w:b/>
-          <w:bCs/>
-          <w:color w:val="000000"/>
-          <w:kern w:val="36"/>
-          <w:sz w:val="28"/>
-          <w:szCs w:val="28"/>
-          <w:lang w:eastAsia="ru-RU"/>
-        </w:rPr>
         <w:t>ПИСОК</w:t>
       </w:r>
+      <w:bookmarkEnd w:id="13"/>
       <w:bookmarkEnd w:id="14"/>
-      <w:bookmarkEnd w:id="15"/>
     </w:p>
     <w:p>
       <w:pPr>
@@ -9180,7 +6651,6 @@
           <w:lang w:val="en-US" w:eastAsia="ru-RU"/>
         </w:rPr>
       </w:pPr>
-      <w:proofErr w:type="spellStart"/>
       <w:r>
         <w:rPr>
           <w:rFonts w:ascii="Times New Roman" w:eastAsia="Times New Roman" w:hAnsi="Times New Roman" w:cs="Times New Roman"/>
@@ -9189,18 +6659,7 @@
           <w:szCs w:val="28"/>
           <w:lang w:val="en-US" w:eastAsia="ru-RU"/>
         </w:rPr>
-        <w:t>Klipper</w:t>
-      </w:r>
-      <w:proofErr w:type="spellEnd"/>
-      <w:r>
-        <w:rPr>
-          <w:rFonts w:ascii="Times New Roman" w:eastAsia="Times New Roman" w:hAnsi="Times New Roman" w:cs="Times New Roman"/>
-          <w:color w:val="000000"/>
-          <w:sz w:val="28"/>
-          <w:szCs w:val="28"/>
-          <w:lang w:val="en-US" w:eastAsia="ru-RU"/>
-        </w:rPr>
-        <w:t xml:space="preserve"> Documentation. Resonance Compensation. – URL: https://www.klipper3d.org/Resonance_Compensation.html (</w:t>
+        <w:t>Klipper Documentation. Resonance Compensation. – URL: https://www.klipper3d.org/Resonance_Compensation.html (</w:t>
       </w:r>
       <w:r>
         <w:rPr>
@@ -9268,6 +6727,7 @@
           <w:szCs w:val="28"/>
           <w:lang w:val="en-US" w:eastAsia="ru-RU"/>
         </w:rPr>
+        <w:lastRenderedPageBreak/>
         <w:t>ADXL345 Datasheet. Analog Devices. – URL: https://www.analog.com/media/en/technical-documentation/data-sheets/ADXL345.pdf (</w:t>
       </w:r>
       <w:r>
@@ -9396,7 +6856,7 @@
           <w:lang w:eastAsia="ru-RU"/>
         </w:rPr>
       </w:pPr>
-      <w:bookmarkStart w:id="16" w:name="_Toc226472991"/>
+      <w:bookmarkStart w:id="15" w:name="_Toc226472991"/>
       <w:r>
         <w:rPr>
           <w:rFonts w:ascii="Times New Roman" w:eastAsia="Times New Roman" w:hAnsi="Times New Roman" w:cs="Times New Roman"/>
@@ -9436,7 +6896,7 @@
         </w:rPr>
         <w:t>Я ОБ АВТОРАХ</w:t>
       </w:r>
-      <w:bookmarkEnd w:id="16"/>
+      <w:bookmarkEnd w:id="15"/>
     </w:p>
     <w:p>
       <w:pPr>
@@ -9469,25 +6929,21 @@
       <w:r>
         <w:t xml:space="preserve">: </w:t>
       </w:r>
-      <w:proofErr w:type="spellStart"/>
       <w:r>
         <w:rPr>
           <w:lang w:val="en-US"/>
         </w:rPr>
         <w:t>romanbog</w:t>
       </w:r>
-      <w:proofErr w:type="spellEnd"/>
       <w:r>
         <w:t>2002@</w:t>
       </w:r>
-      <w:proofErr w:type="spellStart"/>
       <w:r>
         <w:rPr>
           <w:lang w:val="en-US"/>
         </w:rPr>
         <w:t>gmail</w:t>
       </w:r>
-      <w:proofErr w:type="spellEnd"/>
       <w:r>
         <w:t>.</w:t>
       </w:r>
